--- a/unterlagen/documentation_m210.docx
+++ b/unterlagen/documentation_m210.docx
@@ -2071,13 +2071,7 @@
         <w:rPr>
           <w:b/>
         </w:rPr>
-        <w:t>T</w:t>
-      </w:r>
-      <w:r>
-        <w:rPr>
-          <w:b/>
-        </w:rPr>
-        <w:t>erraform</w:t>
+        <w:t>Terraform</w:t>
       </w:r>
       <w:r>
         <w:t xml:space="preserve"> ist </w:t>
@@ -8841,8 +8835,858 @@
     </w:p>
     <w:p>
       <w:pPr>
-        <w:rPr>
-          <w:lang w:val="de-CH"/>
+        <w:spacing w:after="200" w:line="276" w:lineRule="auto"/>
+        <w:rPr>
+          <w:lang w:val="de-CH"/>
+        </w:rPr>
+      </w:pPr>
+      <w:r>
+        <w:rPr>
+          <w:lang w:val="de-CH"/>
+        </w:rPr>
+        <w:br w:type="page"/>
+      </w:r>
+    </w:p>
+    <w:p>
+      <w:pPr>
+        <w:pStyle w:val="berschrift1"/>
+        <w:rPr>
+          <w:lang w:val="de-CH"/>
+        </w:rPr>
+      </w:pPr>
+      <w:proofErr w:type="spellStart"/>
+      <w:r>
+        <w:rPr>
+          <w:lang w:val="de-CH"/>
+        </w:rPr>
+        <w:lastRenderedPageBreak/>
+        <w:t>OpenShift</w:t>
+      </w:r>
+      <w:proofErr w:type="spellEnd"/>
+    </w:p>
+    <w:tbl>
+      <w:tblPr>
+        <w:tblStyle w:val="Gitternetztabelle2"/>
+        <w:tblW w:w="0" w:type="auto"/>
+        <w:tblLook w:val="04A0" w:firstRow="1" w:lastRow="0" w:firstColumn="1" w:lastColumn="0" w:noHBand="0" w:noVBand="1"/>
+      </w:tblPr>
+      <w:tblGrid>
+        <w:gridCol w:w="2566"/>
+        <w:gridCol w:w="3662"/>
+        <w:gridCol w:w="2842"/>
+      </w:tblGrid>
+      <w:tr>
+        <w:trPr>
+          <w:cnfStyle w:val="100000000000" w:firstRow="1" w:lastRow="0" w:firstColumn="0" w:lastColumn="0" w:oddVBand="0" w:evenVBand="0" w:oddHBand="0" w:evenHBand="0" w:firstRowFirstColumn="0" w:firstRowLastColumn="0" w:lastRowFirstColumn="0" w:lastRowLastColumn="0"/>
+        </w:trPr>
+        <w:tc>
+          <w:tcPr>
+            <w:cnfStyle w:val="001000000000" w:firstRow="0" w:lastRow="0" w:firstColumn="1" w:lastColumn="0" w:oddVBand="0" w:evenVBand="0" w:oddHBand="0" w:evenHBand="0" w:firstRowFirstColumn="0" w:firstRowLastColumn="0" w:lastRowFirstColumn="0" w:lastRowLastColumn="0"/>
+            <w:tcW w:w="0" w:type="auto"/>
+            <w:hideMark/>
+          </w:tcPr>
+          <w:p>
+            <w:pPr>
+              <w:rPr>
+                <w:lang w:val="de-CH"/>
+              </w:rPr>
+            </w:pPr>
+            <w:r>
+              <w:rPr>
+                <w:lang w:val="de-CH"/>
+              </w:rPr>
+              <w:t>Befehl</w:t>
+            </w:r>
+          </w:p>
+        </w:tc>
+        <w:tc>
+          <w:tcPr>
+            <w:tcW w:w="0" w:type="auto"/>
+            <w:hideMark/>
+          </w:tcPr>
+          <w:p>
+            <w:pPr>
+              <w:cnfStyle w:val="100000000000" w:firstRow="1" w:lastRow="0" w:firstColumn="0" w:lastColumn="0" w:oddVBand="0" w:evenVBand="0" w:oddHBand="0" w:evenHBand="0" w:firstRowFirstColumn="0" w:firstRowLastColumn="0" w:lastRowFirstColumn="0" w:lastRowLastColumn="0"/>
+              <w:rPr>
+                <w:lang w:val="de-CH"/>
+              </w:rPr>
+            </w:pPr>
+            <w:r>
+              <w:rPr>
+                <w:lang w:val="de-CH"/>
+              </w:rPr>
+              <w:t xml:space="preserve">Was er </w:t>
+            </w:r>
+            <w:proofErr w:type="gramStart"/>
+            <w:r>
+              <w:rPr>
+                <w:lang w:val="de-CH"/>
+              </w:rPr>
+              <w:t>macht</w:t>
+            </w:r>
+            <w:proofErr w:type="gramEnd"/>
+          </w:p>
+        </w:tc>
+        <w:tc>
+          <w:tcPr>
+            <w:tcW w:w="0" w:type="auto"/>
+            <w:hideMark/>
+          </w:tcPr>
+          <w:p>
+            <w:pPr>
+              <w:cnfStyle w:val="100000000000" w:firstRow="1" w:lastRow="0" w:firstColumn="0" w:lastColumn="0" w:oddVBand="0" w:evenVBand="0" w:oddHBand="0" w:evenHBand="0" w:firstRowFirstColumn="0" w:firstRowLastColumn="0" w:lastRowFirstColumn="0" w:lastRowLastColumn="0"/>
+              <w:rPr>
+                <w:lang w:val="de-CH"/>
+              </w:rPr>
+            </w:pPr>
+            <w:r>
+              <w:rPr>
+                <w:lang w:val="de-CH"/>
+              </w:rPr>
+              <w:t>Warum wichtig?</w:t>
+            </w:r>
+          </w:p>
+        </w:tc>
+      </w:tr>
+      <w:tr>
+        <w:trPr>
+          <w:cnfStyle w:val="000000100000" w:firstRow="0" w:lastRow="0" w:firstColumn="0" w:lastColumn="0" w:oddVBand="0" w:evenVBand="0" w:oddHBand="1" w:evenHBand="0" w:firstRowFirstColumn="0" w:firstRowLastColumn="0" w:lastRowFirstColumn="0" w:lastRowLastColumn="0"/>
+        </w:trPr>
+        <w:tc>
+          <w:tcPr>
+            <w:cnfStyle w:val="001000000000" w:firstRow="0" w:lastRow="0" w:firstColumn="1" w:lastColumn="0" w:oddVBand="0" w:evenVBand="0" w:oddHBand="0" w:evenHBand="0" w:firstRowFirstColumn="0" w:firstRowLastColumn="0" w:lastRowFirstColumn="0" w:lastRowLastColumn="0"/>
+            <w:tcW w:w="0" w:type="auto"/>
+            <w:hideMark/>
+          </w:tcPr>
+          <w:p>
+            <w:pPr>
+              <w:rPr>
+                <w:lang w:val="de-CH"/>
+              </w:rPr>
+            </w:pPr>
+            <w:proofErr w:type="spellStart"/>
+            <w:r>
+              <w:rPr>
+                <w:lang w:val="de-CH"/>
+              </w:rPr>
+              <w:t>oc</w:t>
+            </w:r>
+            <w:proofErr w:type="spellEnd"/>
+            <w:r>
+              <w:rPr>
+                <w:lang w:val="de-CH"/>
+              </w:rPr>
+              <w:t xml:space="preserve"> </w:t>
+            </w:r>
+            <w:proofErr w:type="spellStart"/>
+            <w:r>
+              <w:rPr>
+                <w:lang w:val="de-CH"/>
+              </w:rPr>
+              <w:t>new</w:t>
+            </w:r>
+            <w:proofErr w:type="spellEnd"/>
+            <w:r>
+              <w:rPr>
+                <w:lang w:val="de-CH"/>
+              </w:rPr>
+              <w:t>-project &lt;</w:t>
+            </w:r>
+            <w:proofErr w:type="spellStart"/>
+            <w:r>
+              <w:rPr>
+                <w:lang w:val="de-CH"/>
+              </w:rPr>
+              <w:t>name</w:t>
+            </w:r>
+            <w:proofErr w:type="spellEnd"/>
+            <w:r>
+              <w:rPr>
+                <w:lang w:val="de-CH"/>
+              </w:rPr>
+              <w:t>&gt;</w:t>
+            </w:r>
+          </w:p>
+        </w:tc>
+        <w:tc>
+          <w:tcPr>
+            <w:tcW w:w="0" w:type="auto"/>
+            <w:hideMark/>
+          </w:tcPr>
+          <w:p>
+            <w:pPr>
+              <w:cnfStyle w:val="000000100000" w:firstRow="0" w:lastRow="0" w:firstColumn="0" w:lastColumn="0" w:oddVBand="0" w:evenVBand="0" w:oddHBand="1" w:evenHBand="0" w:firstRowFirstColumn="0" w:firstRowLastColumn="0" w:lastRowFirstColumn="0" w:lastRowLastColumn="0"/>
+              <w:rPr>
+                <w:lang w:val="de-CH"/>
+              </w:rPr>
+            </w:pPr>
+            <w:r>
+              <w:rPr>
+                <w:lang w:val="de-CH"/>
+              </w:rPr>
+              <w:t>Erstellt eine isolierte Umgebung (Namespace).</w:t>
+            </w:r>
+          </w:p>
+        </w:tc>
+        <w:tc>
+          <w:tcPr>
+            <w:tcW w:w="0" w:type="auto"/>
+            <w:hideMark/>
+          </w:tcPr>
+          <w:p>
+            <w:pPr>
+              <w:cnfStyle w:val="000000100000" w:firstRow="0" w:lastRow="0" w:firstColumn="0" w:lastColumn="0" w:oddVBand="0" w:evenVBand="0" w:oddHBand="1" w:evenHBand="0" w:firstRowFirstColumn="0" w:firstRowLastColumn="0" w:lastRowFirstColumn="0" w:lastRowLastColumn="0"/>
+              <w:rPr>
+                <w:lang w:val="de-CH"/>
+              </w:rPr>
+            </w:pPr>
+            <w:r>
+              <w:rPr>
+                <w:lang w:val="de-CH"/>
+              </w:rPr>
+              <w:t>Ordnung im Cluster.</w:t>
+            </w:r>
+          </w:p>
+        </w:tc>
+      </w:tr>
+      <w:tr>
+        <w:tc>
+          <w:tcPr>
+            <w:cnfStyle w:val="001000000000" w:firstRow="0" w:lastRow="0" w:firstColumn="1" w:lastColumn="0" w:oddVBand="0" w:evenVBand="0" w:oddHBand="0" w:evenHBand="0" w:firstRowFirstColumn="0" w:firstRowLastColumn="0" w:lastRowFirstColumn="0" w:lastRowLastColumn="0"/>
+            <w:tcW w:w="0" w:type="auto"/>
+            <w:hideMark/>
+          </w:tcPr>
+          <w:p>
+            <w:pPr>
+              <w:rPr>
+                <w:lang w:val="en-US"/>
+              </w:rPr>
+            </w:pPr>
+            <w:proofErr w:type="spellStart"/>
+            <w:r>
+              <w:rPr>
+                <w:lang w:val="en-US"/>
+              </w:rPr>
+              <w:t>oc</w:t>
+            </w:r>
+            <w:proofErr w:type="spellEnd"/>
+            <w:r>
+              <w:rPr>
+                <w:lang w:val="en-US"/>
+              </w:rPr>
+              <w:t xml:space="preserve"> </w:t>
+            </w:r>
+            <w:proofErr w:type="gramStart"/>
+            <w:r>
+              <w:rPr>
+                <w:lang w:val="en-US"/>
+              </w:rPr>
+              <w:t>new-build</w:t>
+            </w:r>
+            <w:proofErr w:type="gramEnd"/>
+            <w:r>
+              <w:rPr>
+                <w:lang w:val="en-US"/>
+              </w:rPr>
+              <w:t xml:space="preserve"> </w:t>
+            </w:r>
+            <w:r>
+              <w:rPr>
+                <w:lang w:val="en-US"/>
+              </w:rPr>
+              <w:t>nginx~</w:t>
+            </w:r>
+            <w:r>
+              <w:rPr>
+                <w:lang w:val="en-US"/>
+              </w:rPr>
+              <w:t>&lt;</w:t>
+            </w:r>
+            <w:proofErr w:type="spellStart"/>
+            <w:r>
+              <w:rPr>
+                <w:lang w:val="en-US"/>
+              </w:rPr>
+              <w:t>url</w:t>
+            </w:r>
+            <w:proofErr w:type="spellEnd"/>
+            <w:r>
+              <w:rPr>
+                <w:lang w:val="en-US"/>
+              </w:rPr>
+              <w:t>&gt;</w:t>
+            </w:r>
+          </w:p>
+        </w:tc>
+        <w:tc>
+          <w:tcPr>
+            <w:tcW w:w="0" w:type="auto"/>
+            <w:hideMark/>
+          </w:tcPr>
+          <w:p>
+            <w:pPr>
+              <w:cnfStyle w:val="000000000000" w:firstRow="0" w:lastRow="0" w:firstColumn="0" w:lastColumn="0" w:oddVBand="0" w:evenVBand="0" w:oddHBand="0" w:evenHBand="0" w:firstRowFirstColumn="0" w:firstRowLastColumn="0" w:lastRowFirstColumn="0" w:lastRowLastColumn="0"/>
+              <w:rPr>
+                <w:lang w:val="de-CH"/>
+              </w:rPr>
+            </w:pPr>
+            <w:r>
+              <w:rPr>
+                <w:lang w:val="de-CH"/>
+              </w:rPr>
+              <w:t xml:space="preserve">Verknüpft dein GitHub-Repo mit </w:t>
+            </w:r>
+            <w:proofErr w:type="spellStart"/>
+            <w:r>
+              <w:rPr>
+                <w:lang w:val="de-CH"/>
+              </w:rPr>
+              <w:t>OpenShift</w:t>
+            </w:r>
+            <w:proofErr w:type="spellEnd"/>
+            <w:r>
+              <w:rPr>
+                <w:lang w:val="de-CH"/>
+              </w:rPr>
+              <w:t>.</w:t>
+            </w:r>
+          </w:p>
+        </w:tc>
+        <w:tc>
+          <w:tcPr>
+            <w:tcW w:w="0" w:type="auto"/>
+            <w:hideMark/>
+          </w:tcPr>
+          <w:p>
+            <w:pPr>
+              <w:cnfStyle w:val="000000000000" w:firstRow="0" w:lastRow="0" w:firstColumn="0" w:lastColumn="0" w:oddVBand="0" w:evenVBand="0" w:oddHBand="0" w:evenHBand="0" w:firstRowFirstColumn="0" w:firstRowLastColumn="0" w:lastRowFirstColumn="0" w:lastRowLastColumn="0"/>
+              <w:rPr>
+                <w:lang w:val="de-CH"/>
+              </w:rPr>
+            </w:pPr>
+            <w:proofErr w:type="spellStart"/>
+            <w:r>
+              <w:rPr>
+                <w:lang w:val="de-CH"/>
+              </w:rPr>
+              <w:t>OpenShift</w:t>
+            </w:r>
+            <w:proofErr w:type="spellEnd"/>
+            <w:r>
+              <w:rPr>
+                <w:lang w:val="de-CH"/>
+              </w:rPr>
+              <w:t xml:space="preserve"> liest dein </w:t>
+            </w:r>
+            <w:proofErr w:type="spellStart"/>
+            <w:r>
+              <w:rPr>
+                <w:lang w:val="de-CH"/>
+              </w:rPr>
+              <w:t>Dockerfile</w:t>
+            </w:r>
+            <w:proofErr w:type="spellEnd"/>
+            <w:r>
+              <w:rPr>
+                <w:lang w:val="de-CH"/>
+              </w:rPr>
+              <w:t xml:space="preserve"> direkt aus GitHub.</w:t>
+            </w:r>
+          </w:p>
+        </w:tc>
+      </w:tr>
+      <w:tr>
+        <w:trPr>
+          <w:cnfStyle w:val="000000100000" w:firstRow="0" w:lastRow="0" w:firstColumn="0" w:lastColumn="0" w:oddVBand="0" w:evenVBand="0" w:oddHBand="1" w:evenHBand="0" w:firstRowFirstColumn="0" w:firstRowLastColumn="0" w:lastRowFirstColumn="0" w:lastRowLastColumn="0"/>
+        </w:trPr>
+        <w:tc>
+          <w:tcPr>
+            <w:cnfStyle w:val="001000000000" w:firstRow="0" w:lastRow="0" w:firstColumn="1" w:lastColumn="0" w:oddVBand="0" w:evenVBand="0" w:oddHBand="0" w:evenHBand="0" w:firstRowFirstColumn="0" w:firstRowLastColumn="0" w:lastRowFirstColumn="0" w:lastRowLastColumn="0"/>
+            <w:tcW w:w="0" w:type="auto"/>
+            <w:hideMark/>
+          </w:tcPr>
+          <w:p>
+            <w:pPr>
+              <w:rPr>
+                <w:lang w:val="en-US"/>
+              </w:rPr>
+            </w:pPr>
+            <w:proofErr w:type="spellStart"/>
+            <w:r>
+              <w:rPr>
+                <w:lang w:val="en-US"/>
+              </w:rPr>
+              <w:t>oc</w:t>
+            </w:r>
+            <w:proofErr w:type="spellEnd"/>
+            <w:r>
+              <w:rPr>
+                <w:lang w:val="en-US"/>
+              </w:rPr>
+              <w:t xml:space="preserve"> start-build &lt;name&gt; --follow</w:t>
+            </w:r>
+          </w:p>
+        </w:tc>
+        <w:tc>
+          <w:tcPr>
+            <w:tcW w:w="0" w:type="auto"/>
+            <w:hideMark/>
+          </w:tcPr>
+          <w:p>
+            <w:pPr>
+              <w:cnfStyle w:val="000000100000" w:firstRow="0" w:lastRow="0" w:firstColumn="0" w:lastColumn="0" w:oddVBand="0" w:evenVBand="0" w:oddHBand="1" w:evenHBand="0" w:firstRowFirstColumn="0" w:firstRowLastColumn="0" w:lastRowFirstColumn="0" w:lastRowLastColumn="0"/>
+              <w:rPr>
+                <w:lang w:val="de-CH"/>
+              </w:rPr>
+            </w:pPr>
+            <w:r>
+              <w:rPr>
+                <w:lang w:val="de-CH"/>
+              </w:rPr>
+              <w:t>Startet den Bauprozess manuell und zeigt Live-Logs.</w:t>
+            </w:r>
+          </w:p>
+        </w:tc>
+        <w:tc>
+          <w:tcPr>
+            <w:tcW w:w="0" w:type="auto"/>
+            <w:hideMark/>
+          </w:tcPr>
+          <w:p>
+            <w:pPr>
+              <w:cnfStyle w:val="000000100000" w:firstRow="0" w:lastRow="0" w:firstColumn="0" w:lastColumn="0" w:oddVBand="0" w:evenVBand="0" w:oddHBand="1" w:evenHBand="0" w:firstRowFirstColumn="0" w:firstRowLastColumn="0" w:lastRowFirstColumn="0" w:lastRowLastColumn="0"/>
+              <w:rPr>
+                <w:lang w:val="de-CH"/>
+              </w:rPr>
+            </w:pPr>
+            <w:r>
+              <w:rPr>
+                <w:lang w:val="de-CH"/>
+              </w:rPr>
+              <w:t xml:space="preserve">Fehler im </w:t>
+            </w:r>
+            <w:proofErr w:type="spellStart"/>
+            <w:r>
+              <w:rPr>
+                <w:lang w:val="de-CH"/>
+              </w:rPr>
+              <w:t>Dockerfile</w:t>
+            </w:r>
+            <w:proofErr w:type="spellEnd"/>
+            <w:r>
+              <w:rPr>
+                <w:lang w:val="de-CH"/>
+              </w:rPr>
+              <w:t xml:space="preserve"> werden hier sichtbar.</w:t>
+            </w:r>
+          </w:p>
+        </w:tc>
+      </w:tr>
+      <w:tr>
+        <w:tc>
+          <w:tcPr>
+            <w:cnfStyle w:val="001000000000" w:firstRow="0" w:lastRow="0" w:firstColumn="1" w:lastColumn="0" w:oddVBand="0" w:evenVBand="0" w:oddHBand="0" w:evenHBand="0" w:firstRowFirstColumn="0" w:firstRowLastColumn="0" w:lastRowFirstColumn="0" w:lastRowLastColumn="0"/>
+            <w:tcW w:w="0" w:type="auto"/>
+            <w:hideMark/>
+          </w:tcPr>
+          <w:p>
+            <w:pPr>
+              <w:rPr>
+                <w:lang w:val="en-US"/>
+              </w:rPr>
+            </w:pPr>
+            <w:proofErr w:type="spellStart"/>
+            <w:r>
+              <w:rPr>
+                <w:lang w:val="en-US"/>
+              </w:rPr>
+              <w:t>oc</w:t>
+            </w:r>
+            <w:proofErr w:type="spellEnd"/>
+            <w:r>
+              <w:rPr>
+                <w:lang w:val="en-US"/>
+              </w:rPr>
+              <w:t xml:space="preserve"> </w:t>
+            </w:r>
+            <w:proofErr w:type="gramStart"/>
+            <w:r>
+              <w:rPr>
+                <w:lang w:val="en-US"/>
+              </w:rPr>
+              <w:t>new-app</w:t>
+            </w:r>
+            <w:proofErr w:type="gramEnd"/>
+            <w:r>
+              <w:rPr>
+                <w:lang w:val="en-US"/>
+              </w:rPr>
+              <w:t xml:space="preserve"> &lt;name</w:t>
+            </w:r>
+            <w:proofErr w:type="gramStart"/>
+            <w:r>
+              <w:rPr>
+                <w:lang w:val="en-US"/>
+              </w:rPr>
+              <w:t>&gt;:latest</w:t>
+            </w:r>
+            <w:proofErr w:type="gramEnd"/>
+          </w:p>
+        </w:tc>
+        <w:tc>
+          <w:tcPr>
+            <w:tcW w:w="0" w:type="auto"/>
+            <w:hideMark/>
+          </w:tcPr>
+          <w:p>
+            <w:pPr>
+              <w:cnfStyle w:val="000000000000" w:firstRow="0" w:lastRow="0" w:firstColumn="0" w:lastColumn="0" w:oddVBand="0" w:evenVBand="0" w:oddHBand="0" w:evenHBand="0" w:firstRowFirstColumn="0" w:firstRowLastColumn="0" w:lastRowFirstColumn="0" w:lastRowLastColumn="0"/>
+              <w:rPr>
+                <w:lang w:val="de-CH"/>
+              </w:rPr>
+            </w:pPr>
+            <w:r>
+              <w:rPr>
+                <w:lang w:val="de-CH"/>
+              </w:rPr>
+              <w:t>Erstellt Deployment und Pods basierend auf dem gebauten Image.</w:t>
+            </w:r>
+          </w:p>
+        </w:tc>
+        <w:tc>
+          <w:tcPr>
+            <w:tcW w:w="0" w:type="auto"/>
+            <w:hideMark/>
+          </w:tcPr>
+          <w:p>
+            <w:pPr>
+              <w:cnfStyle w:val="000000000000" w:firstRow="0" w:lastRow="0" w:firstColumn="0" w:lastColumn="0" w:oddVBand="0" w:evenVBand="0" w:oddHBand="0" w:evenHBand="0" w:firstRowFirstColumn="0" w:firstRowLastColumn="0" w:lastRowFirstColumn="0" w:lastRowLastColumn="0"/>
+              <w:rPr>
+                <w:lang w:val="de-CH"/>
+              </w:rPr>
+            </w:pPr>
+            <w:r>
+              <w:rPr>
+                <w:lang w:val="de-CH"/>
+              </w:rPr>
+              <w:t>Erweckt deine App zum Leben.</w:t>
+            </w:r>
+          </w:p>
+        </w:tc>
+      </w:tr>
+      <w:tr>
+        <w:trPr>
+          <w:cnfStyle w:val="000000100000" w:firstRow="0" w:lastRow="0" w:firstColumn="0" w:lastColumn="0" w:oddVBand="0" w:evenVBand="0" w:oddHBand="1" w:evenHBand="0" w:firstRowFirstColumn="0" w:firstRowLastColumn="0" w:lastRowFirstColumn="0" w:lastRowLastColumn="0"/>
+        </w:trPr>
+        <w:tc>
+          <w:tcPr>
+            <w:cnfStyle w:val="001000000000" w:firstRow="0" w:lastRow="0" w:firstColumn="1" w:lastColumn="0" w:oddVBand="0" w:evenVBand="0" w:oddHBand="0" w:evenHBand="0" w:firstRowFirstColumn="0" w:firstRowLastColumn="0" w:lastRowFirstColumn="0" w:lastRowLastColumn="0"/>
+            <w:tcW w:w="0" w:type="auto"/>
+            <w:hideMark/>
+          </w:tcPr>
+          <w:p>
+            <w:pPr>
+              <w:rPr>
+                <w:lang w:val="fr-CH"/>
+              </w:rPr>
+            </w:pPr>
+            <w:proofErr w:type="gramStart"/>
+            <w:r>
+              <w:rPr>
+                <w:lang w:val="fr-CH"/>
+              </w:rPr>
+              <w:t>oc</w:t>
+            </w:r>
+            <w:proofErr w:type="gramEnd"/>
+            <w:r>
+              <w:rPr>
+                <w:lang w:val="fr-CH"/>
+              </w:rPr>
+              <w:t xml:space="preserve"> expose </w:t>
+            </w:r>
+            <w:proofErr w:type="spellStart"/>
+            <w:r>
+              <w:rPr>
+                <w:lang w:val="fr-CH"/>
+              </w:rPr>
+              <w:t>svc</w:t>
+            </w:r>
+            <w:proofErr w:type="spellEnd"/>
+            <w:r>
+              <w:rPr>
+                <w:lang w:val="fr-CH"/>
+              </w:rPr>
+              <w:t>/&lt;</w:t>
+            </w:r>
+            <w:proofErr w:type="spellStart"/>
+            <w:r>
+              <w:rPr>
+                <w:lang w:val="fr-CH"/>
+              </w:rPr>
+              <w:t>name</w:t>
+            </w:r>
+            <w:proofErr w:type="spellEnd"/>
+            <w:r>
+              <w:rPr>
+                <w:lang w:val="fr-CH"/>
+              </w:rPr>
+              <w:t>&gt; --port=8080</w:t>
+            </w:r>
+          </w:p>
+        </w:tc>
+        <w:tc>
+          <w:tcPr>
+            <w:tcW w:w="0" w:type="auto"/>
+            <w:hideMark/>
+          </w:tcPr>
+          <w:p>
+            <w:pPr>
+              <w:cnfStyle w:val="000000100000" w:firstRow="0" w:lastRow="0" w:firstColumn="0" w:lastColumn="0" w:oddVBand="0" w:evenVBand="0" w:oddHBand="1" w:evenHBand="0" w:firstRowFirstColumn="0" w:firstRowLastColumn="0" w:lastRowFirstColumn="0" w:lastRowLastColumn="0"/>
+              <w:rPr>
+                <w:lang w:val="de-CH"/>
+              </w:rPr>
+            </w:pPr>
+            <w:r>
+              <w:rPr>
+                <w:lang w:val="de-CH"/>
+              </w:rPr>
+              <w:t>Erstellt eine Route (URL).</w:t>
+            </w:r>
+          </w:p>
+        </w:tc>
+        <w:tc>
+          <w:tcPr>
+            <w:tcW w:w="0" w:type="auto"/>
+            <w:hideMark/>
+          </w:tcPr>
+          <w:p>
+            <w:pPr>
+              <w:cnfStyle w:val="000000100000" w:firstRow="0" w:lastRow="0" w:firstColumn="0" w:lastColumn="0" w:oddVBand="0" w:evenVBand="0" w:oddHBand="1" w:evenHBand="0" w:firstRowFirstColumn="0" w:firstRowLastColumn="0" w:lastRowFirstColumn="0" w:lastRowLastColumn="0"/>
+              <w:rPr>
+                <w:lang w:val="de-CH"/>
+              </w:rPr>
+            </w:pPr>
+            <w:r>
+              <w:rPr>
+                <w:lang w:val="de-CH"/>
+              </w:rPr>
+              <w:t>Macht die App für die Außenwelt erreichbar.</w:t>
+            </w:r>
+          </w:p>
+        </w:tc>
+      </w:tr>
+      <w:tr>
+        <w:tc>
+          <w:tcPr>
+            <w:cnfStyle w:val="001000000000" w:firstRow="0" w:lastRow="0" w:firstColumn="1" w:lastColumn="0" w:oddVBand="0" w:evenVBand="0" w:oddHBand="0" w:evenHBand="0" w:firstRowFirstColumn="0" w:firstRowLastColumn="0" w:lastRowFirstColumn="0" w:lastRowLastColumn="0"/>
+            <w:tcW w:w="0" w:type="auto"/>
+            <w:hideMark/>
+          </w:tcPr>
+          <w:p>
+            <w:pPr>
+              <w:rPr>
+                <w:lang w:val="de-CH"/>
+              </w:rPr>
+            </w:pPr>
+            <w:proofErr w:type="spellStart"/>
+            <w:r>
+              <w:rPr>
+                <w:lang w:val="de-CH"/>
+              </w:rPr>
+              <w:t>oc</w:t>
+            </w:r>
+            <w:proofErr w:type="spellEnd"/>
+            <w:r>
+              <w:rPr>
+                <w:lang w:val="de-CH"/>
+              </w:rPr>
+              <w:t xml:space="preserve"> </w:t>
+            </w:r>
+            <w:proofErr w:type="spellStart"/>
+            <w:r>
+              <w:rPr>
+                <w:lang w:val="de-CH"/>
+              </w:rPr>
+              <w:t>get</w:t>
+            </w:r>
+            <w:proofErr w:type="spellEnd"/>
+            <w:r>
+              <w:rPr>
+                <w:lang w:val="de-CH"/>
+              </w:rPr>
+              <w:t xml:space="preserve"> </w:t>
+            </w:r>
+            <w:proofErr w:type="spellStart"/>
+            <w:r>
+              <w:rPr>
+                <w:lang w:val="de-CH"/>
+              </w:rPr>
+              <w:t>pods</w:t>
+            </w:r>
+            <w:proofErr w:type="spellEnd"/>
+          </w:p>
+        </w:tc>
+        <w:tc>
+          <w:tcPr>
+            <w:tcW w:w="0" w:type="auto"/>
+            <w:hideMark/>
+          </w:tcPr>
+          <w:p>
+            <w:pPr>
+              <w:cnfStyle w:val="000000000000" w:firstRow="0" w:lastRow="0" w:firstColumn="0" w:lastColumn="0" w:oddVBand="0" w:evenVBand="0" w:oddHBand="0" w:evenHBand="0" w:firstRowFirstColumn="0" w:firstRowLastColumn="0" w:lastRowFirstColumn="0" w:lastRowLastColumn="0"/>
+              <w:rPr>
+                <w:lang w:val="de-CH"/>
+              </w:rPr>
+            </w:pPr>
+            <w:r>
+              <w:rPr>
+                <w:lang w:val="de-CH"/>
+              </w:rPr>
+              <w:t>Zeigt den Status deiner Container an.</w:t>
+            </w:r>
+          </w:p>
+        </w:tc>
+        <w:tc>
+          <w:tcPr>
+            <w:tcW w:w="0" w:type="auto"/>
+            <w:hideMark/>
+          </w:tcPr>
+          <w:p>
+            <w:pPr>
+              <w:cnfStyle w:val="000000000000" w:firstRow="0" w:lastRow="0" w:firstColumn="0" w:lastColumn="0" w:oddVBand="0" w:evenVBand="0" w:oddHBand="0" w:evenHBand="0" w:firstRowFirstColumn="0" w:firstRowLastColumn="0" w:lastRowFirstColumn="0" w:lastRowLastColumn="0"/>
+              <w:rPr>
+                <w:lang w:val="de-CH"/>
+              </w:rPr>
+            </w:pPr>
+            <w:r>
+              <w:rPr>
+                <w:lang w:val="de-CH"/>
+              </w:rPr>
+              <w:t>Check: Läuft alles (Running) oder gibt es Fehler?</w:t>
+            </w:r>
+          </w:p>
+        </w:tc>
+      </w:tr>
+      <w:tr>
+        <w:trPr>
+          <w:cnfStyle w:val="000000100000" w:firstRow="0" w:lastRow="0" w:firstColumn="0" w:lastColumn="0" w:oddVBand="0" w:evenVBand="0" w:oddHBand="1" w:evenHBand="0" w:firstRowFirstColumn="0" w:firstRowLastColumn="0" w:lastRowFirstColumn="0" w:lastRowLastColumn="0"/>
+        </w:trPr>
+        <w:tc>
+          <w:tcPr>
+            <w:cnfStyle w:val="001000000000" w:firstRow="0" w:lastRow="0" w:firstColumn="1" w:lastColumn="0" w:oddVBand="0" w:evenVBand="0" w:oddHBand="0" w:evenHBand="0" w:firstRowFirstColumn="0" w:firstRowLastColumn="0" w:lastRowFirstColumn="0" w:lastRowLastColumn="0"/>
+            <w:tcW w:w="0" w:type="auto"/>
+            <w:hideMark/>
+          </w:tcPr>
+          <w:p>
+            <w:pPr>
+              <w:rPr>
+                <w:lang w:val="en-US"/>
+              </w:rPr>
+            </w:pPr>
+            <w:proofErr w:type="spellStart"/>
+            <w:r>
+              <w:rPr>
+                <w:lang w:val="en-US"/>
+              </w:rPr>
+              <w:t>oc</w:t>
+            </w:r>
+            <w:proofErr w:type="spellEnd"/>
+            <w:r>
+              <w:rPr>
+                <w:lang w:val="en-US"/>
+              </w:rPr>
+              <w:t xml:space="preserve"> logs -f &lt;pod-name&gt;</w:t>
+            </w:r>
+          </w:p>
+        </w:tc>
+        <w:tc>
+          <w:tcPr>
+            <w:tcW w:w="0" w:type="auto"/>
+            <w:hideMark/>
+          </w:tcPr>
+          <w:p>
+            <w:pPr>
+              <w:cnfStyle w:val="000000100000" w:firstRow="0" w:lastRow="0" w:firstColumn="0" w:lastColumn="0" w:oddVBand="0" w:evenVBand="0" w:oddHBand="1" w:evenHBand="0" w:firstRowFirstColumn="0" w:firstRowLastColumn="0" w:lastRowFirstColumn="0" w:lastRowLastColumn="0"/>
+              <w:rPr>
+                <w:lang w:val="de-CH"/>
+              </w:rPr>
+            </w:pPr>
+            <w:r>
+              <w:rPr>
+                <w:lang w:val="de-CH"/>
+              </w:rPr>
+              <w:t>Zeigt die internen Logs des Webservers.</w:t>
+            </w:r>
+          </w:p>
+        </w:tc>
+        <w:tc>
+          <w:tcPr>
+            <w:tcW w:w="0" w:type="auto"/>
+            <w:hideMark/>
+          </w:tcPr>
+          <w:p>
+            <w:pPr>
+              <w:cnfStyle w:val="000000100000" w:firstRow="0" w:lastRow="0" w:firstColumn="0" w:lastColumn="0" w:oddVBand="0" w:evenVBand="0" w:oddHBand="1" w:evenHBand="0" w:firstRowFirstColumn="0" w:firstRowLastColumn="0" w:lastRowFirstColumn="0" w:lastRowLastColumn="0"/>
+              <w:rPr>
+                <w:lang w:val="de-CH"/>
+              </w:rPr>
+            </w:pPr>
+            <w:r>
+              <w:rPr>
+                <w:lang w:val="de-CH"/>
+              </w:rPr>
+              <w:t xml:space="preserve">Hilft bei der Fehlersuche (z.B. </w:t>
+            </w:r>
+            <w:proofErr w:type="spellStart"/>
+            <w:r>
+              <w:rPr>
+                <w:lang w:val="de-CH"/>
+              </w:rPr>
+              <w:t>Nginx</w:t>
+            </w:r>
+            <w:proofErr w:type="spellEnd"/>
+            <w:r>
+              <w:rPr>
+                <w:lang w:val="de-CH"/>
+              </w:rPr>
+              <w:t>-Fehler).</w:t>
+            </w:r>
+          </w:p>
+        </w:tc>
+      </w:tr>
+    </w:tbl>
+    <w:p>
+      <w:pPr>
+        <w:rPr>
+          <w:lang w:val="de-CH"/>
+        </w:rPr>
+      </w:pPr>
+    </w:p>
+    <w:p>
+      <w:pPr>
+        <w:rPr>
+          <w:lang w:val="de-CH"/>
+        </w:rPr>
+      </w:pPr>
+    </w:p>
+    <w:p>
+      <w:pPr>
+        <w:rPr>
+          <w:lang w:val="de-CH"/>
+        </w:rPr>
+      </w:pPr>
+    </w:p>
+    <w:p>
+      <w:pPr>
+        <w:rPr>
+          <w:lang w:val="en-US"/>
+        </w:rPr>
+      </w:pPr>
+    </w:p>
+    <w:p>
+      <w:pPr>
+        <w:rPr>
+          <w:lang w:val="en-US"/>
         </w:rPr>
       </w:pPr>
     </w:p>
@@ -14136,6 +14980,81 @@
       <w:szCs w:val="20"/>
     </w:rPr>
   </w:style>
+  <w:style w:type="table" w:styleId="Gitternetztabelle2">
+    <w:name w:val="Grid Table 2"/>
+    <w:basedOn w:val="NormaleTabelle"/>
+    <w:uiPriority w:val="47"/>
+    <w:rsid w:val="00B6174E"/>
+    <w:pPr>
+      <w:spacing w:after="0" w:line="240" w:lineRule="auto"/>
+    </w:pPr>
+    <w:tblPr>
+      <w:tblStyleRowBandSize w:val="1"/>
+      <w:tblStyleColBandSize w:val="1"/>
+      <w:tblBorders>
+        <w:top w:val="single" w:sz="2" w:space="0" w:color="666666" w:themeColor="text1" w:themeTint="99"/>
+        <w:bottom w:val="single" w:sz="2" w:space="0" w:color="666666" w:themeColor="text1" w:themeTint="99"/>
+        <w:insideH w:val="single" w:sz="2" w:space="0" w:color="666666" w:themeColor="text1" w:themeTint="99"/>
+        <w:insideV w:val="single" w:sz="2" w:space="0" w:color="666666" w:themeColor="text1" w:themeTint="99"/>
+      </w:tblBorders>
+    </w:tblPr>
+    <w:tblStylePr w:type="firstRow">
+      <w:rPr>
+        <w:b/>
+        <w:bCs/>
+      </w:rPr>
+      <w:tblPr/>
+      <w:tcPr>
+        <w:tcBorders>
+          <w:top w:val="nil"/>
+          <w:bottom w:val="single" w:sz="12" w:space="0" w:color="666666" w:themeColor="text1" w:themeTint="99"/>
+          <w:insideH w:val="nil"/>
+          <w:insideV w:val="nil"/>
+        </w:tcBorders>
+        <w:shd w:val="clear" w:color="auto" w:fill="FFFFFF" w:themeFill="background1"/>
+      </w:tcPr>
+    </w:tblStylePr>
+    <w:tblStylePr w:type="lastRow">
+      <w:rPr>
+        <w:b/>
+        <w:bCs/>
+      </w:rPr>
+      <w:tblPr/>
+      <w:tcPr>
+        <w:tcBorders>
+          <w:top w:val="double" w:sz="2" w:space="0" w:color="666666" w:themeColor="text1" w:themeTint="99"/>
+          <w:bottom w:val="nil"/>
+          <w:insideH w:val="nil"/>
+          <w:insideV w:val="nil"/>
+        </w:tcBorders>
+        <w:shd w:val="clear" w:color="auto" w:fill="FFFFFF" w:themeFill="background1"/>
+      </w:tcPr>
+    </w:tblStylePr>
+    <w:tblStylePr w:type="firstCol">
+      <w:rPr>
+        <w:b/>
+        <w:bCs/>
+      </w:rPr>
+    </w:tblStylePr>
+    <w:tblStylePr w:type="lastCol">
+      <w:rPr>
+        <w:b/>
+        <w:bCs/>
+      </w:rPr>
+    </w:tblStylePr>
+    <w:tblStylePr w:type="band1Vert">
+      <w:tblPr/>
+      <w:tcPr>
+        <w:shd w:val="clear" w:color="auto" w:fill="CCCCCC" w:themeFill="text1" w:themeFillTint="33"/>
+      </w:tcPr>
+    </w:tblStylePr>
+    <w:tblStylePr w:type="band1Horz">
+      <w:tblPr/>
+      <w:tcPr>
+        <w:shd w:val="clear" w:color="auto" w:fill="CCCCCC" w:themeFill="text1" w:themeFillTint="33"/>
+      </w:tcPr>
+    </w:tblStylePr>
+  </w:style>
 </w:styles>
 </file>
 
@@ -14365,10 +15284,6 @@
 </file>
 
 <file path=customXml/item1.xml><?xml version="1.0" encoding="utf-8"?>
-<PrimeDocsBasicPart xmlns:xsi="http://www.w3.org/2001/XMLSchema-instance" xmlns:xsd="http://www.w3.org/2001/XMLSchema" xmlns="https://schemas.primesoft-group.com/primedocs/BasicPart" templateId="d6d03aed-fec7-4ea3-a9b9-0e389148e37f" colorThemeId="PrimeSoft" profile="03376b57-7b56-47bf-a0fd-339e345aa46a" lcid="1031"/>
-</file>
-
-<file path=customXml/item2.xml><?xml version="1.0" encoding="utf-8"?>
 <PrimeDocsFieldPart xmlns:xsi="http://www.w3.org/2001/XMLSchema-instance" xmlns:xsd="http://www.w3.org/2001/XMLSchema" xmlns="https://schemas.primesoft-group.com/primedocs/FieldPart">
   <Content xmlns="">
     <Fields>
@@ -14410,16 +15325,11 @@
 </PrimeDocsFieldPart>
 </file>
 
-<file path=customXml/itemProps1.xml><?xml version="1.0" encoding="utf-8"?>
-<ds:datastoreItem xmlns:ds="http://schemas.openxmlformats.org/officeDocument/2006/customXml" ds:itemID="{0AE06CE5-F55F-4A83-BC48-5094B6786BDC}">
-  <ds:schemaRefs>
-    <ds:schemaRef ds:uri="http://www.w3.org/2001/XMLSchema"/>
-    <ds:schemaRef ds:uri="https://schemas.primesoft-group.com/primedocs/BasicPart"/>
-  </ds:schemaRefs>
-</ds:datastoreItem>
+<file path=customXml/item2.xml><?xml version="1.0" encoding="utf-8"?>
+<PrimeDocsBasicPart xmlns:xsi="http://www.w3.org/2001/XMLSchema-instance" xmlns:xsd="http://www.w3.org/2001/XMLSchema" xmlns="https://schemas.primesoft-group.com/primedocs/BasicPart" templateId="d6d03aed-fec7-4ea3-a9b9-0e389148e37f" colorThemeId="PrimeSoft" profile="03376b57-7b56-47bf-a0fd-339e345aa46a" lcid="1031"/>
 </file>
 
-<file path=customXml/itemProps2.xml><?xml version="1.0" encoding="utf-8"?>
+<file path=customXml/itemProps1.xml><?xml version="1.0" encoding="utf-8"?>
 <ds:datastoreItem xmlns:ds="http://schemas.openxmlformats.org/officeDocument/2006/customXml" ds:itemID="{175507DB-4871-44B9-97A9-3B41E5957664}">
   <ds:schemaRefs>
     <ds:schemaRef ds:uri="http://www.w3.org/2001/XMLSchema"/>
@@ -14427,4 +15337,13 @@
     <ds:schemaRef ds:uri=""/>
   </ds:schemaRefs>
 </ds:datastoreItem>
+</file>
+
+<file path=customXml/itemProps2.xml><?xml version="1.0" encoding="utf-8"?>
+<ds:datastoreItem xmlns:ds="http://schemas.openxmlformats.org/officeDocument/2006/customXml" ds:itemID="{0AE06CE5-F55F-4A83-BC48-5094B6786BDC}">
+  <ds:schemaRefs>
+    <ds:schemaRef ds:uri="http://www.w3.org/2001/XMLSchema"/>
+    <ds:schemaRef ds:uri="https://schemas.primesoft-group.com/primedocs/BasicPart"/>
+  </ds:schemaRefs>
+</ds:datastoreItem>
 </file>
--- a/unterlagen/documentation_m210.docx
+++ b/unterlagen/documentation_m210.docx
@@ -53,7 +53,7 @@
           <w:r>
             <w:fldChar w:fldCharType="separate"/>
           </w:r>
-          <w:hyperlink w:anchor="_Toc230246712" w:history="1">
+          <w:hyperlink w:anchor="_Toc230359497" w:history="1">
             <w:r>
               <w:rPr>
                 <w:rStyle w:val="Hyperlink"/>
@@ -99,7 +99,7 @@
                 <w:noProof/>
                 <w:webHidden/>
               </w:rPr>
-              <w:instrText xml:space="preserve"> PAGEREF _Toc230246712 \h </w:instrText>
+              <w:instrText xml:space="preserve"> PAGEREF _Toc230359497 \h </w:instrText>
             </w:r>
             <w:r>
               <w:rPr>
@@ -142,7 +142,7 @@
               <w14:ligatures w14:val="standardContextual"/>
             </w:rPr>
           </w:pPr>
-          <w:hyperlink w:anchor="_Toc230246713" w:history="1">
+          <w:hyperlink w:anchor="_Toc230359498" w:history="1">
             <w:r>
               <w:rPr>
                 <w:rStyle w:val="Hyperlink"/>
@@ -187,7 +187,7 @@
                 <w:noProof/>
                 <w:webHidden/>
               </w:rPr>
-              <w:instrText xml:space="preserve"> PAGEREF _Toc230246713 \h </w:instrText>
+              <w:instrText xml:space="preserve"> PAGEREF _Toc230359498 \h </w:instrText>
             </w:r>
             <w:r>
               <w:rPr>
@@ -230,7 +230,7 @@
               <w14:ligatures w14:val="standardContextual"/>
             </w:rPr>
           </w:pPr>
-          <w:hyperlink w:anchor="_Toc230246714" w:history="1">
+          <w:hyperlink w:anchor="_Toc230359499" w:history="1">
             <w:r>
               <w:rPr>
                 <w:rStyle w:val="Hyperlink"/>
@@ -275,7 +275,7 @@
                 <w:noProof/>
                 <w:webHidden/>
               </w:rPr>
-              <w:instrText xml:space="preserve"> PAGEREF _Toc230246714 \h </w:instrText>
+              <w:instrText xml:space="preserve"> PAGEREF _Toc230359499 \h </w:instrText>
             </w:r>
             <w:r>
               <w:rPr>
@@ -319,7 +319,7 @@
               <w14:ligatures w14:val="standardContextual"/>
             </w:rPr>
           </w:pPr>
-          <w:hyperlink w:anchor="_Toc230246715" w:history="1">
+          <w:hyperlink w:anchor="_Toc230359500" w:history="1">
             <w:r>
               <w:rPr>
                 <w:rStyle w:val="Hyperlink"/>
@@ -365,7 +365,7 @@
                 <w:noProof/>
                 <w:webHidden/>
               </w:rPr>
-              <w:instrText xml:space="preserve"> PAGEREF _Toc230246715 \h </w:instrText>
+              <w:instrText xml:space="preserve"> PAGEREF _Toc230359500 \h </w:instrText>
             </w:r>
             <w:r>
               <w:rPr>
@@ -408,7 +408,7 @@
               <w14:ligatures w14:val="standardContextual"/>
             </w:rPr>
           </w:pPr>
-          <w:hyperlink w:anchor="_Toc230246716" w:history="1">
+          <w:hyperlink w:anchor="_Toc230359501" w:history="1">
             <w:r>
               <w:rPr>
                 <w:rStyle w:val="Hyperlink"/>
@@ -453,7 +453,7 @@
                 <w:noProof/>
                 <w:webHidden/>
               </w:rPr>
-              <w:instrText xml:space="preserve"> PAGEREF _Toc230246716 \h </w:instrText>
+              <w:instrText xml:space="preserve"> PAGEREF _Toc230359501 \h </w:instrText>
             </w:r>
             <w:r>
               <w:rPr>
@@ -497,7 +497,7 @@
               <w14:ligatures w14:val="standardContextual"/>
             </w:rPr>
           </w:pPr>
-          <w:hyperlink w:anchor="_Toc230246717" w:history="1">
+          <w:hyperlink w:anchor="_Toc230359502" w:history="1">
             <w:r>
               <w:rPr>
                 <w:rStyle w:val="Hyperlink"/>
@@ -543,7 +543,7 @@
                 <w:noProof/>
                 <w:webHidden/>
               </w:rPr>
-              <w:instrText xml:space="preserve"> PAGEREF _Toc230246717 \h </w:instrText>
+              <w:instrText xml:space="preserve"> PAGEREF _Toc230359502 \h </w:instrText>
             </w:r>
             <w:r>
               <w:rPr>
@@ -586,7 +586,7 @@
               <w14:ligatures w14:val="standardContextual"/>
             </w:rPr>
           </w:pPr>
-          <w:hyperlink w:anchor="_Toc230246718" w:history="1">
+          <w:hyperlink w:anchor="_Toc230359503" w:history="1">
             <w:r>
               <w:rPr>
                 <w:rStyle w:val="Hyperlink"/>
@@ -631,7 +631,7 @@
                 <w:noProof/>
                 <w:webHidden/>
               </w:rPr>
-              <w:instrText xml:space="preserve"> PAGEREF _Toc230246718 \h </w:instrText>
+              <w:instrText xml:space="preserve"> PAGEREF _Toc230359503 \h </w:instrText>
             </w:r>
             <w:r>
               <w:rPr>
@@ -675,7 +675,7 @@
               <w14:ligatures w14:val="standardContextual"/>
             </w:rPr>
           </w:pPr>
-          <w:hyperlink w:anchor="_Toc230246719" w:history="1">
+          <w:hyperlink w:anchor="_Toc230359504" w:history="1">
             <w:r>
               <w:rPr>
                 <w:rStyle w:val="Hyperlink"/>
@@ -723,7 +723,7 @@
                 <w:noProof/>
                 <w:webHidden/>
               </w:rPr>
-              <w:instrText xml:space="preserve"> PAGEREF _Toc230246719 \h </w:instrText>
+              <w:instrText xml:space="preserve"> PAGEREF _Toc230359504 \h </w:instrText>
             </w:r>
             <w:r>
               <w:rPr>
@@ -766,7 +766,7 @@
               <w14:ligatures w14:val="standardContextual"/>
             </w:rPr>
           </w:pPr>
-          <w:hyperlink w:anchor="_Toc230246720" w:history="1">
+          <w:hyperlink w:anchor="_Toc230359505" w:history="1">
             <w:r>
               <w:rPr>
                 <w:rStyle w:val="Hyperlink"/>
@@ -811,7 +811,7 @@
                 <w:noProof/>
                 <w:webHidden/>
               </w:rPr>
-              <w:instrText xml:space="preserve"> PAGEREF _Toc230246720 \h </w:instrText>
+              <w:instrText xml:space="preserve"> PAGEREF _Toc230359505 \h </w:instrText>
             </w:r>
             <w:r>
               <w:rPr>
@@ -832,6 +832,202 @@
                 <w:webHidden/>
               </w:rPr>
               <w:t>9</w:t>
+            </w:r>
+            <w:r>
+              <w:rPr>
+                <w:noProof/>
+                <w:webHidden/>
+              </w:rPr>
+              <w:fldChar w:fldCharType="end"/>
+            </w:r>
+          </w:hyperlink>
+        </w:p>
+        <w:p>
+          <w:pPr>
+            <w:pStyle w:val="Verzeichnis2"/>
+            <w:rPr>
+              <w:rFonts w:eastAsiaTheme="minorEastAsia"/>
+              <w:noProof/>
+              <w:sz w:val="24"/>
+              <w:szCs w:val="24"/>
+              <w:lang w:val="de-CH"/>
+              <w14:ligatures w14:val="standardContextual"/>
+            </w:rPr>
+          </w:pPr>
+          <w:hyperlink w:anchor="_Toc230359506" w:history="1">
+            <w:r>
+              <w:rPr>
+                <w:rStyle w:val="Hyperlink"/>
+                <w:noProof/>
+              </w:rPr>
+              <w:t>4.2</w:t>
+            </w:r>
+            <w:r>
+              <w:rPr>
+                <w:rFonts w:eastAsiaTheme="minorEastAsia"/>
+                <w:noProof/>
+                <w:sz w:val="24"/>
+                <w:szCs w:val="24"/>
+                <w:lang w:val="de-CH"/>
+                <w14:ligatures w14:val="standardContextual"/>
+              </w:rPr>
+              <w:tab/>
+            </w:r>
+            <w:r>
+              <w:rPr>
+                <w:rStyle w:val="Hyperlink"/>
+                <w:noProof/>
+              </w:rPr>
+              <w:t>Container Orchestration mit Docker Compose</w:t>
+            </w:r>
+            <w:r>
+              <w:rPr>
+                <w:noProof/>
+                <w:webHidden/>
+              </w:rPr>
+              <w:tab/>
+            </w:r>
+            <w:r>
+              <w:rPr>
+                <w:noProof/>
+                <w:webHidden/>
+              </w:rPr>
+              <w:fldChar w:fldCharType="begin"/>
+            </w:r>
+            <w:r>
+              <w:rPr>
+                <w:noProof/>
+                <w:webHidden/>
+              </w:rPr>
+              <w:instrText xml:space="preserve"> PAGEREF _Toc230359506 \h </w:instrText>
+            </w:r>
+            <w:r>
+              <w:rPr>
+                <w:noProof/>
+                <w:webHidden/>
+              </w:rPr>
+            </w:r>
+            <w:r>
+              <w:rPr>
+                <w:noProof/>
+                <w:webHidden/>
+              </w:rPr>
+              <w:fldChar w:fldCharType="separate"/>
+            </w:r>
+            <w:r>
+              <w:rPr>
+                <w:noProof/>
+                <w:webHidden/>
+              </w:rPr>
+              <w:t>11</w:t>
+            </w:r>
+            <w:r>
+              <w:rPr>
+                <w:noProof/>
+                <w:webHidden/>
+              </w:rPr>
+              <w:fldChar w:fldCharType="end"/>
+            </w:r>
+          </w:hyperlink>
+        </w:p>
+        <w:p>
+          <w:pPr>
+            <w:pStyle w:val="Verzeichnis1"/>
+            <w:rPr>
+              <w:rFonts w:eastAsiaTheme="minorEastAsia"/>
+              <w:b w:val="0"/>
+              <w:noProof/>
+              <w:sz w:val="24"/>
+              <w:szCs w:val="24"/>
+              <w:lang w:val="de-CH"/>
+              <w14:ligatures w14:val="standardContextual"/>
+            </w:rPr>
+          </w:pPr>
+          <w:hyperlink w:anchor="_Toc230359507" w:history="1">
+            <w:r>
+              <w:rPr>
+                <w:rStyle w:val="Hyperlink"/>
+                <w:noProof/>
+                <w:lang w:val="de-CH"/>
+              </w:rPr>
+              <w:t>5</w:t>
+            </w:r>
+            <w:r>
+              <w:rPr>
+                <w:rFonts w:eastAsiaTheme="minorEastAsia"/>
+                <w:b w:val="0"/>
+                <w:noProof/>
+                <w:sz w:val="24"/>
+                <w:szCs w:val="24"/>
+                <w:lang w:val="de-CH"/>
+                <w14:ligatures w14:val="standardContextual"/>
+              </w:rPr>
+              <w:tab/>
+            </w:r>
+            <w:r>
+              <w:rPr>
+                <w:rStyle w:val="Hyperlink"/>
+                <w:noProof/>
+                <w:lang w:val="de-CH"/>
+              </w:rPr>
+              <w:t>Ope</w:t>
+            </w:r>
+            <w:r>
+              <w:rPr>
+                <w:rStyle w:val="Hyperlink"/>
+                <w:noProof/>
+                <w:lang w:val="de-CH"/>
+              </w:rPr>
+              <w:t>n</w:t>
+            </w:r>
+            <w:r>
+              <w:rPr>
+                <w:rStyle w:val="Hyperlink"/>
+                <w:noProof/>
+                <w:lang w:val="de-CH"/>
+              </w:rPr>
+              <w:t>Shift</w:t>
+            </w:r>
+            <w:r>
+              <w:rPr>
+                <w:noProof/>
+                <w:webHidden/>
+              </w:rPr>
+              <w:tab/>
+            </w:r>
+            <w:r>
+              <w:rPr>
+                <w:noProof/>
+                <w:webHidden/>
+              </w:rPr>
+              <w:fldChar w:fldCharType="begin"/>
+            </w:r>
+            <w:r>
+              <w:rPr>
+                <w:noProof/>
+                <w:webHidden/>
+              </w:rPr>
+              <w:instrText xml:space="preserve"> PAGEREF _Toc230359507 \h </w:instrText>
+            </w:r>
+            <w:r>
+              <w:rPr>
+                <w:noProof/>
+                <w:webHidden/>
+              </w:rPr>
+            </w:r>
+            <w:r>
+              <w:rPr>
+                <w:noProof/>
+                <w:webHidden/>
+              </w:rPr>
+              <w:fldChar w:fldCharType="separate"/>
+            </w:r>
+            <w:r>
+              <w:rPr>
+                <w:noProof/>
+                <w:webHidden/>
+              </w:rPr>
+              <w:t>12</w:t>
             </w:r>
             <w:r>
               <w:rPr>
@@ -865,7 +1061,7 @@
       <w:pPr>
         <w:pStyle w:val="berschrift1"/>
       </w:pPr>
-      <w:bookmarkStart w:id="0" w:name="_Toc230246712"/>
+      <w:bookmarkStart w:id="0" w:name="_Toc230359497"/>
       <w:r>
         <w:lastRenderedPageBreak/>
         <w:t>Block 1</w:t>
@@ -876,7 +1072,7 @@
       <w:pPr>
         <w:pStyle w:val="berschrift2"/>
       </w:pPr>
-      <w:bookmarkStart w:id="1" w:name="_Toc230246713"/>
+      <w:bookmarkStart w:id="1" w:name="_Toc230359498"/>
       <w:r>
         <w:t>NIST-Definition von Cloud Computing</w:t>
       </w:r>
@@ -2066,7 +2262,6 @@
       </w:tr>
     </w:tbl>
     <w:p>
-      <w:bookmarkStart w:id="2" w:name="_Toc230246714"/>
       <w:r>
         <w:rPr>
           <w:b/>
@@ -2143,6 +2338,7 @@
       <w:pPr>
         <w:pStyle w:val="berschrift2"/>
       </w:pPr>
+      <w:bookmarkStart w:id="2" w:name="_Toc230359499"/>
       <w:r>
         <w:t>Grundlagen Cloud-Computing</w:t>
       </w:r>
@@ -3083,7 +3279,7 @@
       <w:pPr>
         <w:pStyle w:val="berschrift1"/>
       </w:pPr>
-      <w:bookmarkStart w:id="3" w:name="_Toc230246715"/>
+      <w:bookmarkStart w:id="3" w:name="_Toc230359500"/>
       <w:r>
         <w:lastRenderedPageBreak/>
         <w:t>Block 2</w:t>
@@ -3094,7 +3290,7 @@
       <w:pPr>
         <w:pStyle w:val="berschrift2"/>
       </w:pPr>
-      <w:bookmarkStart w:id="4" w:name="_Toc230246716"/>
+      <w:bookmarkStart w:id="4" w:name="_Toc230359501"/>
       <w:r>
         <w:t>Dienstleistungen</w:t>
       </w:r>
@@ -5100,7 +5296,7 @@
       <w:pPr>
         <w:pStyle w:val="berschrift1"/>
       </w:pPr>
-      <w:bookmarkStart w:id="5" w:name="_Toc230246717"/>
+      <w:bookmarkStart w:id="5" w:name="_Toc230359502"/>
       <w:r>
         <w:lastRenderedPageBreak/>
         <w:t>Block 3</w:t>
@@ -5111,7 +5307,7 @@
       <w:pPr>
         <w:pStyle w:val="berschrift2"/>
       </w:pPr>
-      <w:bookmarkStart w:id="6" w:name="_Toc230246718"/>
+      <w:bookmarkStart w:id="6" w:name="_Toc230359503"/>
       <w:r>
         <w:t>Grundlagen Container-Technologie</w:t>
       </w:r>
@@ -6637,7 +6833,7 @@
           <w:lang w:val="de-CH"/>
         </w:rPr>
       </w:pPr>
-      <w:bookmarkStart w:id="7" w:name="_Toc230246719"/>
+      <w:bookmarkStart w:id="7" w:name="_Toc230359504"/>
       <w:r>
         <w:rPr>
           <w:lang w:val="de-CH"/>
@@ -6650,7 +6846,7 @@
       <w:pPr>
         <w:pStyle w:val="berschrift2"/>
       </w:pPr>
-      <w:bookmarkStart w:id="8" w:name="_Toc230246720"/>
+      <w:bookmarkStart w:id="8" w:name="_Toc230359505"/>
       <w:r>
         <w:t>Container-Orchestrierung</w:t>
       </w:r>
@@ -8570,6 +8766,7 @@
       <w:pPr>
         <w:pStyle w:val="berschrift2"/>
       </w:pPr>
+      <w:bookmarkStart w:id="9" w:name="_Toc230359506"/>
       <w:r>
         <w:lastRenderedPageBreak/>
         <w:t xml:space="preserve">Container Orchestration mit Docker </w:t>
@@ -8578,6 +8775,7 @@
       <w:r>
         <w:t>Compose</w:t>
       </w:r>
+      <w:bookmarkEnd w:id="9"/>
       <w:proofErr w:type="spellEnd"/>
     </w:p>
     <w:p>
@@ -8854,6 +9052,7 @@
           <w:lang w:val="de-CH"/>
         </w:rPr>
       </w:pPr>
+      <w:bookmarkStart w:id="10" w:name="_Toc230359507"/>
       <w:proofErr w:type="spellStart"/>
       <w:r>
         <w:rPr>
@@ -8862,6 +9061,7 @@
         <w:lastRenderedPageBreak/>
         <w:t>OpenShift</w:t>
       </w:r>
+      <w:bookmarkEnd w:id="10"/>
       <w:proofErr w:type="spellEnd"/>
     </w:p>
     <w:tbl>
@@ -9664,10 +9864,17 @@
     </w:p>
     <w:p>
       <w:pPr>
-        <w:rPr>
-          <w:lang w:val="de-CH"/>
-        </w:rPr>
-      </w:pPr>
+        <w:pStyle w:val="berschrift2"/>
+        <w:rPr>
+          <w:lang w:val="de-CH"/>
+        </w:rPr>
+      </w:pPr>
+      <w:r>
+        <w:rPr>
+          <w:lang w:val="de-CH"/>
+        </w:rPr>
+        <w:t>Basis &amp; Projekt-Verwaltung</w:t>
+      </w:r>
     </w:p>
     <w:p>
       <w:pPr>
@@ -9675,18 +9882,2974 @@
           <w:lang w:val="de-CH"/>
         </w:rPr>
       </w:pPr>
+      <w:r>
+        <w:rPr>
+          <w:lang w:val="de-CH"/>
+        </w:rPr>
+        <w:t>Diese Befehle regeln deinen Zugang und deinen Arbeitsbereich.</w:t>
+      </w:r>
+    </w:p>
+    <w:tbl>
+      <w:tblPr>
+        <w:tblStyle w:val="Gitternetztabelle2"/>
+        <w:tblW w:w="0" w:type="auto"/>
+        <w:tblLook w:val="04A0" w:firstRow="1" w:lastRow="0" w:firstColumn="1" w:lastColumn="0" w:noHBand="0" w:noVBand="1"/>
+      </w:tblPr>
+      <w:tblGrid>
+        <w:gridCol w:w="2601"/>
+        <w:gridCol w:w="6469"/>
+      </w:tblGrid>
+      <w:tr>
+        <w:trPr>
+          <w:cnfStyle w:val="100000000000" w:firstRow="1" w:lastRow="0" w:firstColumn="0" w:lastColumn="0" w:oddVBand="0" w:evenVBand="0" w:oddHBand="0" w:evenHBand="0" w:firstRowFirstColumn="0" w:firstRowLastColumn="0" w:lastRowFirstColumn="0" w:lastRowLastColumn="0"/>
+        </w:trPr>
+        <w:tc>
+          <w:tcPr>
+            <w:cnfStyle w:val="001000000000" w:firstRow="0" w:lastRow="0" w:firstColumn="1" w:lastColumn="0" w:oddVBand="0" w:evenVBand="0" w:oddHBand="0" w:evenHBand="0" w:firstRowFirstColumn="0" w:firstRowLastColumn="0" w:lastRowFirstColumn="0" w:lastRowLastColumn="0"/>
+            <w:tcW w:w="0" w:type="auto"/>
+            <w:hideMark/>
+          </w:tcPr>
+          <w:p>
+            <w:pPr>
+              <w:rPr>
+                <w:lang w:val="de-CH"/>
+              </w:rPr>
+            </w:pPr>
+            <w:r>
+              <w:rPr>
+                <w:lang w:val="de-CH"/>
+              </w:rPr>
+              <w:t>Befehl</w:t>
+            </w:r>
+          </w:p>
+        </w:tc>
+        <w:tc>
+          <w:tcPr>
+            <w:tcW w:w="0" w:type="auto"/>
+            <w:hideMark/>
+          </w:tcPr>
+          <w:p>
+            <w:pPr>
+              <w:cnfStyle w:val="100000000000" w:firstRow="1" w:lastRow="0" w:firstColumn="0" w:lastColumn="0" w:oddVBand="0" w:evenVBand="0" w:oddHBand="0" w:evenHBand="0" w:firstRowFirstColumn="0" w:firstRowLastColumn="0" w:lastRowFirstColumn="0" w:lastRowLastColumn="0"/>
+              <w:rPr>
+                <w:lang w:val="de-CH"/>
+              </w:rPr>
+            </w:pPr>
+            <w:r>
+              <w:rPr>
+                <w:lang w:val="de-CH"/>
+              </w:rPr>
+              <w:t>Technische Auswirkung</w:t>
+            </w:r>
+          </w:p>
+        </w:tc>
+      </w:tr>
+      <w:tr>
+        <w:trPr>
+          <w:cnfStyle w:val="000000100000" w:firstRow="0" w:lastRow="0" w:firstColumn="0" w:lastColumn="0" w:oddVBand="0" w:evenVBand="0" w:oddHBand="1" w:evenHBand="0" w:firstRowFirstColumn="0" w:firstRowLastColumn="0" w:lastRowFirstColumn="0" w:lastRowLastColumn="0"/>
+        </w:trPr>
+        <w:tc>
+          <w:tcPr>
+            <w:cnfStyle w:val="001000000000" w:firstRow="0" w:lastRow="0" w:firstColumn="1" w:lastColumn="0" w:oddVBand="0" w:evenVBand="0" w:oddHBand="0" w:evenHBand="0" w:firstRowFirstColumn="0" w:firstRowLastColumn="0" w:lastRowFirstColumn="0" w:lastRowLastColumn="0"/>
+            <w:tcW w:w="0" w:type="auto"/>
+            <w:hideMark/>
+          </w:tcPr>
+          <w:p>
+            <w:pPr>
+              <w:rPr>
+                <w:lang w:val="de-CH"/>
+              </w:rPr>
+            </w:pPr>
+            <w:r>
+              <w:rPr>
+                <w:lang w:val="de-CH"/>
+              </w:rPr>
+              <w:t xml:space="preserve">1. </w:t>
+            </w:r>
+            <w:proofErr w:type="spellStart"/>
+            <w:r>
+              <w:rPr>
+                <w:lang w:val="de-CH"/>
+              </w:rPr>
+              <w:t>oc</w:t>
+            </w:r>
+            <w:proofErr w:type="spellEnd"/>
+            <w:r>
+              <w:rPr>
+                <w:lang w:val="de-CH"/>
+              </w:rPr>
+              <w:t xml:space="preserve"> </w:t>
+            </w:r>
+            <w:proofErr w:type="spellStart"/>
+            <w:r>
+              <w:rPr>
+                <w:lang w:val="de-CH"/>
+              </w:rPr>
+              <w:t>login</w:t>
+            </w:r>
+            <w:proofErr w:type="spellEnd"/>
+            <w:r>
+              <w:rPr>
+                <w:lang w:val="de-CH"/>
+              </w:rPr>
+              <w:t xml:space="preserve"> &lt;</w:t>
+            </w:r>
+            <w:proofErr w:type="spellStart"/>
+            <w:r>
+              <w:rPr>
+                <w:lang w:val="de-CH"/>
+              </w:rPr>
+              <w:t>url</w:t>
+            </w:r>
+            <w:proofErr w:type="spellEnd"/>
+            <w:r>
+              <w:rPr>
+                <w:lang w:val="de-CH"/>
+              </w:rPr>
+              <w:t>&gt; --</w:t>
+            </w:r>
+            <w:proofErr w:type="spellStart"/>
+            <w:r>
+              <w:rPr>
+                <w:lang w:val="de-CH"/>
+              </w:rPr>
+              <w:t>token</w:t>
+            </w:r>
+            <w:proofErr w:type="spellEnd"/>
+            <w:r>
+              <w:rPr>
+                <w:lang w:val="de-CH"/>
+              </w:rPr>
+              <w:t>=&lt;t&gt;</w:t>
+            </w:r>
+          </w:p>
+        </w:tc>
+        <w:tc>
+          <w:tcPr>
+            <w:tcW w:w="0" w:type="auto"/>
+            <w:hideMark/>
+          </w:tcPr>
+          <w:p>
+            <w:pPr>
+              <w:cnfStyle w:val="000000100000" w:firstRow="0" w:lastRow="0" w:firstColumn="0" w:lastColumn="0" w:oddVBand="0" w:evenVBand="0" w:oddHBand="1" w:evenHBand="0" w:firstRowFirstColumn="0" w:firstRowLastColumn="0" w:lastRowFirstColumn="0" w:lastRowLastColumn="0"/>
+              <w:rPr>
+                <w:lang w:val="de-CH"/>
+              </w:rPr>
+            </w:pPr>
+            <w:r>
+              <w:rPr>
+                <w:lang w:val="de-CH"/>
+              </w:rPr>
+              <w:t>Authentifiziert dich am API-Server und erstellt eine lokale Session-Datei.</w:t>
+            </w:r>
+          </w:p>
+        </w:tc>
+      </w:tr>
+      <w:tr>
+        <w:tc>
+          <w:tcPr>
+            <w:cnfStyle w:val="001000000000" w:firstRow="0" w:lastRow="0" w:firstColumn="1" w:lastColumn="0" w:oddVBand="0" w:evenVBand="0" w:oddHBand="0" w:evenHBand="0" w:firstRowFirstColumn="0" w:firstRowLastColumn="0" w:lastRowFirstColumn="0" w:lastRowLastColumn="0"/>
+            <w:tcW w:w="0" w:type="auto"/>
+            <w:hideMark/>
+          </w:tcPr>
+          <w:p>
+            <w:pPr>
+              <w:rPr>
+                <w:lang w:val="de-CH"/>
+              </w:rPr>
+            </w:pPr>
+            <w:r>
+              <w:rPr>
+                <w:lang w:val="de-CH"/>
+              </w:rPr>
+              <w:t xml:space="preserve">2. </w:t>
+            </w:r>
+            <w:proofErr w:type="spellStart"/>
+            <w:r>
+              <w:rPr>
+                <w:lang w:val="de-CH"/>
+              </w:rPr>
+              <w:t>oc</w:t>
+            </w:r>
+            <w:proofErr w:type="spellEnd"/>
+            <w:r>
+              <w:rPr>
+                <w:lang w:val="de-CH"/>
+              </w:rPr>
+              <w:t xml:space="preserve"> </w:t>
+            </w:r>
+            <w:proofErr w:type="spellStart"/>
+            <w:r>
+              <w:rPr>
+                <w:lang w:val="de-CH"/>
+              </w:rPr>
+              <w:t>project</w:t>
+            </w:r>
+            <w:proofErr w:type="spellEnd"/>
+            <w:r>
+              <w:rPr>
+                <w:lang w:val="de-CH"/>
+              </w:rPr>
+              <w:t xml:space="preserve"> &lt;</w:t>
+            </w:r>
+            <w:proofErr w:type="spellStart"/>
+            <w:r>
+              <w:rPr>
+                <w:lang w:val="de-CH"/>
+              </w:rPr>
+              <w:t>name</w:t>
+            </w:r>
+            <w:proofErr w:type="spellEnd"/>
+            <w:r>
+              <w:rPr>
+                <w:lang w:val="de-CH"/>
+              </w:rPr>
+              <w:t>&gt;</w:t>
+            </w:r>
+          </w:p>
+        </w:tc>
+        <w:tc>
+          <w:tcPr>
+            <w:tcW w:w="0" w:type="auto"/>
+            <w:hideMark/>
+          </w:tcPr>
+          <w:p>
+            <w:pPr>
+              <w:cnfStyle w:val="000000000000" w:firstRow="0" w:lastRow="0" w:firstColumn="0" w:lastColumn="0" w:oddVBand="0" w:evenVBand="0" w:oddHBand="0" w:evenHBand="0" w:firstRowFirstColumn="0" w:firstRowLastColumn="0" w:lastRowFirstColumn="0" w:lastRowLastColumn="0"/>
+              <w:rPr>
+                <w:lang w:val="de-CH"/>
+              </w:rPr>
+            </w:pPr>
+            <w:r>
+              <w:rPr>
+                <w:lang w:val="de-CH"/>
+              </w:rPr>
+              <w:t>Wechselt den Kontext (Namespace). Alle folgenden Befehle gelten für diesen Raum.</w:t>
+            </w:r>
+          </w:p>
+        </w:tc>
+      </w:tr>
+      <w:tr>
+        <w:trPr>
+          <w:cnfStyle w:val="000000100000" w:firstRow="0" w:lastRow="0" w:firstColumn="0" w:lastColumn="0" w:oddVBand="0" w:evenVBand="0" w:oddHBand="1" w:evenHBand="0" w:firstRowFirstColumn="0" w:firstRowLastColumn="0" w:lastRowFirstColumn="0" w:lastRowLastColumn="0"/>
+        </w:trPr>
+        <w:tc>
+          <w:tcPr>
+            <w:cnfStyle w:val="001000000000" w:firstRow="0" w:lastRow="0" w:firstColumn="1" w:lastColumn="0" w:oddVBand="0" w:evenVBand="0" w:oddHBand="0" w:evenHBand="0" w:firstRowFirstColumn="0" w:firstRowLastColumn="0" w:lastRowFirstColumn="0" w:lastRowLastColumn="0"/>
+            <w:tcW w:w="0" w:type="auto"/>
+            <w:hideMark/>
+          </w:tcPr>
+          <w:p>
+            <w:pPr>
+              <w:rPr>
+                <w:lang w:val="de-CH"/>
+              </w:rPr>
+            </w:pPr>
+            <w:r>
+              <w:rPr>
+                <w:lang w:val="de-CH"/>
+              </w:rPr>
+              <w:t xml:space="preserve">3. </w:t>
+            </w:r>
+            <w:proofErr w:type="spellStart"/>
+            <w:r>
+              <w:rPr>
+                <w:lang w:val="de-CH"/>
+              </w:rPr>
+              <w:t>oc</w:t>
+            </w:r>
+            <w:proofErr w:type="spellEnd"/>
+            <w:r>
+              <w:rPr>
+                <w:lang w:val="de-CH"/>
+              </w:rPr>
+              <w:t xml:space="preserve"> </w:t>
+            </w:r>
+            <w:proofErr w:type="spellStart"/>
+            <w:r>
+              <w:rPr>
+                <w:lang w:val="de-CH"/>
+              </w:rPr>
+              <w:t>new</w:t>
+            </w:r>
+            <w:proofErr w:type="spellEnd"/>
+            <w:r>
+              <w:rPr>
+                <w:lang w:val="de-CH"/>
+              </w:rPr>
+              <w:t>-project &lt;</w:t>
+            </w:r>
+            <w:proofErr w:type="spellStart"/>
+            <w:r>
+              <w:rPr>
+                <w:lang w:val="de-CH"/>
+              </w:rPr>
+              <w:t>name</w:t>
+            </w:r>
+            <w:proofErr w:type="spellEnd"/>
+            <w:r>
+              <w:rPr>
+                <w:lang w:val="de-CH"/>
+              </w:rPr>
+              <w:t>&gt;</w:t>
+            </w:r>
+          </w:p>
+        </w:tc>
+        <w:tc>
+          <w:tcPr>
+            <w:tcW w:w="0" w:type="auto"/>
+            <w:hideMark/>
+          </w:tcPr>
+          <w:p>
+            <w:pPr>
+              <w:cnfStyle w:val="000000100000" w:firstRow="0" w:lastRow="0" w:firstColumn="0" w:lastColumn="0" w:oddVBand="0" w:evenVBand="0" w:oddHBand="1" w:evenHBand="0" w:firstRowFirstColumn="0" w:firstRowLastColumn="0" w:lastRowFirstColumn="0" w:lastRowLastColumn="0"/>
+              <w:rPr>
+                <w:lang w:val="de-CH"/>
+              </w:rPr>
+            </w:pPr>
+            <w:r>
+              <w:rPr>
+                <w:lang w:val="de-CH"/>
+              </w:rPr>
+              <w:t>Erstellt eine isolierte Umgebung (Namespace) mit Standard-</w:t>
+            </w:r>
+            <w:proofErr w:type="spellStart"/>
+            <w:r>
+              <w:rPr>
+                <w:lang w:val="de-CH"/>
+              </w:rPr>
+              <w:t>Quotas</w:t>
+            </w:r>
+            <w:proofErr w:type="spellEnd"/>
+            <w:r>
+              <w:rPr>
+                <w:lang w:val="de-CH"/>
+              </w:rPr>
+              <w:t xml:space="preserve"> und </w:t>
+            </w:r>
+            <w:proofErr w:type="spellStart"/>
+            <w:r>
+              <w:rPr>
+                <w:lang w:val="de-CH"/>
+              </w:rPr>
+              <w:t>ServiceAccounts</w:t>
+            </w:r>
+            <w:proofErr w:type="spellEnd"/>
+            <w:r>
+              <w:rPr>
+                <w:lang w:val="de-CH"/>
+              </w:rPr>
+              <w:t>.</w:t>
+            </w:r>
+          </w:p>
+        </w:tc>
+      </w:tr>
+      <w:tr>
+        <w:tc>
+          <w:tcPr>
+            <w:cnfStyle w:val="001000000000" w:firstRow="0" w:lastRow="0" w:firstColumn="1" w:lastColumn="0" w:oddVBand="0" w:evenVBand="0" w:oddHBand="0" w:evenHBand="0" w:firstRowFirstColumn="0" w:firstRowLastColumn="0" w:lastRowFirstColumn="0" w:lastRowLastColumn="0"/>
+            <w:tcW w:w="0" w:type="auto"/>
+            <w:hideMark/>
+          </w:tcPr>
+          <w:p>
+            <w:pPr>
+              <w:rPr>
+                <w:lang w:val="de-CH"/>
+              </w:rPr>
+            </w:pPr>
+            <w:r>
+              <w:rPr>
+                <w:lang w:val="de-CH"/>
+              </w:rPr>
+              <w:t xml:space="preserve">4. </w:t>
+            </w:r>
+            <w:proofErr w:type="spellStart"/>
+            <w:r>
+              <w:rPr>
+                <w:lang w:val="de-CH"/>
+              </w:rPr>
+              <w:t>oc</w:t>
+            </w:r>
+            <w:proofErr w:type="spellEnd"/>
+            <w:r>
+              <w:rPr>
+                <w:lang w:val="de-CH"/>
+              </w:rPr>
+              <w:t xml:space="preserve"> </w:t>
+            </w:r>
+            <w:proofErr w:type="spellStart"/>
+            <w:r>
+              <w:rPr>
+                <w:lang w:val="de-CH"/>
+              </w:rPr>
+              <w:t>status</w:t>
+            </w:r>
+            <w:proofErr w:type="spellEnd"/>
+          </w:p>
+        </w:tc>
+        <w:tc>
+          <w:tcPr>
+            <w:tcW w:w="0" w:type="auto"/>
+            <w:hideMark/>
+          </w:tcPr>
+          <w:p>
+            <w:pPr>
+              <w:cnfStyle w:val="000000000000" w:firstRow="0" w:lastRow="0" w:firstColumn="0" w:lastColumn="0" w:oddVBand="0" w:evenVBand="0" w:oddHBand="0" w:evenHBand="0" w:firstRowFirstColumn="0" w:firstRowLastColumn="0" w:lastRowFirstColumn="0" w:lastRowLastColumn="0"/>
+              <w:rPr>
+                <w:lang w:val="de-CH"/>
+              </w:rPr>
+            </w:pPr>
+            <w:r>
+              <w:rPr>
+                <w:lang w:val="de-CH"/>
+              </w:rPr>
+              <w:t>Zeigt eine Übersicht aller aktiven Komponenten (Deployment, Service, Route) im Projekt.</w:t>
+            </w:r>
+          </w:p>
+        </w:tc>
+      </w:tr>
+      <w:tr>
+        <w:trPr>
+          <w:cnfStyle w:val="000000100000" w:firstRow="0" w:lastRow="0" w:firstColumn="0" w:lastColumn="0" w:oddVBand="0" w:evenVBand="0" w:oddHBand="1" w:evenHBand="0" w:firstRowFirstColumn="0" w:firstRowLastColumn="0" w:lastRowFirstColumn="0" w:lastRowLastColumn="0"/>
+        </w:trPr>
+        <w:tc>
+          <w:tcPr>
+            <w:cnfStyle w:val="001000000000" w:firstRow="0" w:lastRow="0" w:firstColumn="1" w:lastColumn="0" w:oddVBand="0" w:evenVBand="0" w:oddHBand="0" w:evenHBand="0" w:firstRowFirstColumn="0" w:firstRowLastColumn="0" w:lastRowFirstColumn="0" w:lastRowLastColumn="0"/>
+            <w:tcW w:w="0" w:type="auto"/>
+            <w:hideMark/>
+          </w:tcPr>
+          <w:p>
+            <w:pPr>
+              <w:rPr>
+                <w:lang w:val="de-CH"/>
+              </w:rPr>
+            </w:pPr>
+            <w:r>
+              <w:rPr>
+                <w:lang w:val="de-CH"/>
+              </w:rPr>
+              <w:t xml:space="preserve">5. </w:t>
+            </w:r>
+            <w:proofErr w:type="spellStart"/>
+            <w:r>
+              <w:rPr>
+                <w:lang w:val="de-CH"/>
+              </w:rPr>
+              <w:t>oc</w:t>
+            </w:r>
+            <w:proofErr w:type="spellEnd"/>
+            <w:r>
+              <w:rPr>
+                <w:lang w:val="de-CH"/>
+              </w:rPr>
+              <w:t xml:space="preserve"> </w:t>
+            </w:r>
+            <w:proofErr w:type="spellStart"/>
+            <w:r>
+              <w:rPr>
+                <w:lang w:val="de-CH"/>
+              </w:rPr>
+              <w:t>whoami</w:t>
+            </w:r>
+            <w:proofErr w:type="spellEnd"/>
+          </w:p>
+        </w:tc>
+        <w:tc>
+          <w:tcPr>
+            <w:tcW w:w="0" w:type="auto"/>
+            <w:hideMark/>
+          </w:tcPr>
+          <w:p>
+            <w:pPr>
+              <w:cnfStyle w:val="000000100000" w:firstRow="0" w:lastRow="0" w:firstColumn="0" w:lastColumn="0" w:oddVBand="0" w:evenVBand="0" w:oddHBand="1" w:evenHBand="0" w:firstRowFirstColumn="0" w:firstRowLastColumn="0" w:lastRowFirstColumn="0" w:lastRowLastColumn="0"/>
+              <w:rPr>
+                <w:lang w:val="de-CH"/>
+              </w:rPr>
+            </w:pPr>
+            <w:r>
+              <w:rPr>
+                <w:lang w:val="de-CH"/>
+              </w:rPr>
+              <w:t>Bestätigt, als welcher Benutzer du aktuell im Cluster angemeldet bist.</w:t>
+            </w:r>
+          </w:p>
+        </w:tc>
+      </w:tr>
+    </w:tbl>
+    <w:p>
+      <w:pPr>
+        <w:pStyle w:val="berschrift2"/>
+        <w:rPr>
+          <w:lang w:val="de-CH"/>
+        </w:rPr>
+      </w:pPr>
+      <w:r>
+        <w:rPr>
+          <w:lang w:val="de-CH"/>
+        </w:rPr>
+        <w:t xml:space="preserve">Erstellung &amp; </w:t>
+      </w:r>
+      <w:proofErr w:type="spellStart"/>
+      <w:r>
+        <w:rPr>
+          <w:lang w:val="de-CH"/>
+        </w:rPr>
+        <w:t>Build</w:t>
+      </w:r>
+      <w:proofErr w:type="spellEnd"/>
+      <w:r>
+        <w:rPr>
+          <w:lang w:val="de-CH"/>
+        </w:rPr>
+        <w:t xml:space="preserve"> (CI-Phase)</w:t>
+      </w:r>
     </w:p>
     <w:p>
       <w:pPr>
         <w:rPr>
-          <w:lang w:val="en-US"/>
-        </w:rPr>
-      </w:pPr>
+          <w:lang w:val="de-CH"/>
+        </w:rPr>
+      </w:pPr>
+      <w:r>
+        <w:rPr>
+          <w:lang w:val="de-CH"/>
+        </w:rPr>
+        <w:t>Hier wird definiert, wie aus Code ein Image wird.</w:t>
+      </w:r>
+    </w:p>
+    <w:tbl>
+      <w:tblPr>
+        <w:tblStyle w:val="Gitternetztabelle2"/>
+        <w:tblW w:w="0" w:type="auto"/>
+        <w:tblLook w:val="04A0" w:firstRow="1" w:lastRow="0" w:firstColumn="1" w:lastColumn="0" w:noHBand="0" w:noVBand="1"/>
+      </w:tblPr>
+      <w:tblGrid>
+        <w:gridCol w:w="3010"/>
+        <w:gridCol w:w="6060"/>
+      </w:tblGrid>
+      <w:tr>
+        <w:trPr>
+          <w:cnfStyle w:val="100000000000" w:firstRow="1" w:lastRow="0" w:firstColumn="0" w:lastColumn="0" w:oddVBand="0" w:evenVBand="0" w:oddHBand="0" w:evenHBand="0" w:firstRowFirstColumn="0" w:firstRowLastColumn="0" w:lastRowFirstColumn="0" w:lastRowLastColumn="0"/>
+        </w:trPr>
+        <w:tc>
+          <w:tcPr>
+            <w:cnfStyle w:val="001000000000" w:firstRow="0" w:lastRow="0" w:firstColumn="1" w:lastColumn="0" w:oddVBand="0" w:evenVBand="0" w:oddHBand="0" w:evenHBand="0" w:firstRowFirstColumn="0" w:firstRowLastColumn="0" w:lastRowFirstColumn="0" w:lastRowLastColumn="0"/>
+            <w:tcW w:w="0" w:type="auto"/>
+            <w:hideMark/>
+          </w:tcPr>
+          <w:p>
+            <w:pPr>
+              <w:rPr>
+                <w:lang w:val="de-CH"/>
+              </w:rPr>
+            </w:pPr>
+            <w:r>
+              <w:rPr>
+                <w:lang w:val="de-CH"/>
+              </w:rPr>
+              <w:t>Befehl</w:t>
+            </w:r>
+          </w:p>
+        </w:tc>
+        <w:tc>
+          <w:tcPr>
+            <w:tcW w:w="0" w:type="auto"/>
+            <w:hideMark/>
+          </w:tcPr>
+          <w:p>
+            <w:pPr>
+              <w:cnfStyle w:val="100000000000" w:firstRow="1" w:lastRow="0" w:firstColumn="0" w:lastColumn="0" w:oddVBand="0" w:evenVBand="0" w:oddHBand="0" w:evenHBand="0" w:firstRowFirstColumn="0" w:firstRowLastColumn="0" w:lastRowFirstColumn="0" w:lastRowLastColumn="0"/>
+              <w:rPr>
+                <w:lang w:val="de-CH"/>
+              </w:rPr>
+            </w:pPr>
+            <w:r>
+              <w:rPr>
+                <w:lang w:val="de-CH"/>
+              </w:rPr>
+              <w:t>Technische Auswirkung</w:t>
+            </w:r>
+          </w:p>
+        </w:tc>
+      </w:tr>
+      <w:tr>
+        <w:trPr>
+          <w:cnfStyle w:val="000000100000" w:firstRow="0" w:lastRow="0" w:firstColumn="0" w:lastColumn="0" w:oddVBand="0" w:evenVBand="0" w:oddHBand="1" w:evenHBand="0" w:firstRowFirstColumn="0" w:firstRowLastColumn="0" w:lastRowFirstColumn="0" w:lastRowLastColumn="0"/>
+        </w:trPr>
+        <w:tc>
+          <w:tcPr>
+            <w:cnfStyle w:val="001000000000" w:firstRow="0" w:lastRow="0" w:firstColumn="1" w:lastColumn="0" w:oddVBand="0" w:evenVBand="0" w:oddHBand="0" w:evenHBand="0" w:firstRowFirstColumn="0" w:firstRowLastColumn="0" w:lastRowFirstColumn="0" w:lastRowLastColumn="0"/>
+            <w:tcW w:w="0" w:type="auto"/>
+            <w:hideMark/>
+          </w:tcPr>
+          <w:p>
+            <w:pPr>
+              <w:rPr>
+                <w:lang w:val="en-US"/>
+              </w:rPr>
+            </w:pPr>
+            <w:r>
+              <w:rPr>
+                <w:lang w:val="en-US"/>
+              </w:rPr>
+              <w:t xml:space="preserve">6. </w:t>
+            </w:r>
+            <w:proofErr w:type="spellStart"/>
+            <w:r>
+              <w:rPr>
+                <w:lang w:val="en-US"/>
+              </w:rPr>
+              <w:t>oc</w:t>
+            </w:r>
+            <w:proofErr w:type="spellEnd"/>
+            <w:r>
+              <w:rPr>
+                <w:lang w:val="en-US"/>
+              </w:rPr>
+              <w:t xml:space="preserve"> new-build &lt;</w:t>
+            </w:r>
+            <w:proofErr w:type="spellStart"/>
+            <w:r>
+              <w:rPr>
+                <w:lang w:val="en-US"/>
+              </w:rPr>
+              <w:t>url</w:t>
+            </w:r>
+            <w:proofErr w:type="spellEnd"/>
+            <w:r>
+              <w:rPr>
+                <w:lang w:val="en-US"/>
+              </w:rPr>
+              <w:t>&gt; --name=&lt;n&gt;</w:t>
+            </w:r>
+          </w:p>
+        </w:tc>
+        <w:tc>
+          <w:tcPr>
+            <w:tcW w:w="0" w:type="auto"/>
+            <w:hideMark/>
+          </w:tcPr>
+          <w:p>
+            <w:pPr>
+              <w:cnfStyle w:val="000000100000" w:firstRow="0" w:lastRow="0" w:firstColumn="0" w:lastColumn="0" w:oddVBand="0" w:evenVBand="0" w:oddHBand="1" w:evenHBand="0" w:firstRowFirstColumn="0" w:firstRowLastColumn="0" w:lastRowFirstColumn="0" w:lastRowLastColumn="0"/>
+              <w:rPr>
+                <w:lang w:val="de-CH"/>
+              </w:rPr>
+            </w:pPr>
+            <w:r>
+              <w:rPr>
+                <w:lang w:val="de-CH"/>
+              </w:rPr>
+              <w:t xml:space="preserve">Erstellt eine </w:t>
+            </w:r>
+            <w:proofErr w:type="spellStart"/>
+            <w:r>
+              <w:rPr>
+                <w:lang w:val="de-CH"/>
+              </w:rPr>
+              <w:t>BuildConfig</w:t>
+            </w:r>
+            <w:proofErr w:type="spellEnd"/>
+            <w:r>
+              <w:rPr>
+                <w:lang w:val="de-CH"/>
+              </w:rPr>
+              <w:t xml:space="preserve"> (BC) und einen </w:t>
+            </w:r>
+            <w:proofErr w:type="spellStart"/>
+            <w:r>
+              <w:rPr>
+                <w:lang w:val="de-CH"/>
+              </w:rPr>
+              <w:t>ImageStream</w:t>
+            </w:r>
+            <w:proofErr w:type="spellEnd"/>
+            <w:r>
+              <w:rPr>
+                <w:lang w:val="de-CH"/>
+              </w:rPr>
+              <w:t xml:space="preserve"> (IS) für den Quellcode.</w:t>
+            </w:r>
+          </w:p>
+        </w:tc>
+      </w:tr>
+      <w:tr>
+        <w:tc>
+          <w:tcPr>
+            <w:cnfStyle w:val="001000000000" w:firstRow="0" w:lastRow="0" w:firstColumn="1" w:lastColumn="0" w:oddVBand="0" w:evenVBand="0" w:oddHBand="0" w:evenHBand="0" w:firstRowFirstColumn="0" w:firstRowLastColumn="0" w:lastRowFirstColumn="0" w:lastRowLastColumn="0"/>
+            <w:tcW w:w="0" w:type="auto"/>
+            <w:hideMark/>
+          </w:tcPr>
+          <w:p>
+            <w:pPr>
+              <w:rPr>
+                <w:lang w:val="en-US"/>
+              </w:rPr>
+            </w:pPr>
+            <w:r>
+              <w:rPr>
+                <w:lang w:val="en-US"/>
+              </w:rPr>
+              <w:t xml:space="preserve">7. </w:t>
+            </w:r>
+            <w:proofErr w:type="spellStart"/>
+            <w:r>
+              <w:rPr>
+                <w:lang w:val="en-US"/>
+              </w:rPr>
+              <w:t>oc</w:t>
+            </w:r>
+            <w:proofErr w:type="spellEnd"/>
+            <w:r>
+              <w:rPr>
+                <w:lang w:val="en-US"/>
+              </w:rPr>
+              <w:t xml:space="preserve"> </w:t>
+            </w:r>
+            <w:proofErr w:type="gramStart"/>
+            <w:r>
+              <w:rPr>
+                <w:lang w:val="en-US"/>
+              </w:rPr>
+              <w:t>new-build</w:t>
+            </w:r>
+            <w:proofErr w:type="gramEnd"/>
+            <w:r>
+              <w:rPr>
+                <w:lang w:val="en-US"/>
+              </w:rPr>
+              <w:t xml:space="preserve"> nginx~&lt;</w:t>
+            </w:r>
+            <w:proofErr w:type="spellStart"/>
+            <w:r>
+              <w:rPr>
+                <w:lang w:val="en-US"/>
+              </w:rPr>
+              <w:t>url</w:t>
+            </w:r>
+            <w:proofErr w:type="spellEnd"/>
+            <w:r>
+              <w:rPr>
+                <w:lang w:val="en-US"/>
+              </w:rPr>
+              <w:t>&gt;</w:t>
+            </w:r>
+          </w:p>
+        </w:tc>
+        <w:tc>
+          <w:tcPr>
+            <w:tcW w:w="0" w:type="auto"/>
+            <w:hideMark/>
+          </w:tcPr>
+          <w:p>
+            <w:pPr>
+              <w:cnfStyle w:val="000000000000" w:firstRow="0" w:lastRow="0" w:firstColumn="0" w:lastColumn="0" w:oddVBand="0" w:evenVBand="0" w:oddHBand="0" w:evenHBand="0" w:firstRowFirstColumn="0" w:firstRowLastColumn="0" w:lastRowFirstColumn="0" w:lastRowLastColumn="0"/>
+              <w:rPr>
+                <w:lang w:val="de-CH"/>
+              </w:rPr>
+            </w:pPr>
+            <w:r>
+              <w:rPr>
+                <w:lang w:val="de-CH"/>
+              </w:rPr>
+              <w:t xml:space="preserve">Erstellt eine BC mit der </w:t>
+            </w:r>
+            <w:r>
+              <w:rPr>
+                <w:b/>
+                <w:bCs/>
+                <w:lang w:val="de-CH"/>
+              </w:rPr>
+              <w:t>Source-Strategie</w:t>
+            </w:r>
+            <w:r>
+              <w:rPr>
+                <w:lang w:val="de-CH"/>
+              </w:rPr>
+              <w:t xml:space="preserve"> (S2I) unter Nutzung eines </w:t>
+            </w:r>
+            <w:proofErr w:type="spellStart"/>
+            <w:r>
+              <w:rPr>
+                <w:lang w:val="de-CH"/>
+              </w:rPr>
+              <w:t>Builder</w:t>
+            </w:r>
+            <w:proofErr w:type="spellEnd"/>
+            <w:r>
+              <w:rPr>
+                <w:lang w:val="de-CH"/>
+              </w:rPr>
+              <w:t>-Images.</w:t>
+            </w:r>
+          </w:p>
+        </w:tc>
+      </w:tr>
+      <w:tr>
+        <w:trPr>
+          <w:cnfStyle w:val="000000100000" w:firstRow="0" w:lastRow="0" w:firstColumn="0" w:lastColumn="0" w:oddVBand="0" w:evenVBand="0" w:oddHBand="1" w:evenHBand="0" w:firstRowFirstColumn="0" w:firstRowLastColumn="0" w:lastRowFirstColumn="0" w:lastRowLastColumn="0"/>
+        </w:trPr>
+        <w:tc>
+          <w:tcPr>
+            <w:cnfStyle w:val="001000000000" w:firstRow="0" w:lastRow="0" w:firstColumn="1" w:lastColumn="0" w:oddVBand="0" w:evenVBand="0" w:oddHBand="0" w:evenHBand="0" w:firstRowFirstColumn="0" w:firstRowLastColumn="0" w:lastRowFirstColumn="0" w:lastRowLastColumn="0"/>
+            <w:tcW w:w="0" w:type="auto"/>
+            <w:hideMark/>
+          </w:tcPr>
+          <w:p>
+            <w:pPr>
+              <w:rPr>
+                <w:lang w:val="de-CH"/>
+              </w:rPr>
+            </w:pPr>
+            <w:r>
+              <w:rPr>
+                <w:lang w:val="de-CH"/>
+              </w:rPr>
+              <w:lastRenderedPageBreak/>
+              <w:t xml:space="preserve">8. </w:t>
+            </w:r>
+            <w:proofErr w:type="spellStart"/>
+            <w:r>
+              <w:rPr>
+                <w:lang w:val="de-CH"/>
+              </w:rPr>
+              <w:t>oc</w:t>
+            </w:r>
+            <w:proofErr w:type="spellEnd"/>
+            <w:r>
+              <w:rPr>
+                <w:lang w:val="de-CH"/>
+              </w:rPr>
+              <w:t xml:space="preserve"> start-</w:t>
+            </w:r>
+            <w:proofErr w:type="spellStart"/>
+            <w:r>
+              <w:rPr>
+                <w:lang w:val="de-CH"/>
+              </w:rPr>
+              <w:t>build</w:t>
+            </w:r>
+            <w:proofErr w:type="spellEnd"/>
+            <w:r>
+              <w:rPr>
+                <w:lang w:val="de-CH"/>
+              </w:rPr>
+              <w:t xml:space="preserve"> &lt;</w:t>
+            </w:r>
+            <w:proofErr w:type="spellStart"/>
+            <w:r>
+              <w:rPr>
+                <w:lang w:val="de-CH"/>
+              </w:rPr>
+              <w:t>name</w:t>
+            </w:r>
+            <w:proofErr w:type="spellEnd"/>
+            <w:r>
+              <w:rPr>
+                <w:lang w:val="de-CH"/>
+              </w:rPr>
+              <w:t>&gt;</w:t>
+            </w:r>
+          </w:p>
+        </w:tc>
+        <w:tc>
+          <w:tcPr>
+            <w:tcW w:w="0" w:type="auto"/>
+            <w:hideMark/>
+          </w:tcPr>
+          <w:p>
+            <w:pPr>
+              <w:cnfStyle w:val="000000100000" w:firstRow="0" w:lastRow="0" w:firstColumn="0" w:lastColumn="0" w:oddVBand="0" w:evenVBand="0" w:oddHBand="1" w:evenHBand="0" w:firstRowFirstColumn="0" w:firstRowLastColumn="0" w:lastRowFirstColumn="0" w:lastRowLastColumn="0"/>
+              <w:rPr>
+                <w:lang w:val="de-CH"/>
+              </w:rPr>
+            </w:pPr>
+            <w:r>
+              <w:rPr>
+                <w:lang w:val="de-CH"/>
+              </w:rPr>
+              <w:t xml:space="preserve">Triggert einen neuen </w:t>
+            </w:r>
+            <w:proofErr w:type="spellStart"/>
+            <w:r>
+              <w:rPr>
+                <w:lang w:val="de-CH"/>
+              </w:rPr>
+              <w:t>Build</w:t>
+            </w:r>
+            <w:proofErr w:type="spellEnd"/>
+            <w:r>
+              <w:rPr>
+                <w:lang w:val="de-CH"/>
+              </w:rPr>
+              <w:t xml:space="preserve">-Lauf (instanziiert einen temporären </w:t>
+            </w:r>
+            <w:proofErr w:type="spellStart"/>
+            <w:r>
+              <w:rPr>
+                <w:lang w:val="de-CH"/>
+              </w:rPr>
+              <w:t>Build</w:t>
+            </w:r>
+            <w:proofErr w:type="spellEnd"/>
+            <w:r>
+              <w:rPr>
+                <w:lang w:val="de-CH"/>
+              </w:rPr>
+              <w:t>-Pod).</w:t>
+            </w:r>
+          </w:p>
+        </w:tc>
+      </w:tr>
+      <w:tr>
+        <w:tc>
+          <w:tcPr>
+            <w:cnfStyle w:val="001000000000" w:firstRow="0" w:lastRow="0" w:firstColumn="1" w:lastColumn="0" w:oddVBand="0" w:evenVBand="0" w:oddHBand="0" w:evenHBand="0" w:firstRowFirstColumn="0" w:firstRowLastColumn="0" w:lastRowFirstColumn="0" w:lastRowLastColumn="0"/>
+            <w:tcW w:w="0" w:type="auto"/>
+            <w:hideMark/>
+          </w:tcPr>
+          <w:p>
+            <w:pPr>
+              <w:rPr>
+                <w:lang w:val="en-US"/>
+              </w:rPr>
+            </w:pPr>
+            <w:r>
+              <w:rPr>
+                <w:lang w:val="en-US"/>
+              </w:rPr>
+              <w:t xml:space="preserve">9. </w:t>
+            </w:r>
+            <w:proofErr w:type="spellStart"/>
+            <w:r>
+              <w:rPr>
+                <w:lang w:val="en-US"/>
+              </w:rPr>
+              <w:t>oc</w:t>
+            </w:r>
+            <w:proofErr w:type="spellEnd"/>
+            <w:r>
+              <w:rPr>
+                <w:lang w:val="en-US"/>
+              </w:rPr>
+              <w:t xml:space="preserve"> start-build &lt;name&gt; --follow</w:t>
+            </w:r>
+          </w:p>
+        </w:tc>
+        <w:tc>
+          <w:tcPr>
+            <w:tcW w:w="0" w:type="auto"/>
+            <w:hideMark/>
+          </w:tcPr>
+          <w:p>
+            <w:pPr>
+              <w:cnfStyle w:val="000000000000" w:firstRow="0" w:lastRow="0" w:firstColumn="0" w:lastColumn="0" w:oddVBand="0" w:evenVBand="0" w:oddHBand="0" w:evenHBand="0" w:firstRowFirstColumn="0" w:firstRowLastColumn="0" w:lastRowFirstColumn="0" w:lastRowLastColumn="0"/>
+              <w:rPr>
+                <w:lang w:val="de-CH"/>
+              </w:rPr>
+            </w:pPr>
+            <w:r>
+              <w:rPr>
+                <w:lang w:val="de-CH"/>
+              </w:rPr>
+              <w:t xml:space="preserve">Streamt die STDOUT-Logs des </w:t>
+            </w:r>
+            <w:proofErr w:type="spellStart"/>
+            <w:r>
+              <w:rPr>
+                <w:lang w:val="de-CH"/>
+              </w:rPr>
+              <w:t>Build</w:t>
+            </w:r>
+            <w:proofErr w:type="spellEnd"/>
+            <w:r>
+              <w:rPr>
+                <w:lang w:val="de-CH"/>
+              </w:rPr>
+              <w:t>-Pods direkt in dein Terminal.</w:t>
+            </w:r>
+          </w:p>
+        </w:tc>
+      </w:tr>
+      <w:tr>
+        <w:trPr>
+          <w:cnfStyle w:val="000000100000" w:firstRow="0" w:lastRow="0" w:firstColumn="0" w:lastColumn="0" w:oddVBand="0" w:evenVBand="0" w:oddHBand="1" w:evenHBand="0" w:firstRowFirstColumn="0" w:firstRowLastColumn="0" w:lastRowFirstColumn="0" w:lastRowLastColumn="0"/>
+        </w:trPr>
+        <w:tc>
+          <w:tcPr>
+            <w:cnfStyle w:val="001000000000" w:firstRow="0" w:lastRow="0" w:firstColumn="1" w:lastColumn="0" w:oddVBand="0" w:evenVBand="0" w:oddHBand="0" w:evenHBand="0" w:firstRowFirstColumn="0" w:firstRowLastColumn="0" w:lastRowFirstColumn="0" w:lastRowLastColumn="0"/>
+            <w:tcW w:w="0" w:type="auto"/>
+            <w:hideMark/>
+          </w:tcPr>
+          <w:p>
+            <w:pPr>
+              <w:rPr>
+                <w:lang w:val="de-CH"/>
+              </w:rPr>
+            </w:pPr>
+            <w:r>
+              <w:rPr>
+                <w:lang w:val="de-CH"/>
+              </w:rPr>
+              <w:t xml:space="preserve">10. </w:t>
+            </w:r>
+            <w:proofErr w:type="spellStart"/>
+            <w:r>
+              <w:rPr>
+                <w:lang w:val="de-CH"/>
+              </w:rPr>
+              <w:t>oc</w:t>
+            </w:r>
+            <w:proofErr w:type="spellEnd"/>
+            <w:r>
+              <w:rPr>
+                <w:lang w:val="de-CH"/>
+              </w:rPr>
+              <w:t xml:space="preserve"> </w:t>
+            </w:r>
+            <w:proofErr w:type="spellStart"/>
+            <w:r>
+              <w:rPr>
+                <w:lang w:val="de-CH"/>
+              </w:rPr>
+              <w:t>get</w:t>
+            </w:r>
+            <w:proofErr w:type="spellEnd"/>
+            <w:r>
+              <w:rPr>
+                <w:lang w:val="de-CH"/>
+              </w:rPr>
+              <w:t xml:space="preserve"> </w:t>
+            </w:r>
+            <w:proofErr w:type="spellStart"/>
+            <w:r>
+              <w:rPr>
+                <w:lang w:val="de-CH"/>
+              </w:rPr>
+              <w:t>bc</w:t>
+            </w:r>
+            <w:proofErr w:type="spellEnd"/>
+          </w:p>
+        </w:tc>
+        <w:tc>
+          <w:tcPr>
+            <w:tcW w:w="0" w:type="auto"/>
+            <w:hideMark/>
+          </w:tcPr>
+          <w:p>
+            <w:pPr>
+              <w:cnfStyle w:val="000000100000" w:firstRow="0" w:lastRow="0" w:firstColumn="0" w:lastColumn="0" w:oddVBand="0" w:evenVBand="0" w:oddHBand="1" w:evenHBand="0" w:firstRowFirstColumn="0" w:firstRowLastColumn="0" w:lastRowFirstColumn="0" w:lastRowLastColumn="0"/>
+              <w:rPr>
+                <w:lang w:val="de-CH"/>
+              </w:rPr>
+            </w:pPr>
+            <w:r>
+              <w:rPr>
+                <w:lang w:val="de-CH"/>
+              </w:rPr>
+              <w:t>Listet alle Baupläne (</w:t>
+            </w:r>
+            <w:proofErr w:type="spellStart"/>
+            <w:r>
+              <w:rPr>
+                <w:lang w:val="de-CH"/>
+              </w:rPr>
+              <w:t>BuildConfigs</w:t>
+            </w:r>
+            <w:proofErr w:type="spellEnd"/>
+            <w:r>
+              <w:rPr>
+                <w:lang w:val="de-CH"/>
+              </w:rPr>
+              <w:t>) auf.</w:t>
+            </w:r>
+          </w:p>
+        </w:tc>
+      </w:tr>
+      <w:tr>
+        <w:tc>
+          <w:tcPr>
+            <w:cnfStyle w:val="001000000000" w:firstRow="0" w:lastRow="0" w:firstColumn="1" w:lastColumn="0" w:oddVBand="0" w:evenVBand="0" w:oddHBand="0" w:evenHBand="0" w:firstRowFirstColumn="0" w:firstRowLastColumn="0" w:lastRowFirstColumn="0" w:lastRowLastColumn="0"/>
+            <w:tcW w:w="0" w:type="auto"/>
+            <w:hideMark/>
+          </w:tcPr>
+          <w:p>
+            <w:pPr>
+              <w:rPr>
+                <w:lang w:val="de-CH"/>
+              </w:rPr>
+            </w:pPr>
+            <w:r>
+              <w:rPr>
+                <w:lang w:val="de-CH"/>
+              </w:rPr>
+              <w:t xml:space="preserve">11. </w:t>
+            </w:r>
+            <w:proofErr w:type="spellStart"/>
+            <w:r>
+              <w:rPr>
+                <w:lang w:val="de-CH"/>
+              </w:rPr>
+              <w:t>oc</w:t>
+            </w:r>
+            <w:proofErr w:type="spellEnd"/>
+            <w:r>
+              <w:rPr>
+                <w:lang w:val="de-CH"/>
+              </w:rPr>
+              <w:t xml:space="preserve"> </w:t>
+            </w:r>
+            <w:proofErr w:type="spellStart"/>
+            <w:r>
+              <w:rPr>
+                <w:lang w:val="de-CH"/>
+              </w:rPr>
+              <w:t>describe</w:t>
+            </w:r>
+            <w:proofErr w:type="spellEnd"/>
+            <w:r>
+              <w:rPr>
+                <w:lang w:val="de-CH"/>
+              </w:rPr>
+              <w:t xml:space="preserve"> </w:t>
+            </w:r>
+            <w:proofErr w:type="spellStart"/>
+            <w:r>
+              <w:rPr>
+                <w:lang w:val="de-CH"/>
+              </w:rPr>
+              <w:t>bc</w:t>
+            </w:r>
+            <w:proofErr w:type="spellEnd"/>
+            <w:r>
+              <w:rPr>
+                <w:lang w:val="de-CH"/>
+              </w:rPr>
+              <w:t xml:space="preserve"> &lt;</w:t>
+            </w:r>
+            <w:proofErr w:type="spellStart"/>
+            <w:r>
+              <w:rPr>
+                <w:lang w:val="de-CH"/>
+              </w:rPr>
+              <w:t>name</w:t>
+            </w:r>
+            <w:proofErr w:type="spellEnd"/>
+            <w:r>
+              <w:rPr>
+                <w:lang w:val="de-CH"/>
+              </w:rPr>
+              <w:t>&gt;</w:t>
+            </w:r>
+          </w:p>
+        </w:tc>
+        <w:tc>
+          <w:tcPr>
+            <w:tcW w:w="0" w:type="auto"/>
+            <w:hideMark/>
+          </w:tcPr>
+          <w:p>
+            <w:pPr>
+              <w:cnfStyle w:val="000000000000" w:firstRow="0" w:lastRow="0" w:firstColumn="0" w:lastColumn="0" w:oddVBand="0" w:evenVBand="0" w:oddHBand="0" w:evenHBand="0" w:firstRowFirstColumn="0" w:firstRowLastColumn="0" w:lastRowFirstColumn="0" w:lastRowLastColumn="0"/>
+              <w:rPr>
+                <w:lang w:val="de-CH"/>
+              </w:rPr>
+            </w:pPr>
+            <w:r>
+              <w:rPr>
+                <w:lang w:val="de-CH"/>
+              </w:rPr>
+              <w:t xml:space="preserve">Zeigt Details wie Webhook-URLs, </w:t>
+            </w:r>
+            <w:proofErr w:type="spellStart"/>
+            <w:r>
+              <w:rPr>
+                <w:lang w:val="de-CH"/>
+              </w:rPr>
+              <w:t>Git</w:t>
+            </w:r>
+            <w:proofErr w:type="spellEnd"/>
+            <w:r>
+              <w:rPr>
+                <w:lang w:val="de-CH"/>
+              </w:rPr>
+              <w:t>-Source und Strategie-Einstellungen.</w:t>
+            </w:r>
+          </w:p>
+        </w:tc>
+      </w:tr>
+      <w:tr>
+        <w:trPr>
+          <w:cnfStyle w:val="000000100000" w:firstRow="0" w:lastRow="0" w:firstColumn="0" w:lastColumn="0" w:oddVBand="0" w:evenVBand="0" w:oddHBand="1" w:evenHBand="0" w:firstRowFirstColumn="0" w:firstRowLastColumn="0" w:lastRowFirstColumn="0" w:lastRowLastColumn="0"/>
+        </w:trPr>
+        <w:tc>
+          <w:tcPr>
+            <w:cnfStyle w:val="001000000000" w:firstRow="0" w:lastRow="0" w:firstColumn="1" w:lastColumn="0" w:oddVBand="0" w:evenVBand="0" w:oddHBand="0" w:evenHBand="0" w:firstRowFirstColumn="0" w:firstRowLastColumn="0" w:lastRowFirstColumn="0" w:lastRowLastColumn="0"/>
+            <w:tcW w:w="0" w:type="auto"/>
+            <w:hideMark/>
+          </w:tcPr>
+          <w:p>
+            <w:pPr>
+              <w:rPr>
+                <w:lang w:val="de-CH"/>
+              </w:rPr>
+            </w:pPr>
+            <w:r>
+              <w:rPr>
+                <w:lang w:val="de-CH"/>
+              </w:rPr>
+              <w:t xml:space="preserve">12. </w:t>
+            </w:r>
+            <w:proofErr w:type="spellStart"/>
+            <w:r>
+              <w:rPr>
+                <w:lang w:val="de-CH"/>
+              </w:rPr>
+              <w:t>oc</w:t>
+            </w:r>
+            <w:proofErr w:type="spellEnd"/>
+            <w:r>
+              <w:rPr>
+                <w:lang w:val="de-CH"/>
+              </w:rPr>
+              <w:t xml:space="preserve"> </w:t>
+            </w:r>
+            <w:proofErr w:type="spellStart"/>
+            <w:r>
+              <w:rPr>
+                <w:lang w:val="de-CH"/>
+              </w:rPr>
+              <w:t>get</w:t>
+            </w:r>
+            <w:proofErr w:type="spellEnd"/>
+            <w:r>
+              <w:rPr>
+                <w:lang w:val="de-CH"/>
+              </w:rPr>
+              <w:t xml:space="preserve"> </w:t>
+            </w:r>
+            <w:proofErr w:type="spellStart"/>
+            <w:r>
+              <w:rPr>
+                <w:lang w:val="de-CH"/>
+              </w:rPr>
+              <w:t>builds</w:t>
+            </w:r>
+            <w:proofErr w:type="spellEnd"/>
+          </w:p>
+        </w:tc>
+        <w:tc>
+          <w:tcPr>
+            <w:tcW w:w="0" w:type="auto"/>
+            <w:hideMark/>
+          </w:tcPr>
+          <w:p>
+            <w:pPr>
+              <w:cnfStyle w:val="000000100000" w:firstRow="0" w:lastRow="0" w:firstColumn="0" w:lastColumn="0" w:oddVBand="0" w:evenVBand="0" w:oddHBand="1" w:evenHBand="0" w:firstRowFirstColumn="0" w:firstRowLastColumn="0" w:lastRowFirstColumn="0" w:lastRowLastColumn="0"/>
+              <w:rPr>
+                <w:lang w:val="de-CH"/>
+              </w:rPr>
+            </w:pPr>
+            <w:r>
+              <w:rPr>
+                <w:lang w:val="de-CH"/>
+              </w:rPr>
+              <w:t xml:space="preserve">Zeigt die Historie aller durchgeführten und laufenden </w:t>
+            </w:r>
+            <w:proofErr w:type="spellStart"/>
+            <w:r>
+              <w:rPr>
+                <w:lang w:val="de-CH"/>
+              </w:rPr>
+              <w:t>Build</w:t>
+            </w:r>
+            <w:proofErr w:type="spellEnd"/>
+            <w:r>
+              <w:rPr>
+                <w:lang w:val="de-CH"/>
+              </w:rPr>
+              <w:t>-Instanzen.</w:t>
+            </w:r>
+          </w:p>
+        </w:tc>
+      </w:tr>
+      <w:tr>
+        <w:tc>
+          <w:tcPr>
+            <w:cnfStyle w:val="001000000000" w:firstRow="0" w:lastRow="0" w:firstColumn="1" w:lastColumn="0" w:oddVBand="0" w:evenVBand="0" w:oddHBand="0" w:evenHBand="0" w:firstRowFirstColumn="0" w:firstRowLastColumn="0" w:lastRowFirstColumn="0" w:lastRowLastColumn="0"/>
+            <w:tcW w:w="0" w:type="auto"/>
+            <w:hideMark/>
+          </w:tcPr>
+          <w:p>
+            <w:pPr>
+              <w:rPr>
+                <w:lang w:val="en-US"/>
+              </w:rPr>
+            </w:pPr>
+            <w:r>
+              <w:rPr>
+                <w:lang w:val="en-US"/>
+              </w:rPr>
+              <w:t xml:space="preserve">13. </w:t>
+            </w:r>
+            <w:proofErr w:type="spellStart"/>
+            <w:r>
+              <w:rPr>
+                <w:lang w:val="en-US"/>
+              </w:rPr>
+              <w:t>oc</w:t>
+            </w:r>
+            <w:proofErr w:type="spellEnd"/>
+            <w:r>
+              <w:rPr>
+                <w:lang w:val="en-US"/>
+              </w:rPr>
+              <w:t xml:space="preserve"> cancel-build &lt;build-id&gt;</w:t>
+            </w:r>
+          </w:p>
+        </w:tc>
+        <w:tc>
+          <w:tcPr>
+            <w:tcW w:w="0" w:type="auto"/>
+            <w:hideMark/>
+          </w:tcPr>
+          <w:p>
+            <w:pPr>
+              <w:cnfStyle w:val="000000000000" w:firstRow="0" w:lastRow="0" w:firstColumn="0" w:lastColumn="0" w:oddVBand="0" w:evenVBand="0" w:oddHBand="0" w:evenHBand="0" w:firstRowFirstColumn="0" w:firstRowLastColumn="0" w:lastRowFirstColumn="0" w:lastRowLastColumn="0"/>
+              <w:rPr>
+                <w:lang w:val="de-CH"/>
+              </w:rPr>
+            </w:pPr>
+            <w:r>
+              <w:rPr>
+                <w:lang w:val="de-CH"/>
+              </w:rPr>
+              <w:t xml:space="preserve">Beendet einen hängenden oder nicht mehr benötigten </w:t>
+            </w:r>
+            <w:proofErr w:type="spellStart"/>
+            <w:r>
+              <w:rPr>
+                <w:lang w:val="de-CH"/>
+              </w:rPr>
+              <w:t>Build</w:t>
+            </w:r>
+            <w:proofErr w:type="spellEnd"/>
+            <w:r>
+              <w:rPr>
+                <w:lang w:val="de-CH"/>
+              </w:rPr>
+              <w:t>-Lauf sofort.</w:t>
+            </w:r>
+          </w:p>
+        </w:tc>
+      </w:tr>
+    </w:tbl>
+    <w:p>
+      <w:pPr>
+        <w:pStyle w:val="berschrift2"/>
+        <w:rPr>
+          <w:lang w:val="de-CH"/>
+        </w:rPr>
+      </w:pPr>
+      <w:r>
+        <w:rPr>
+          <w:lang w:val="de-CH"/>
+        </w:rPr>
+        <w:t>Deployment &amp; Instanziierung (CD-Phase)</w:t>
+      </w:r>
     </w:p>
     <w:p>
       <w:pPr>
         <w:rPr>
-          <w:lang w:val="en-US"/>
+          <w:lang w:val="de-CH"/>
+        </w:rPr>
+      </w:pPr>
+      <w:r>
+        <w:rPr>
+          <w:lang w:val="de-CH"/>
+        </w:rPr>
+        <w:t>Hier bringst du das Image zum Laufen.</w:t>
+      </w:r>
+    </w:p>
+    <w:tbl>
+      <w:tblPr>
+        <w:tblStyle w:val="Gitternetztabelle2"/>
+        <w:tblW w:w="0" w:type="auto"/>
+        <w:tblLook w:val="04A0" w:firstRow="1" w:lastRow="0" w:firstColumn="1" w:lastColumn="0" w:noHBand="0" w:noVBand="1"/>
+      </w:tblPr>
+      <w:tblGrid>
+        <w:gridCol w:w="3095"/>
+        <w:gridCol w:w="5975"/>
+      </w:tblGrid>
+      <w:tr>
+        <w:trPr>
+          <w:cnfStyle w:val="100000000000" w:firstRow="1" w:lastRow="0" w:firstColumn="0" w:lastColumn="0" w:oddVBand="0" w:evenVBand="0" w:oddHBand="0" w:evenHBand="0" w:firstRowFirstColumn="0" w:firstRowLastColumn="0" w:lastRowFirstColumn="0" w:lastRowLastColumn="0"/>
+        </w:trPr>
+        <w:tc>
+          <w:tcPr>
+            <w:cnfStyle w:val="001000000000" w:firstRow="0" w:lastRow="0" w:firstColumn="1" w:lastColumn="0" w:oddVBand="0" w:evenVBand="0" w:oddHBand="0" w:evenHBand="0" w:firstRowFirstColumn="0" w:firstRowLastColumn="0" w:lastRowFirstColumn="0" w:lastRowLastColumn="0"/>
+            <w:tcW w:w="0" w:type="auto"/>
+            <w:hideMark/>
+          </w:tcPr>
+          <w:p>
+            <w:pPr>
+              <w:rPr>
+                <w:lang w:val="de-CH"/>
+              </w:rPr>
+            </w:pPr>
+            <w:r>
+              <w:rPr>
+                <w:lang w:val="de-CH"/>
+              </w:rPr>
+              <w:t>Befehl</w:t>
+            </w:r>
+          </w:p>
+        </w:tc>
+        <w:tc>
+          <w:tcPr>
+            <w:tcW w:w="0" w:type="auto"/>
+            <w:hideMark/>
+          </w:tcPr>
+          <w:p>
+            <w:pPr>
+              <w:cnfStyle w:val="100000000000" w:firstRow="1" w:lastRow="0" w:firstColumn="0" w:lastColumn="0" w:oddVBand="0" w:evenVBand="0" w:oddHBand="0" w:evenHBand="0" w:firstRowFirstColumn="0" w:firstRowLastColumn="0" w:lastRowFirstColumn="0" w:lastRowLastColumn="0"/>
+              <w:rPr>
+                <w:lang w:val="de-CH"/>
+              </w:rPr>
+            </w:pPr>
+            <w:r>
+              <w:rPr>
+                <w:lang w:val="de-CH"/>
+              </w:rPr>
+              <w:t>Technische Auswirkung</w:t>
+            </w:r>
+          </w:p>
+        </w:tc>
+      </w:tr>
+      <w:tr>
+        <w:trPr>
+          <w:cnfStyle w:val="000000100000" w:firstRow="0" w:lastRow="0" w:firstColumn="0" w:lastColumn="0" w:oddVBand="0" w:evenVBand="0" w:oddHBand="1" w:evenHBand="0" w:firstRowFirstColumn="0" w:firstRowLastColumn="0" w:lastRowFirstColumn="0" w:lastRowLastColumn="0"/>
+        </w:trPr>
+        <w:tc>
+          <w:tcPr>
+            <w:cnfStyle w:val="001000000000" w:firstRow="0" w:lastRow="0" w:firstColumn="1" w:lastColumn="0" w:oddVBand="0" w:evenVBand="0" w:oddHBand="0" w:evenHBand="0" w:firstRowFirstColumn="0" w:firstRowLastColumn="0" w:lastRowFirstColumn="0" w:lastRowLastColumn="0"/>
+            <w:tcW w:w="0" w:type="auto"/>
+            <w:hideMark/>
+          </w:tcPr>
+          <w:p>
+            <w:pPr>
+              <w:rPr>
+                <w:lang w:val="en-US"/>
+              </w:rPr>
+            </w:pPr>
+            <w:r>
+              <w:rPr>
+                <w:lang w:val="en-US"/>
+              </w:rPr>
+              <w:t xml:space="preserve">14. </w:t>
+            </w:r>
+            <w:proofErr w:type="spellStart"/>
+            <w:r>
+              <w:rPr>
+                <w:lang w:val="en-US"/>
+              </w:rPr>
+              <w:t>oc</w:t>
+            </w:r>
+            <w:proofErr w:type="spellEnd"/>
+            <w:r>
+              <w:rPr>
+                <w:lang w:val="en-US"/>
+              </w:rPr>
+              <w:t xml:space="preserve"> new-app &lt;image-name&gt;</w:t>
+            </w:r>
+          </w:p>
+        </w:tc>
+        <w:tc>
+          <w:tcPr>
+            <w:tcW w:w="0" w:type="auto"/>
+            <w:hideMark/>
+          </w:tcPr>
+          <w:p>
+            <w:pPr>
+              <w:cnfStyle w:val="000000100000" w:firstRow="0" w:lastRow="0" w:firstColumn="0" w:lastColumn="0" w:oddVBand="0" w:evenVBand="0" w:oddHBand="1" w:evenHBand="0" w:firstRowFirstColumn="0" w:firstRowLastColumn="0" w:lastRowFirstColumn="0" w:lastRowLastColumn="0"/>
+              <w:rPr>
+                <w:lang w:val="de-CH"/>
+              </w:rPr>
+            </w:pPr>
+            <w:r>
+              <w:rPr>
+                <w:lang w:val="de-CH"/>
+              </w:rPr>
+              <w:t xml:space="preserve">Erstellt automatisch Deployment, Service und </w:t>
+            </w:r>
+            <w:proofErr w:type="spellStart"/>
+            <w:r>
+              <w:rPr>
+                <w:lang w:val="de-CH"/>
+              </w:rPr>
+              <w:t>ImageStream</w:t>
+            </w:r>
+            <w:proofErr w:type="spellEnd"/>
+            <w:r>
+              <w:rPr>
+                <w:lang w:val="de-CH"/>
+              </w:rPr>
+              <w:t xml:space="preserve"> aus einem Image.</w:t>
+            </w:r>
+          </w:p>
+        </w:tc>
+      </w:tr>
+      <w:tr>
+        <w:tc>
+          <w:tcPr>
+            <w:cnfStyle w:val="001000000000" w:firstRow="0" w:lastRow="0" w:firstColumn="1" w:lastColumn="0" w:oddVBand="0" w:evenVBand="0" w:oddHBand="0" w:evenHBand="0" w:firstRowFirstColumn="0" w:firstRowLastColumn="0" w:lastRowFirstColumn="0" w:lastRowLastColumn="0"/>
+            <w:tcW w:w="0" w:type="auto"/>
+            <w:hideMark/>
+          </w:tcPr>
+          <w:p>
+            <w:pPr>
+              <w:rPr>
+                <w:lang w:val="en-US"/>
+              </w:rPr>
+            </w:pPr>
+            <w:r>
+              <w:rPr>
+                <w:lang w:val="en-US"/>
+              </w:rPr>
+              <w:t xml:space="preserve">15. </w:t>
+            </w:r>
+            <w:proofErr w:type="spellStart"/>
+            <w:r>
+              <w:rPr>
+                <w:lang w:val="en-US"/>
+              </w:rPr>
+              <w:t>oc</w:t>
+            </w:r>
+            <w:proofErr w:type="spellEnd"/>
+            <w:r>
+              <w:rPr>
+                <w:lang w:val="en-US"/>
+              </w:rPr>
+              <w:t xml:space="preserve"> apply -f &lt;file</w:t>
+            </w:r>
+            <w:proofErr w:type="gramStart"/>
+            <w:r>
+              <w:rPr>
+                <w:lang w:val="en-US"/>
+              </w:rPr>
+              <w:t>&gt;.</w:t>
+            </w:r>
+            <w:proofErr w:type="spellStart"/>
+            <w:r>
+              <w:rPr>
+                <w:lang w:val="en-US"/>
+              </w:rPr>
+              <w:t>yaml</w:t>
+            </w:r>
+            <w:proofErr w:type="spellEnd"/>
+            <w:proofErr w:type="gramEnd"/>
+          </w:p>
+        </w:tc>
+        <w:tc>
+          <w:tcPr>
+            <w:tcW w:w="0" w:type="auto"/>
+            <w:hideMark/>
+          </w:tcPr>
+          <w:p>
+            <w:pPr>
+              <w:cnfStyle w:val="000000000000" w:firstRow="0" w:lastRow="0" w:firstColumn="0" w:lastColumn="0" w:oddVBand="0" w:evenVBand="0" w:oddHBand="0" w:evenHBand="0" w:firstRowFirstColumn="0" w:firstRowLastColumn="0" w:lastRowFirstColumn="0" w:lastRowLastColumn="0"/>
+              <w:rPr>
+                <w:lang w:val="de-CH"/>
+              </w:rPr>
+            </w:pPr>
+            <w:r>
+              <w:rPr>
+                <w:b/>
+                <w:bCs/>
+                <w:lang w:val="de-CH"/>
+              </w:rPr>
+              <w:t>Deklarativer Weg:</w:t>
+            </w:r>
+            <w:r>
+              <w:rPr>
+                <w:lang w:val="de-CH"/>
+              </w:rPr>
+              <w:t xml:space="preserve"> Vergleicht die YAML mit dem Ist-Zustand und passt diesen an.</w:t>
+            </w:r>
+          </w:p>
+        </w:tc>
+      </w:tr>
+      <w:tr>
+        <w:trPr>
+          <w:cnfStyle w:val="000000100000" w:firstRow="0" w:lastRow="0" w:firstColumn="0" w:lastColumn="0" w:oddVBand="0" w:evenVBand="0" w:oddHBand="1" w:evenHBand="0" w:firstRowFirstColumn="0" w:firstRowLastColumn="0" w:lastRowFirstColumn="0" w:lastRowLastColumn="0"/>
+        </w:trPr>
+        <w:tc>
+          <w:tcPr>
+            <w:cnfStyle w:val="001000000000" w:firstRow="0" w:lastRow="0" w:firstColumn="1" w:lastColumn="0" w:oddVBand="0" w:evenVBand="0" w:oddHBand="0" w:evenHBand="0" w:firstRowFirstColumn="0" w:firstRowLastColumn="0" w:lastRowFirstColumn="0" w:lastRowLastColumn="0"/>
+            <w:tcW w:w="0" w:type="auto"/>
+            <w:hideMark/>
+          </w:tcPr>
+          <w:p>
+            <w:pPr>
+              <w:rPr>
+                <w:lang w:val="de-CH"/>
+              </w:rPr>
+            </w:pPr>
+            <w:r>
+              <w:rPr>
+                <w:lang w:val="de-CH"/>
+              </w:rPr>
+              <w:t xml:space="preserve">16. </w:t>
+            </w:r>
+            <w:proofErr w:type="spellStart"/>
+            <w:r>
+              <w:rPr>
+                <w:lang w:val="de-CH"/>
+              </w:rPr>
+              <w:t>oc</w:t>
+            </w:r>
+            <w:proofErr w:type="spellEnd"/>
+            <w:r>
+              <w:rPr>
+                <w:lang w:val="de-CH"/>
+              </w:rPr>
+              <w:t xml:space="preserve"> </w:t>
+            </w:r>
+            <w:proofErr w:type="spellStart"/>
+            <w:r>
+              <w:rPr>
+                <w:lang w:val="de-CH"/>
+              </w:rPr>
+              <w:t>apply</w:t>
+            </w:r>
+            <w:proofErr w:type="spellEnd"/>
+            <w:r>
+              <w:rPr>
+                <w:lang w:val="de-CH"/>
+              </w:rPr>
+              <w:t xml:space="preserve"> -</w:t>
+            </w:r>
+            <w:proofErr w:type="gramStart"/>
+            <w:r>
+              <w:rPr>
+                <w:lang w:val="de-CH"/>
+              </w:rPr>
+              <w:t>f .</w:t>
+            </w:r>
+            <w:proofErr w:type="gramEnd"/>
+          </w:p>
+        </w:tc>
+        <w:tc>
+          <w:tcPr>
+            <w:tcW w:w="0" w:type="auto"/>
+            <w:hideMark/>
+          </w:tcPr>
+          <w:p>
+            <w:pPr>
+              <w:cnfStyle w:val="000000100000" w:firstRow="0" w:lastRow="0" w:firstColumn="0" w:lastColumn="0" w:oddVBand="0" w:evenVBand="0" w:oddHBand="1" w:evenHBand="0" w:firstRowFirstColumn="0" w:firstRowLastColumn="0" w:lastRowFirstColumn="0" w:lastRowLastColumn="0"/>
+              <w:rPr>
+                <w:lang w:val="de-CH"/>
+              </w:rPr>
+            </w:pPr>
+            <w:r>
+              <w:rPr>
+                <w:lang w:val="de-CH"/>
+              </w:rPr>
+              <w:t>Scannt den aktuellen Ordner und wendet alle gefundenen YAML-Dateien an.</w:t>
+            </w:r>
+          </w:p>
+        </w:tc>
+      </w:tr>
+      <w:tr>
+        <w:tc>
+          <w:tcPr>
+            <w:cnfStyle w:val="001000000000" w:firstRow="0" w:lastRow="0" w:firstColumn="1" w:lastColumn="0" w:oddVBand="0" w:evenVBand="0" w:oddHBand="0" w:evenHBand="0" w:firstRowFirstColumn="0" w:firstRowLastColumn="0" w:lastRowFirstColumn="0" w:lastRowLastColumn="0"/>
+            <w:tcW w:w="0" w:type="auto"/>
+            <w:hideMark/>
+          </w:tcPr>
+          <w:p>
+            <w:pPr>
+              <w:rPr>
+                <w:lang w:val="de-CH"/>
+              </w:rPr>
+            </w:pPr>
+            <w:r>
+              <w:rPr>
+                <w:lang w:val="de-CH"/>
+              </w:rPr>
+              <w:t xml:space="preserve">17. </w:t>
+            </w:r>
+            <w:proofErr w:type="spellStart"/>
+            <w:r>
+              <w:rPr>
+                <w:lang w:val="de-CH"/>
+              </w:rPr>
+              <w:t>oc</w:t>
+            </w:r>
+            <w:proofErr w:type="spellEnd"/>
+            <w:r>
+              <w:rPr>
+                <w:lang w:val="de-CH"/>
+              </w:rPr>
+              <w:t xml:space="preserve"> </w:t>
+            </w:r>
+            <w:proofErr w:type="spellStart"/>
+            <w:r>
+              <w:rPr>
+                <w:lang w:val="de-CH"/>
+              </w:rPr>
+              <w:t>get</w:t>
+            </w:r>
+            <w:proofErr w:type="spellEnd"/>
+            <w:r>
+              <w:rPr>
+                <w:lang w:val="de-CH"/>
+              </w:rPr>
+              <w:t xml:space="preserve"> deployment</w:t>
+            </w:r>
+          </w:p>
+        </w:tc>
+        <w:tc>
+          <w:tcPr>
+            <w:tcW w:w="0" w:type="auto"/>
+            <w:hideMark/>
+          </w:tcPr>
+          <w:p>
+            <w:pPr>
+              <w:cnfStyle w:val="000000000000" w:firstRow="0" w:lastRow="0" w:firstColumn="0" w:lastColumn="0" w:oddVBand="0" w:evenVBand="0" w:oddHBand="0" w:evenHBand="0" w:firstRowFirstColumn="0" w:firstRowLastColumn="0" w:lastRowFirstColumn="0" w:lastRowLastColumn="0"/>
+              <w:rPr>
+                <w:lang w:val="de-CH"/>
+              </w:rPr>
+            </w:pPr>
+            <w:r>
+              <w:rPr>
+                <w:lang w:val="de-CH"/>
+              </w:rPr>
+              <w:t>Listet die Controller auf, die sicherstellen, dass die gewünschte Anzahl Pods läuft.</w:t>
+            </w:r>
+          </w:p>
+        </w:tc>
+      </w:tr>
+      <w:tr>
+        <w:trPr>
+          <w:cnfStyle w:val="000000100000" w:firstRow="0" w:lastRow="0" w:firstColumn="0" w:lastColumn="0" w:oddVBand="0" w:evenVBand="0" w:oddHBand="1" w:evenHBand="0" w:firstRowFirstColumn="0" w:firstRowLastColumn="0" w:lastRowFirstColumn="0" w:lastRowLastColumn="0"/>
+        </w:trPr>
+        <w:tc>
+          <w:tcPr>
+            <w:cnfStyle w:val="001000000000" w:firstRow="0" w:lastRow="0" w:firstColumn="1" w:lastColumn="0" w:oddVBand="0" w:evenVBand="0" w:oddHBand="0" w:evenHBand="0" w:firstRowFirstColumn="0" w:firstRowLastColumn="0" w:lastRowFirstColumn="0" w:lastRowLastColumn="0"/>
+            <w:tcW w:w="0" w:type="auto"/>
+            <w:hideMark/>
+          </w:tcPr>
+          <w:p>
+            <w:pPr>
+              <w:rPr>
+                <w:lang w:val="en-US"/>
+              </w:rPr>
+            </w:pPr>
+            <w:r>
+              <w:rPr>
+                <w:lang w:val="en-US"/>
+              </w:rPr>
+              <w:t xml:space="preserve">18. </w:t>
+            </w:r>
+            <w:proofErr w:type="spellStart"/>
+            <w:r>
+              <w:rPr>
+                <w:lang w:val="en-US"/>
+              </w:rPr>
+              <w:t>oc</w:t>
+            </w:r>
+            <w:proofErr w:type="spellEnd"/>
+            <w:r>
+              <w:rPr>
+                <w:lang w:val="en-US"/>
+              </w:rPr>
+              <w:t xml:space="preserve"> rollout status deploy/&lt;n&gt;</w:t>
+            </w:r>
+          </w:p>
+        </w:tc>
+        <w:tc>
+          <w:tcPr>
+            <w:tcW w:w="0" w:type="auto"/>
+            <w:hideMark/>
+          </w:tcPr>
+          <w:p>
+            <w:pPr>
+              <w:cnfStyle w:val="000000100000" w:firstRow="0" w:lastRow="0" w:firstColumn="0" w:lastColumn="0" w:oddVBand="0" w:evenVBand="0" w:oddHBand="1" w:evenHBand="0" w:firstRowFirstColumn="0" w:firstRowLastColumn="0" w:lastRowFirstColumn="0" w:lastRowLastColumn="0"/>
+              <w:rPr>
+                <w:lang w:val="de-CH"/>
+              </w:rPr>
+            </w:pPr>
+            <w:r>
+              <w:rPr>
+                <w:lang w:val="de-CH"/>
+              </w:rPr>
+              <w:t>Überwacht den Fortschritt eines Updates (z.B. nach einem Image-Wechsel).</w:t>
+            </w:r>
+          </w:p>
+        </w:tc>
+      </w:tr>
+      <w:tr>
+        <w:tc>
+          <w:tcPr>
+            <w:cnfStyle w:val="001000000000" w:firstRow="0" w:lastRow="0" w:firstColumn="1" w:lastColumn="0" w:oddVBand="0" w:evenVBand="0" w:oddHBand="0" w:evenHBand="0" w:firstRowFirstColumn="0" w:firstRowLastColumn="0" w:lastRowFirstColumn="0" w:lastRowLastColumn="0"/>
+            <w:tcW w:w="0" w:type="auto"/>
+            <w:hideMark/>
+          </w:tcPr>
+          <w:p>
+            <w:pPr>
+              <w:rPr>
+                <w:lang w:val="en-US"/>
+              </w:rPr>
+            </w:pPr>
+            <w:r>
+              <w:rPr>
+                <w:lang w:val="en-US"/>
+              </w:rPr>
+              <w:t xml:space="preserve">19. </w:t>
+            </w:r>
+            <w:proofErr w:type="spellStart"/>
+            <w:r>
+              <w:rPr>
+                <w:lang w:val="en-US"/>
+              </w:rPr>
+              <w:t>oc</w:t>
+            </w:r>
+            <w:proofErr w:type="spellEnd"/>
+            <w:r>
+              <w:rPr>
+                <w:lang w:val="en-US"/>
+              </w:rPr>
+              <w:t xml:space="preserve"> rollout undo deploy/&lt;n&gt;</w:t>
+            </w:r>
+          </w:p>
+        </w:tc>
+        <w:tc>
+          <w:tcPr>
+            <w:tcW w:w="0" w:type="auto"/>
+            <w:hideMark/>
+          </w:tcPr>
+          <w:p>
+            <w:pPr>
+              <w:cnfStyle w:val="000000000000" w:firstRow="0" w:lastRow="0" w:firstColumn="0" w:lastColumn="0" w:oddVBand="0" w:evenVBand="0" w:oddHBand="0" w:evenHBand="0" w:firstRowFirstColumn="0" w:firstRowLastColumn="0" w:lastRowFirstColumn="0" w:lastRowLastColumn="0"/>
+              <w:rPr>
+                <w:lang w:val="de-CH"/>
+              </w:rPr>
+            </w:pPr>
+            <w:r>
+              <w:rPr>
+                <w:lang w:val="de-CH"/>
+              </w:rPr>
+              <w:t xml:space="preserve">Führt ein Rollback zur vorherigen stabilen Version des </w:t>
+            </w:r>
+            <w:proofErr w:type="spellStart"/>
+            <w:r>
+              <w:rPr>
+                <w:lang w:val="de-CH"/>
+              </w:rPr>
+              <w:t>Deployments</w:t>
+            </w:r>
+            <w:proofErr w:type="spellEnd"/>
+            <w:r>
+              <w:rPr>
+                <w:lang w:val="de-CH"/>
+              </w:rPr>
+              <w:t xml:space="preserve"> durch.</w:t>
+            </w:r>
+          </w:p>
+        </w:tc>
+      </w:tr>
+      <w:tr>
+        <w:trPr>
+          <w:cnfStyle w:val="000000100000" w:firstRow="0" w:lastRow="0" w:firstColumn="0" w:lastColumn="0" w:oddVBand="0" w:evenVBand="0" w:oddHBand="1" w:evenHBand="0" w:firstRowFirstColumn="0" w:firstRowLastColumn="0" w:lastRowFirstColumn="0" w:lastRowLastColumn="0"/>
+        </w:trPr>
+        <w:tc>
+          <w:tcPr>
+            <w:cnfStyle w:val="001000000000" w:firstRow="0" w:lastRow="0" w:firstColumn="1" w:lastColumn="0" w:oddVBand="0" w:evenVBand="0" w:oddHBand="0" w:evenHBand="0" w:firstRowFirstColumn="0" w:firstRowLastColumn="0" w:lastRowFirstColumn="0" w:lastRowLastColumn="0"/>
+            <w:tcW w:w="0" w:type="auto"/>
+            <w:hideMark/>
+          </w:tcPr>
+          <w:p>
+            <w:pPr>
+              <w:rPr>
+                <w:lang w:val="fr-CH"/>
+              </w:rPr>
+            </w:pPr>
+            <w:r>
+              <w:rPr>
+                <w:lang w:val="fr-CH"/>
+              </w:rPr>
+              <w:t xml:space="preserve">20. oc </w:t>
+            </w:r>
+            <w:proofErr w:type="spellStart"/>
+            <w:r>
+              <w:rPr>
+                <w:lang w:val="fr-CH"/>
+              </w:rPr>
+              <w:t>scale</w:t>
+            </w:r>
+            <w:proofErr w:type="spellEnd"/>
+            <w:r>
+              <w:rPr>
+                <w:lang w:val="fr-CH"/>
+              </w:rPr>
+              <w:t xml:space="preserve"> </w:t>
+            </w:r>
+            <w:proofErr w:type="spellStart"/>
+            <w:r>
+              <w:rPr>
+                <w:lang w:val="fr-CH"/>
+              </w:rPr>
+              <w:t>deploy</w:t>
+            </w:r>
+            <w:proofErr w:type="spellEnd"/>
+            <w:r>
+              <w:rPr>
+                <w:lang w:val="fr-CH"/>
+              </w:rPr>
+              <w:t>/&lt;n&gt; --</w:t>
+            </w:r>
+            <w:proofErr w:type="spellStart"/>
+            <w:r>
+              <w:rPr>
+                <w:lang w:val="fr-CH"/>
+              </w:rPr>
+              <w:t>replicas</w:t>
+            </w:r>
+            <w:proofErr w:type="spellEnd"/>
+            <w:r>
+              <w:rPr>
+                <w:lang w:val="fr-CH"/>
+              </w:rPr>
+              <w:t>=3</w:t>
+            </w:r>
+          </w:p>
+        </w:tc>
+        <w:tc>
+          <w:tcPr>
+            <w:tcW w:w="0" w:type="auto"/>
+            <w:hideMark/>
+          </w:tcPr>
+          <w:p>
+            <w:pPr>
+              <w:cnfStyle w:val="000000100000" w:firstRow="0" w:lastRow="0" w:firstColumn="0" w:lastColumn="0" w:oddVBand="0" w:evenVBand="0" w:oddHBand="1" w:evenHBand="0" w:firstRowFirstColumn="0" w:firstRowLastColumn="0" w:lastRowFirstColumn="0" w:lastRowLastColumn="0"/>
+              <w:rPr>
+                <w:lang w:val="de-CH"/>
+              </w:rPr>
+            </w:pPr>
+            <w:r>
+              <w:rPr>
+                <w:lang w:val="de-CH"/>
+              </w:rPr>
+              <w:t>Ändert die Anzahl der laufenden Pod-Instanzen für Lastverteilung.</w:t>
+            </w:r>
+          </w:p>
+        </w:tc>
+      </w:tr>
+    </w:tbl>
+    <w:p>
+      <w:pPr>
+        <w:pStyle w:val="berschrift2"/>
+        <w:rPr>
+          <w:lang w:val="de-CH"/>
+        </w:rPr>
+      </w:pPr>
+      <w:r>
+        <w:rPr>
+          <w:lang w:val="de-CH"/>
+        </w:rPr>
+        <w:t>Vernetzung &amp; Zugriff</w:t>
+      </w:r>
+    </w:p>
+    <w:p>
+      <w:pPr>
+        <w:rPr>
+          <w:lang w:val="de-CH"/>
+        </w:rPr>
+      </w:pPr>
+      <w:r>
+        <w:rPr>
+          <w:lang w:val="de-CH"/>
+        </w:rPr>
+        <w:t>Wie die App intern und extern kommuniziert.</w:t>
+      </w:r>
+    </w:p>
+    <w:tbl>
+      <w:tblPr>
+        <w:tblStyle w:val="Gitternetztabelle2"/>
+        <w:tblW w:w="0" w:type="auto"/>
+        <w:tblLook w:val="04A0" w:firstRow="1" w:lastRow="0" w:firstColumn="1" w:lastColumn="0" w:noHBand="0" w:noVBand="1"/>
+      </w:tblPr>
+      <w:tblGrid>
+        <w:gridCol w:w="3097"/>
+        <w:gridCol w:w="5973"/>
+      </w:tblGrid>
+      <w:tr>
+        <w:trPr>
+          <w:cnfStyle w:val="100000000000" w:firstRow="1" w:lastRow="0" w:firstColumn="0" w:lastColumn="0" w:oddVBand="0" w:evenVBand="0" w:oddHBand="0" w:evenHBand="0" w:firstRowFirstColumn="0" w:firstRowLastColumn="0" w:lastRowFirstColumn="0" w:lastRowLastColumn="0"/>
+        </w:trPr>
+        <w:tc>
+          <w:tcPr>
+            <w:cnfStyle w:val="001000000000" w:firstRow="0" w:lastRow="0" w:firstColumn="1" w:lastColumn="0" w:oddVBand="0" w:evenVBand="0" w:oddHBand="0" w:evenHBand="0" w:firstRowFirstColumn="0" w:firstRowLastColumn="0" w:lastRowFirstColumn="0" w:lastRowLastColumn="0"/>
+            <w:tcW w:w="0" w:type="auto"/>
+            <w:hideMark/>
+          </w:tcPr>
+          <w:p>
+            <w:pPr>
+              <w:rPr>
+                <w:lang w:val="de-CH"/>
+              </w:rPr>
+            </w:pPr>
+            <w:r>
+              <w:rPr>
+                <w:lang w:val="de-CH"/>
+              </w:rPr>
+              <w:t>Befehl</w:t>
+            </w:r>
+          </w:p>
+        </w:tc>
+        <w:tc>
+          <w:tcPr>
+            <w:tcW w:w="0" w:type="auto"/>
+            <w:hideMark/>
+          </w:tcPr>
+          <w:p>
+            <w:pPr>
+              <w:cnfStyle w:val="100000000000" w:firstRow="1" w:lastRow="0" w:firstColumn="0" w:lastColumn="0" w:oddVBand="0" w:evenVBand="0" w:oddHBand="0" w:evenHBand="0" w:firstRowFirstColumn="0" w:firstRowLastColumn="0" w:lastRowFirstColumn="0" w:lastRowLastColumn="0"/>
+              <w:rPr>
+                <w:lang w:val="de-CH"/>
+              </w:rPr>
+            </w:pPr>
+            <w:r>
+              <w:rPr>
+                <w:lang w:val="de-CH"/>
+              </w:rPr>
+              <w:t>Technische Auswirkung</w:t>
+            </w:r>
+          </w:p>
+        </w:tc>
+      </w:tr>
+      <w:tr>
+        <w:trPr>
+          <w:cnfStyle w:val="000000100000" w:firstRow="0" w:lastRow="0" w:firstColumn="0" w:lastColumn="0" w:oddVBand="0" w:evenVBand="0" w:oddHBand="1" w:evenHBand="0" w:firstRowFirstColumn="0" w:firstRowLastColumn="0" w:lastRowFirstColumn="0" w:lastRowLastColumn="0"/>
+        </w:trPr>
+        <w:tc>
+          <w:tcPr>
+            <w:cnfStyle w:val="001000000000" w:firstRow="0" w:lastRow="0" w:firstColumn="1" w:lastColumn="0" w:oddVBand="0" w:evenVBand="0" w:oddHBand="0" w:evenHBand="0" w:firstRowFirstColumn="0" w:firstRowLastColumn="0" w:lastRowFirstColumn="0" w:lastRowLastColumn="0"/>
+            <w:tcW w:w="0" w:type="auto"/>
+            <w:hideMark/>
+          </w:tcPr>
+          <w:p>
+            <w:pPr>
+              <w:rPr>
+                <w:lang w:val="fr-CH"/>
+              </w:rPr>
+            </w:pPr>
+            <w:r>
+              <w:rPr>
+                <w:lang w:val="fr-CH"/>
+              </w:rPr>
+              <w:t xml:space="preserve">21. oc expose </w:t>
+            </w:r>
+            <w:proofErr w:type="spellStart"/>
+            <w:r>
+              <w:rPr>
+                <w:lang w:val="fr-CH"/>
+              </w:rPr>
+              <w:t>deploy</w:t>
+            </w:r>
+            <w:proofErr w:type="spellEnd"/>
+            <w:r>
+              <w:rPr>
+                <w:lang w:val="fr-CH"/>
+              </w:rPr>
+              <w:t>/&lt;n&gt; --port=8080</w:t>
+            </w:r>
+          </w:p>
+        </w:tc>
+        <w:tc>
+          <w:tcPr>
+            <w:tcW w:w="0" w:type="auto"/>
+            <w:hideMark/>
+          </w:tcPr>
+          <w:p>
+            <w:pPr>
+              <w:cnfStyle w:val="000000100000" w:firstRow="0" w:lastRow="0" w:firstColumn="0" w:lastColumn="0" w:oddVBand="0" w:evenVBand="0" w:oddHBand="1" w:evenHBand="0" w:firstRowFirstColumn="0" w:firstRowLastColumn="0" w:lastRowFirstColumn="0" w:lastRowLastColumn="0"/>
+              <w:rPr>
+                <w:lang w:val="de-CH"/>
+              </w:rPr>
+            </w:pPr>
+            <w:r>
+              <w:rPr>
+                <w:lang w:val="de-CH"/>
+              </w:rPr>
+              <w:t xml:space="preserve">Erstellt einen </w:t>
+            </w:r>
+            <w:r>
+              <w:rPr>
+                <w:b/>
+                <w:bCs/>
+                <w:lang w:val="de-CH"/>
+              </w:rPr>
+              <w:t>Service</w:t>
+            </w:r>
+            <w:r>
+              <w:rPr>
+                <w:lang w:val="de-CH"/>
+              </w:rPr>
+              <w:t>, der über eine interne Cluster-IP Last auf die Pods verteilt.</w:t>
+            </w:r>
+          </w:p>
+        </w:tc>
+      </w:tr>
+      <w:tr>
+        <w:tc>
+          <w:tcPr>
+            <w:cnfStyle w:val="001000000000" w:firstRow="0" w:lastRow="0" w:firstColumn="1" w:lastColumn="0" w:oddVBand="0" w:evenVBand="0" w:oddHBand="0" w:evenHBand="0" w:firstRowFirstColumn="0" w:firstRowLastColumn="0" w:lastRowFirstColumn="0" w:lastRowLastColumn="0"/>
+            <w:tcW w:w="0" w:type="auto"/>
+            <w:hideMark/>
+          </w:tcPr>
+          <w:p>
+            <w:pPr>
+              <w:rPr>
+                <w:lang w:val="de-CH"/>
+              </w:rPr>
+            </w:pPr>
+            <w:r>
+              <w:rPr>
+                <w:lang w:val="de-CH"/>
+              </w:rPr>
+              <w:t xml:space="preserve">22. </w:t>
+            </w:r>
+            <w:proofErr w:type="spellStart"/>
+            <w:r>
+              <w:rPr>
+                <w:lang w:val="de-CH"/>
+              </w:rPr>
+              <w:t>oc</w:t>
+            </w:r>
+            <w:proofErr w:type="spellEnd"/>
+            <w:r>
+              <w:rPr>
+                <w:lang w:val="de-CH"/>
+              </w:rPr>
+              <w:t xml:space="preserve"> </w:t>
+            </w:r>
+            <w:proofErr w:type="spellStart"/>
+            <w:r>
+              <w:rPr>
+                <w:lang w:val="de-CH"/>
+              </w:rPr>
+              <w:t>expose</w:t>
+            </w:r>
+            <w:proofErr w:type="spellEnd"/>
+            <w:r>
+              <w:rPr>
+                <w:lang w:val="de-CH"/>
+              </w:rPr>
+              <w:t xml:space="preserve"> </w:t>
+            </w:r>
+            <w:proofErr w:type="spellStart"/>
+            <w:r>
+              <w:rPr>
+                <w:lang w:val="de-CH"/>
+              </w:rPr>
+              <w:t>svc</w:t>
+            </w:r>
+            <w:proofErr w:type="spellEnd"/>
+            <w:r>
+              <w:rPr>
+                <w:lang w:val="de-CH"/>
+              </w:rPr>
+              <w:t>/&lt;</w:t>
+            </w:r>
+            <w:proofErr w:type="spellStart"/>
+            <w:r>
+              <w:rPr>
+                <w:lang w:val="de-CH"/>
+              </w:rPr>
+              <w:t>name</w:t>
+            </w:r>
+            <w:proofErr w:type="spellEnd"/>
+            <w:r>
+              <w:rPr>
+                <w:lang w:val="de-CH"/>
+              </w:rPr>
+              <w:t>&gt;</w:t>
+            </w:r>
+          </w:p>
+        </w:tc>
+        <w:tc>
+          <w:tcPr>
+            <w:tcW w:w="0" w:type="auto"/>
+            <w:hideMark/>
+          </w:tcPr>
+          <w:p>
+            <w:pPr>
+              <w:cnfStyle w:val="000000000000" w:firstRow="0" w:lastRow="0" w:firstColumn="0" w:lastColumn="0" w:oddVBand="0" w:evenVBand="0" w:oddHBand="0" w:evenHBand="0" w:firstRowFirstColumn="0" w:firstRowLastColumn="0" w:lastRowFirstColumn="0" w:lastRowLastColumn="0"/>
+              <w:rPr>
+                <w:lang w:val="de-CH"/>
+              </w:rPr>
+            </w:pPr>
+            <w:r>
+              <w:rPr>
+                <w:lang w:val="de-CH"/>
+              </w:rPr>
+              <w:t xml:space="preserve">Erstellt eine </w:t>
+            </w:r>
+            <w:r>
+              <w:rPr>
+                <w:b/>
+                <w:bCs/>
+                <w:lang w:val="de-CH"/>
+              </w:rPr>
+              <w:t>Route</w:t>
+            </w:r>
+            <w:r>
+              <w:rPr>
+                <w:lang w:val="de-CH"/>
+              </w:rPr>
+              <w:t xml:space="preserve"> im Ingress-Controller, um die App per DNS/URL erreichbar zu machen.</w:t>
+            </w:r>
+          </w:p>
+        </w:tc>
+      </w:tr>
+      <w:tr>
+        <w:trPr>
+          <w:cnfStyle w:val="000000100000" w:firstRow="0" w:lastRow="0" w:firstColumn="0" w:lastColumn="0" w:oddVBand="0" w:evenVBand="0" w:oddHBand="1" w:evenHBand="0" w:firstRowFirstColumn="0" w:firstRowLastColumn="0" w:lastRowFirstColumn="0" w:lastRowLastColumn="0"/>
+        </w:trPr>
+        <w:tc>
+          <w:tcPr>
+            <w:cnfStyle w:val="001000000000" w:firstRow="0" w:lastRow="0" w:firstColumn="1" w:lastColumn="0" w:oddVBand="0" w:evenVBand="0" w:oddHBand="0" w:evenHBand="0" w:firstRowFirstColumn="0" w:firstRowLastColumn="0" w:lastRowFirstColumn="0" w:lastRowLastColumn="0"/>
+            <w:tcW w:w="0" w:type="auto"/>
+            <w:hideMark/>
+          </w:tcPr>
+          <w:p>
+            <w:pPr>
+              <w:rPr>
+                <w:lang w:val="de-CH"/>
+              </w:rPr>
+            </w:pPr>
+            <w:r>
+              <w:rPr>
+                <w:lang w:val="de-CH"/>
+              </w:rPr>
+              <w:t xml:space="preserve">23. </w:t>
+            </w:r>
+            <w:proofErr w:type="spellStart"/>
+            <w:r>
+              <w:rPr>
+                <w:lang w:val="de-CH"/>
+              </w:rPr>
+              <w:t>oc</w:t>
+            </w:r>
+            <w:proofErr w:type="spellEnd"/>
+            <w:r>
+              <w:rPr>
+                <w:lang w:val="de-CH"/>
+              </w:rPr>
+              <w:t xml:space="preserve"> </w:t>
+            </w:r>
+            <w:proofErr w:type="spellStart"/>
+            <w:r>
+              <w:rPr>
+                <w:lang w:val="de-CH"/>
+              </w:rPr>
+              <w:t>get</w:t>
+            </w:r>
+            <w:proofErr w:type="spellEnd"/>
+            <w:r>
+              <w:rPr>
+                <w:lang w:val="de-CH"/>
+              </w:rPr>
+              <w:t xml:space="preserve"> </w:t>
+            </w:r>
+            <w:proofErr w:type="spellStart"/>
+            <w:r>
+              <w:rPr>
+                <w:lang w:val="de-CH"/>
+              </w:rPr>
+              <w:t>svc</w:t>
+            </w:r>
+            <w:proofErr w:type="spellEnd"/>
+          </w:p>
+        </w:tc>
+        <w:tc>
+          <w:tcPr>
+            <w:tcW w:w="0" w:type="auto"/>
+            <w:hideMark/>
+          </w:tcPr>
+          <w:p>
+            <w:pPr>
+              <w:cnfStyle w:val="000000100000" w:firstRow="0" w:lastRow="0" w:firstColumn="0" w:lastColumn="0" w:oddVBand="0" w:evenVBand="0" w:oddHBand="1" w:evenHBand="0" w:firstRowFirstColumn="0" w:firstRowLastColumn="0" w:lastRowFirstColumn="0" w:lastRowLastColumn="0"/>
+              <w:rPr>
+                <w:lang w:val="de-CH"/>
+              </w:rPr>
+            </w:pPr>
+            <w:r>
+              <w:rPr>
+                <w:lang w:val="de-CH"/>
+              </w:rPr>
+              <w:t xml:space="preserve">Zeigt die internen Cluster-IPs und die Port-Mappings (Port vs. </w:t>
+            </w:r>
+            <w:proofErr w:type="spellStart"/>
+            <w:r>
+              <w:rPr>
+                <w:lang w:val="de-CH"/>
+              </w:rPr>
+              <w:t>TargetPort</w:t>
+            </w:r>
+            <w:proofErr w:type="spellEnd"/>
+            <w:r>
+              <w:rPr>
+                <w:lang w:val="de-CH"/>
+              </w:rPr>
+              <w:t>).</w:t>
+            </w:r>
+          </w:p>
+        </w:tc>
+      </w:tr>
+      <w:tr>
+        <w:tc>
+          <w:tcPr>
+            <w:cnfStyle w:val="001000000000" w:firstRow="0" w:lastRow="0" w:firstColumn="1" w:lastColumn="0" w:oddVBand="0" w:evenVBand="0" w:oddHBand="0" w:evenHBand="0" w:firstRowFirstColumn="0" w:firstRowLastColumn="0" w:lastRowFirstColumn="0" w:lastRowLastColumn="0"/>
+            <w:tcW w:w="0" w:type="auto"/>
+            <w:hideMark/>
+          </w:tcPr>
+          <w:p>
+            <w:pPr>
+              <w:rPr>
+                <w:lang w:val="de-CH"/>
+              </w:rPr>
+            </w:pPr>
+            <w:r>
+              <w:rPr>
+                <w:lang w:val="de-CH"/>
+              </w:rPr>
+              <w:lastRenderedPageBreak/>
+              <w:t xml:space="preserve">24. </w:t>
+            </w:r>
+            <w:proofErr w:type="spellStart"/>
+            <w:r>
+              <w:rPr>
+                <w:lang w:val="de-CH"/>
+              </w:rPr>
+              <w:t>oc</w:t>
+            </w:r>
+            <w:proofErr w:type="spellEnd"/>
+            <w:r>
+              <w:rPr>
+                <w:lang w:val="de-CH"/>
+              </w:rPr>
+              <w:t xml:space="preserve"> </w:t>
+            </w:r>
+            <w:proofErr w:type="spellStart"/>
+            <w:r>
+              <w:rPr>
+                <w:lang w:val="de-CH"/>
+              </w:rPr>
+              <w:t>get</w:t>
+            </w:r>
+            <w:proofErr w:type="spellEnd"/>
+            <w:r>
+              <w:rPr>
+                <w:lang w:val="de-CH"/>
+              </w:rPr>
+              <w:t xml:space="preserve"> route</w:t>
+            </w:r>
+          </w:p>
+        </w:tc>
+        <w:tc>
+          <w:tcPr>
+            <w:tcW w:w="0" w:type="auto"/>
+            <w:hideMark/>
+          </w:tcPr>
+          <w:p>
+            <w:pPr>
+              <w:cnfStyle w:val="000000000000" w:firstRow="0" w:lastRow="0" w:firstColumn="0" w:lastColumn="0" w:oddVBand="0" w:evenVBand="0" w:oddHBand="0" w:evenHBand="0" w:firstRowFirstColumn="0" w:firstRowLastColumn="0" w:lastRowFirstColumn="0" w:lastRowLastColumn="0"/>
+              <w:rPr>
+                <w:lang w:val="de-CH"/>
+              </w:rPr>
+            </w:pPr>
+            <w:r>
+              <w:rPr>
+                <w:lang w:val="de-CH"/>
+              </w:rPr>
+              <w:t>Zeigt die öffentlichen URLs (Hostnames) deiner Applikationen an.</w:t>
+            </w:r>
+          </w:p>
+        </w:tc>
+      </w:tr>
+    </w:tbl>
+    <w:p>
+      <w:pPr>
+        <w:pStyle w:val="berschrift2"/>
+        <w:rPr>
+          <w:lang w:val="de-CH"/>
+        </w:rPr>
+      </w:pPr>
+      <w:r>
+        <w:rPr>
+          <w:lang w:val="de-CH"/>
+        </w:rPr>
+        <w:t>Debugging &amp; Analyse</w:t>
+      </w:r>
+    </w:p>
+    <w:p>
+      <w:pPr>
+        <w:rPr>
+          <w:lang w:val="de-CH"/>
+        </w:rPr>
+      </w:pPr>
+      <w:r>
+        <w:rPr>
+          <w:lang w:val="de-CH"/>
+        </w:rPr>
+        <w:t xml:space="preserve">Wenn es mal hakt (z.B. bei deinem </w:t>
+      </w:r>
+      <w:proofErr w:type="spellStart"/>
+      <w:r>
+        <w:rPr>
+          <w:lang w:val="de-CH"/>
+        </w:rPr>
+        <w:t>ErrImagePull</w:t>
+      </w:r>
+      <w:proofErr w:type="spellEnd"/>
+      <w:r>
+        <w:rPr>
+          <w:lang w:val="de-CH"/>
+        </w:rPr>
+        <w:t>).</w:t>
+      </w:r>
+    </w:p>
+    <w:tbl>
+      <w:tblPr>
+        <w:tblStyle w:val="Gitternetztabelle2"/>
+        <w:tblW w:w="0" w:type="auto"/>
+        <w:tblLook w:val="04A0" w:firstRow="1" w:lastRow="0" w:firstColumn="1" w:lastColumn="0" w:noHBand="0" w:noVBand="1"/>
+      </w:tblPr>
+      <w:tblGrid>
+        <w:gridCol w:w="3578"/>
+        <w:gridCol w:w="5492"/>
+      </w:tblGrid>
+      <w:tr>
+        <w:trPr>
+          <w:cnfStyle w:val="100000000000" w:firstRow="1" w:lastRow="0" w:firstColumn="0" w:lastColumn="0" w:oddVBand="0" w:evenVBand="0" w:oddHBand="0" w:evenHBand="0" w:firstRowFirstColumn="0" w:firstRowLastColumn="0" w:lastRowFirstColumn="0" w:lastRowLastColumn="0"/>
+        </w:trPr>
+        <w:tc>
+          <w:tcPr>
+            <w:cnfStyle w:val="001000000000" w:firstRow="0" w:lastRow="0" w:firstColumn="1" w:lastColumn="0" w:oddVBand="0" w:evenVBand="0" w:oddHBand="0" w:evenHBand="0" w:firstRowFirstColumn="0" w:firstRowLastColumn="0" w:lastRowFirstColumn="0" w:lastRowLastColumn="0"/>
+            <w:tcW w:w="0" w:type="auto"/>
+            <w:hideMark/>
+          </w:tcPr>
+          <w:p>
+            <w:pPr>
+              <w:rPr>
+                <w:lang w:val="de-CH"/>
+              </w:rPr>
+            </w:pPr>
+            <w:r>
+              <w:rPr>
+                <w:lang w:val="de-CH"/>
+              </w:rPr>
+              <w:t>Befehl</w:t>
+            </w:r>
+          </w:p>
+        </w:tc>
+        <w:tc>
+          <w:tcPr>
+            <w:tcW w:w="0" w:type="auto"/>
+            <w:hideMark/>
+          </w:tcPr>
+          <w:p>
+            <w:pPr>
+              <w:cnfStyle w:val="100000000000" w:firstRow="1" w:lastRow="0" w:firstColumn="0" w:lastColumn="0" w:oddVBand="0" w:evenVBand="0" w:oddHBand="0" w:evenHBand="0" w:firstRowFirstColumn="0" w:firstRowLastColumn="0" w:lastRowFirstColumn="0" w:lastRowLastColumn="0"/>
+              <w:rPr>
+                <w:lang w:val="de-CH"/>
+              </w:rPr>
+            </w:pPr>
+            <w:r>
+              <w:rPr>
+                <w:lang w:val="de-CH"/>
+              </w:rPr>
+              <w:t>Technische Auswirkung</w:t>
+            </w:r>
+          </w:p>
+        </w:tc>
+      </w:tr>
+      <w:tr>
+        <w:trPr>
+          <w:cnfStyle w:val="000000100000" w:firstRow="0" w:lastRow="0" w:firstColumn="0" w:lastColumn="0" w:oddVBand="0" w:evenVBand="0" w:oddHBand="1" w:evenHBand="0" w:firstRowFirstColumn="0" w:firstRowLastColumn="0" w:lastRowFirstColumn="0" w:lastRowLastColumn="0"/>
+        </w:trPr>
+        <w:tc>
+          <w:tcPr>
+            <w:cnfStyle w:val="001000000000" w:firstRow="0" w:lastRow="0" w:firstColumn="1" w:lastColumn="0" w:oddVBand="0" w:evenVBand="0" w:oddHBand="0" w:evenHBand="0" w:firstRowFirstColumn="0" w:firstRowLastColumn="0" w:lastRowFirstColumn="0" w:lastRowLastColumn="0"/>
+            <w:tcW w:w="0" w:type="auto"/>
+            <w:hideMark/>
+          </w:tcPr>
+          <w:p>
+            <w:pPr>
+              <w:rPr>
+                <w:lang w:val="de-CH"/>
+              </w:rPr>
+            </w:pPr>
+            <w:r>
+              <w:rPr>
+                <w:lang w:val="de-CH"/>
+              </w:rPr>
+              <w:t xml:space="preserve">25. </w:t>
+            </w:r>
+            <w:proofErr w:type="spellStart"/>
+            <w:r>
+              <w:rPr>
+                <w:lang w:val="de-CH"/>
+              </w:rPr>
+              <w:t>oc</w:t>
+            </w:r>
+            <w:proofErr w:type="spellEnd"/>
+            <w:r>
+              <w:rPr>
+                <w:lang w:val="de-CH"/>
+              </w:rPr>
+              <w:t xml:space="preserve"> </w:t>
+            </w:r>
+            <w:proofErr w:type="spellStart"/>
+            <w:r>
+              <w:rPr>
+                <w:lang w:val="de-CH"/>
+              </w:rPr>
+              <w:t>get</w:t>
+            </w:r>
+            <w:proofErr w:type="spellEnd"/>
+            <w:r>
+              <w:rPr>
+                <w:lang w:val="de-CH"/>
+              </w:rPr>
+              <w:t xml:space="preserve"> </w:t>
+            </w:r>
+            <w:proofErr w:type="spellStart"/>
+            <w:r>
+              <w:rPr>
+                <w:lang w:val="de-CH"/>
+              </w:rPr>
+              <w:t>pods</w:t>
+            </w:r>
+            <w:proofErr w:type="spellEnd"/>
+          </w:p>
+        </w:tc>
+        <w:tc>
+          <w:tcPr>
+            <w:tcW w:w="0" w:type="auto"/>
+            <w:hideMark/>
+          </w:tcPr>
+          <w:p>
+            <w:pPr>
+              <w:cnfStyle w:val="000000100000" w:firstRow="0" w:lastRow="0" w:firstColumn="0" w:lastColumn="0" w:oddVBand="0" w:evenVBand="0" w:oddHBand="1" w:evenHBand="0" w:firstRowFirstColumn="0" w:firstRowLastColumn="0" w:lastRowFirstColumn="0" w:lastRowLastColumn="0"/>
+              <w:rPr>
+                <w:lang w:val="de-CH"/>
+              </w:rPr>
+            </w:pPr>
+            <w:r>
+              <w:rPr>
+                <w:lang w:val="de-CH"/>
+              </w:rPr>
+              <w:t xml:space="preserve">Zeigt den aktuellen Status aller Container (Running, </w:t>
+            </w:r>
+            <w:proofErr w:type="spellStart"/>
+            <w:r>
+              <w:rPr>
+                <w:lang w:val="de-CH"/>
+              </w:rPr>
+              <w:t>Pending</w:t>
+            </w:r>
+            <w:proofErr w:type="spellEnd"/>
+            <w:r>
+              <w:rPr>
+                <w:lang w:val="de-CH"/>
+              </w:rPr>
+              <w:t>, Error).</w:t>
+            </w:r>
+          </w:p>
+        </w:tc>
+      </w:tr>
+      <w:tr>
+        <w:tc>
+          <w:tcPr>
+            <w:cnfStyle w:val="001000000000" w:firstRow="0" w:lastRow="0" w:firstColumn="1" w:lastColumn="0" w:oddVBand="0" w:evenVBand="0" w:oddHBand="0" w:evenHBand="0" w:firstRowFirstColumn="0" w:firstRowLastColumn="0" w:lastRowFirstColumn="0" w:lastRowLastColumn="0"/>
+            <w:tcW w:w="0" w:type="auto"/>
+            <w:hideMark/>
+          </w:tcPr>
+          <w:p>
+            <w:pPr>
+              <w:rPr>
+                <w:lang w:val="de-CH"/>
+              </w:rPr>
+            </w:pPr>
+            <w:r>
+              <w:rPr>
+                <w:lang w:val="de-CH"/>
+              </w:rPr>
+              <w:t xml:space="preserve">26. </w:t>
+            </w:r>
+            <w:proofErr w:type="spellStart"/>
+            <w:r>
+              <w:rPr>
+                <w:lang w:val="de-CH"/>
+              </w:rPr>
+              <w:t>oc</w:t>
+            </w:r>
+            <w:proofErr w:type="spellEnd"/>
+            <w:r>
+              <w:rPr>
+                <w:lang w:val="de-CH"/>
+              </w:rPr>
+              <w:t xml:space="preserve"> logs &lt;</w:t>
+            </w:r>
+            <w:proofErr w:type="spellStart"/>
+            <w:r>
+              <w:rPr>
+                <w:lang w:val="de-CH"/>
+              </w:rPr>
+              <w:t>pod</w:t>
+            </w:r>
+            <w:proofErr w:type="spellEnd"/>
+            <w:r>
+              <w:rPr>
+                <w:lang w:val="de-CH"/>
+              </w:rPr>
+              <w:t>-name&gt;</w:t>
+            </w:r>
+          </w:p>
+        </w:tc>
+        <w:tc>
+          <w:tcPr>
+            <w:tcW w:w="0" w:type="auto"/>
+            <w:hideMark/>
+          </w:tcPr>
+          <w:p>
+            <w:pPr>
+              <w:cnfStyle w:val="000000000000" w:firstRow="0" w:lastRow="0" w:firstColumn="0" w:lastColumn="0" w:oddVBand="0" w:evenVBand="0" w:oddHBand="0" w:evenHBand="0" w:firstRowFirstColumn="0" w:firstRowLastColumn="0" w:lastRowFirstColumn="0" w:lastRowLastColumn="0"/>
+              <w:rPr>
+                <w:lang w:val="de-CH"/>
+              </w:rPr>
+            </w:pPr>
+            <w:r>
+              <w:rPr>
+                <w:lang w:val="de-CH"/>
+              </w:rPr>
+              <w:t>Gibt die Standard-Ausgabe der Applikation im Container aus.</w:t>
+            </w:r>
+          </w:p>
+        </w:tc>
+      </w:tr>
+      <w:tr>
+        <w:trPr>
+          <w:cnfStyle w:val="000000100000" w:firstRow="0" w:lastRow="0" w:firstColumn="0" w:lastColumn="0" w:oddVBand="0" w:evenVBand="0" w:oddHBand="1" w:evenHBand="0" w:firstRowFirstColumn="0" w:firstRowLastColumn="0" w:lastRowFirstColumn="0" w:lastRowLastColumn="0"/>
+        </w:trPr>
+        <w:tc>
+          <w:tcPr>
+            <w:cnfStyle w:val="001000000000" w:firstRow="0" w:lastRow="0" w:firstColumn="1" w:lastColumn="0" w:oddVBand="0" w:evenVBand="0" w:oddHBand="0" w:evenHBand="0" w:firstRowFirstColumn="0" w:firstRowLastColumn="0" w:lastRowFirstColumn="0" w:lastRowLastColumn="0"/>
+            <w:tcW w:w="0" w:type="auto"/>
+            <w:hideMark/>
+          </w:tcPr>
+          <w:p>
+            <w:pPr>
+              <w:rPr>
+                <w:lang w:val="en-US"/>
+              </w:rPr>
+            </w:pPr>
+            <w:r>
+              <w:rPr>
+                <w:lang w:val="en-US"/>
+              </w:rPr>
+              <w:t xml:space="preserve">27. </w:t>
+            </w:r>
+            <w:proofErr w:type="spellStart"/>
+            <w:proofErr w:type="gramStart"/>
+            <w:r>
+              <w:rPr>
+                <w:lang w:val="en-US"/>
+              </w:rPr>
+              <w:t>oc</w:t>
+            </w:r>
+            <w:proofErr w:type="spellEnd"/>
+            <w:proofErr w:type="gramEnd"/>
+            <w:r>
+              <w:rPr>
+                <w:lang w:val="en-US"/>
+              </w:rPr>
+              <w:t xml:space="preserve"> describe pod &lt;pod-name&gt;</w:t>
+            </w:r>
+          </w:p>
+        </w:tc>
+        <w:tc>
+          <w:tcPr>
+            <w:tcW w:w="0" w:type="auto"/>
+            <w:hideMark/>
+          </w:tcPr>
+          <w:p>
+            <w:pPr>
+              <w:cnfStyle w:val="000000100000" w:firstRow="0" w:lastRow="0" w:firstColumn="0" w:lastColumn="0" w:oddVBand="0" w:evenVBand="0" w:oddHBand="1" w:evenHBand="0" w:firstRowFirstColumn="0" w:firstRowLastColumn="0" w:lastRowFirstColumn="0" w:lastRowLastColumn="0"/>
+              <w:rPr>
+                <w:lang w:val="de-CH"/>
+              </w:rPr>
+            </w:pPr>
+            <w:r>
+              <w:rPr>
+                <w:b/>
+                <w:bCs/>
+                <w:lang w:val="de-CH"/>
+              </w:rPr>
+              <w:t xml:space="preserve">Wichtigster </w:t>
+            </w:r>
+            <w:proofErr w:type="spellStart"/>
+            <w:r>
+              <w:rPr>
+                <w:b/>
+                <w:bCs/>
+                <w:lang w:val="de-CH"/>
+              </w:rPr>
+              <w:t>Debug</w:t>
+            </w:r>
+            <w:proofErr w:type="spellEnd"/>
+            <w:r>
+              <w:rPr>
+                <w:b/>
+                <w:bCs/>
+                <w:lang w:val="de-CH"/>
+              </w:rPr>
+              <w:t>-Befehl:</w:t>
+            </w:r>
+            <w:r>
+              <w:rPr>
+                <w:lang w:val="de-CH"/>
+              </w:rPr>
+              <w:t xml:space="preserve"> Zeigt Events (z.B. warum ein Image-Pull fehlschlug).</w:t>
+            </w:r>
+          </w:p>
+        </w:tc>
+      </w:tr>
+      <w:tr>
+        <w:tc>
+          <w:tcPr>
+            <w:cnfStyle w:val="001000000000" w:firstRow="0" w:lastRow="0" w:firstColumn="1" w:lastColumn="0" w:oddVBand="0" w:evenVBand="0" w:oddHBand="0" w:evenHBand="0" w:firstRowFirstColumn="0" w:firstRowLastColumn="0" w:lastRowFirstColumn="0" w:lastRowLastColumn="0"/>
+            <w:tcW w:w="0" w:type="auto"/>
+            <w:hideMark/>
+          </w:tcPr>
+          <w:p>
+            <w:pPr>
+              <w:rPr>
+                <w:lang w:val="en-US"/>
+              </w:rPr>
+            </w:pPr>
+            <w:r>
+              <w:rPr>
+                <w:lang w:val="en-US"/>
+              </w:rPr>
+              <w:t xml:space="preserve">28. </w:t>
+            </w:r>
+            <w:proofErr w:type="spellStart"/>
+            <w:r>
+              <w:rPr>
+                <w:lang w:val="en-US"/>
+              </w:rPr>
+              <w:t>oc</w:t>
+            </w:r>
+            <w:proofErr w:type="spellEnd"/>
+            <w:r>
+              <w:rPr>
+                <w:lang w:val="en-US"/>
+              </w:rPr>
+              <w:t xml:space="preserve"> exec -it &lt;pod&gt; -- /bin/</w:t>
+            </w:r>
+            <w:proofErr w:type="spellStart"/>
+            <w:r>
+              <w:rPr>
+                <w:lang w:val="en-US"/>
+              </w:rPr>
+              <w:t>sh</w:t>
+            </w:r>
+            <w:proofErr w:type="spellEnd"/>
+          </w:p>
+        </w:tc>
+        <w:tc>
+          <w:tcPr>
+            <w:tcW w:w="0" w:type="auto"/>
+            <w:hideMark/>
+          </w:tcPr>
+          <w:p>
+            <w:pPr>
+              <w:cnfStyle w:val="000000000000" w:firstRow="0" w:lastRow="0" w:firstColumn="0" w:lastColumn="0" w:oddVBand="0" w:evenVBand="0" w:oddHBand="0" w:evenHBand="0" w:firstRowFirstColumn="0" w:firstRowLastColumn="0" w:lastRowFirstColumn="0" w:lastRowLastColumn="0"/>
+              <w:rPr>
+                <w:lang w:val="de-CH"/>
+              </w:rPr>
+            </w:pPr>
+            <w:r>
+              <w:rPr>
+                <w:lang w:val="de-CH"/>
+              </w:rPr>
+              <w:t>Öffnet eine interaktive Shell im laufenden Container für manuelle Tests.</w:t>
+            </w:r>
+          </w:p>
+        </w:tc>
+      </w:tr>
+      <w:tr>
+        <w:trPr>
+          <w:cnfStyle w:val="000000100000" w:firstRow="0" w:lastRow="0" w:firstColumn="0" w:lastColumn="0" w:oddVBand="0" w:evenVBand="0" w:oddHBand="1" w:evenHBand="0" w:firstRowFirstColumn="0" w:firstRowLastColumn="0" w:lastRowFirstColumn="0" w:lastRowLastColumn="0"/>
+        </w:trPr>
+        <w:tc>
+          <w:tcPr>
+            <w:cnfStyle w:val="001000000000" w:firstRow="0" w:lastRow="0" w:firstColumn="1" w:lastColumn="0" w:oddVBand="0" w:evenVBand="0" w:oddHBand="0" w:evenHBand="0" w:firstRowFirstColumn="0" w:firstRowLastColumn="0" w:lastRowFirstColumn="0" w:lastRowLastColumn="0"/>
+            <w:tcW w:w="0" w:type="auto"/>
+            <w:hideMark/>
+          </w:tcPr>
+          <w:p>
+            <w:pPr>
+              <w:rPr>
+                <w:lang w:val="en-US"/>
+              </w:rPr>
+            </w:pPr>
+            <w:r>
+              <w:rPr>
+                <w:lang w:val="en-US"/>
+              </w:rPr>
+              <w:t xml:space="preserve">29. </w:t>
+            </w:r>
+            <w:proofErr w:type="spellStart"/>
+            <w:r>
+              <w:rPr>
+                <w:lang w:val="en-US"/>
+              </w:rPr>
+              <w:t>oc</w:t>
+            </w:r>
+            <w:proofErr w:type="spellEnd"/>
+            <w:r>
+              <w:rPr>
+                <w:lang w:val="en-US"/>
+              </w:rPr>
+              <w:t xml:space="preserve"> get events --sort-by</w:t>
+            </w:r>
+            <w:proofErr w:type="gramStart"/>
+            <w:r>
+              <w:rPr>
+                <w:lang w:val="en-US"/>
+              </w:rPr>
+              <w:t>=.</w:t>
+            </w:r>
+            <w:proofErr w:type="spellStart"/>
+            <w:r>
+              <w:rPr>
+                <w:lang w:val="en-US"/>
+              </w:rPr>
+              <w:t>lastTimestamp</w:t>
+            </w:r>
+            <w:proofErr w:type="spellEnd"/>
+            <w:proofErr w:type="gramEnd"/>
+          </w:p>
+        </w:tc>
+        <w:tc>
+          <w:tcPr>
+            <w:tcW w:w="0" w:type="auto"/>
+            <w:hideMark/>
+          </w:tcPr>
+          <w:p>
+            <w:pPr>
+              <w:cnfStyle w:val="000000100000" w:firstRow="0" w:lastRow="0" w:firstColumn="0" w:lastColumn="0" w:oddVBand="0" w:evenVBand="0" w:oddHBand="1" w:evenHBand="0" w:firstRowFirstColumn="0" w:firstRowLastColumn="0" w:lastRowFirstColumn="0" w:lastRowLastColumn="0"/>
+              <w:rPr>
+                <w:lang w:val="de-CH"/>
+              </w:rPr>
+            </w:pPr>
+            <w:r>
+              <w:rPr>
+                <w:lang w:val="de-CH"/>
+              </w:rPr>
+              <w:t xml:space="preserve">Listet chronologisch alle Vorfälle im Projekt auf (Fehler, </w:t>
+            </w:r>
+            <w:proofErr w:type="spellStart"/>
+            <w:r>
+              <w:rPr>
+                <w:lang w:val="de-CH"/>
+              </w:rPr>
+              <w:t>Pulls</w:t>
+            </w:r>
+            <w:proofErr w:type="spellEnd"/>
+            <w:r>
+              <w:rPr>
+                <w:lang w:val="de-CH"/>
+              </w:rPr>
+              <w:t>, Restarts).</w:t>
+            </w:r>
+          </w:p>
+        </w:tc>
+      </w:tr>
+      <w:tr>
+        <w:tc>
+          <w:tcPr>
+            <w:cnfStyle w:val="001000000000" w:firstRow="0" w:lastRow="0" w:firstColumn="1" w:lastColumn="0" w:oddVBand="0" w:evenVBand="0" w:oddHBand="0" w:evenHBand="0" w:firstRowFirstColumn="0" w:firstRowLastColumn="0" w:lastRowFirstColumn="0" w:lastRowLastColumn="0"/>
+            <w:tcW w:w="0" w:type="auto"/>
+            <w:hideMark/>
+          </w:tcPr>
+          <w:p>
+            <w:pPr>
+              <w:rPr>
+                <w:lang w:val="en-US"/>
+              </w:rPr>
+            </w:pPr>
+            <w:r>
+              <w:rPr>
+                <w:lang w:val="en-US"/>
+              </w:rPr>
+              <w:t xml:space="preserve">30. </w:t>
+            </w:r>
+            <w:proofErr w:type="spellStart"/>
+            <w:r>
+              <w:rPr>
+                <w:lang w:val="en-US"/>
+              </w:rPr>
+              <w:t>oc</w:t>
+            </w:r>
+            <w:proofErr w:type="spellEnd"/>
+            <w:r>
+              <w:rPr>
+                <w:lang w:val="en-US"/>
+              </w:rPr>
+              <w:t xml:space="preserve"> delete pod &lt;pod-name&gt;</w:t>
+            </w:r>
+          </w:p>
+        </w:tc>
+        <w:tc>
+          <w:tcPr>
+            <w:tcW w:w="0" w:type="auto"/>
+            <w:hideMark/>
+          </w:tcPr>
+          <w:p>
+            <w:pPr>
+              <w:cnfStyle w:val="000000000000" w:firstRow="0" w:lastRow="0" w:firstColumn="0" w:lastColumn="0" w:oddVBand="0" w:evenVBand="0" w:oddHBand="0" w:evenHBand="0" w:firstRowFirstColumn="0" w:firstRowLastColumn="0" w:lastRowFirstColumn="0" w:lastRowLastColumn="0"/>
+              <w:rPr>
+                <w:lang w:val="de-CH"/>
+              </w:rPr>
+            </w:pPr>
+            <w:r>
+              <w:rPr>
+                <w:lang w:val="de-CH"/>
+              </w:rPr>
+              <w:t>Löscht einen Pod; das Deployment erstellt sofort einen neuen (Self-Healing).</w:t>
+            </w:r>
+          </w:p>
+        </w:tc>
+      </w:tr>
+    </w:tbl>
+    <w:p>
+      <w:pPr>
+        <w:rPr>
+          <w:lang w:val="de-CH"/>
+        </w:rPr>
+      </w:pPr>
+    </w:p>
+    <w:p>
+      <w:pPr>
+        <w:rPr>
+          <w:lang w:val="de-CH"/>
         </w:rPr>
       </w:pPr>
     </w:p>
@@ -11966,6 +15129,155 @@
     </w:lvl>
   </w:abstractNum>
   <w:abstractNum w:abstractNumId="17" w15:restartNumberingAfterBreak="0">
+    <w:nsid w:val="3DDB43D1"/>
+    <w:multiLevelType w:val="multilevel"/>
+    <w:tmpl w:val="CD34E3F6"/>
+    <w:lvl w:ilvl="0">
+      <w:start w:val="1"/>
+      <w:numFmt w:val="bullet"/>
+      <w:lvlText w:val=""/>
+      <w:lvlJc w:val="left"/>
+      <w:pPr>
+        <w:tabs>
+          <w:tab w:val="num" w:pos="720"/>
+        </w:tabs>
+        <w:ind w:left="720" w:hanging="360"/>
+      </w:pPr>
+      <w:rPr>
+        <w:rFonts w:ascii="Symbol" w:hAnsi="Symbol" w:hint="default"/>
+        <w:sz w:val="20"/>
+      </w:rPr>
+    </w:lvl>
+    <w:lvl w:ilvl="1" w:tentative="1">
+      <w:start w:val="1"/>
+      <w:numFmt w:val="bullet"/>
+      <w:lvlText w:val="o"/>
+      <w:lvlJc w:val="left"/>
+      <w:pPr>
+        <w:tabs>
+          <w:tab w:val="num" w:pos="1440"/>
+        </w:tabs>
+        <w:ind w:left="1440" w:hanging="360"/>
+      </w:pPr>
+      <w:rPr>
+        <w:rFonts w:ascii="Courier New" w:hAnsi="Courier New" w:hint="default"/>
+        <w:sz w:val="20"/>
+      </w:rPr>
+    </w:lvl>
+    <w:lvl w:ilvl="2" w:tentative="1">
+      <w:start w:val="1"/>
+      <w:numFmt w:val="bullet"/>
+      <w:lvlText w:val=""/>
+      <w:lvlJc w:val="left"/>
+      <w:pPr>
+        <w:tabs>
+          <w:tab w:val="num" w:pos="2160"/>
+        </w:tabs>
+        <w:ind w:left="2160" w:hanging="360"/>
+      </w:pPr>
+      <w:rPr>
+        <w:rFonts w:ascii="Wingdings" w:hAnsi="Wingdings" w:hint="default"/>
+        <w:sz w:val="20"/>
+      </w:rPr>
+    </w:lvl>
+    <w:lvl w:ilvl="3" w:tentative="1">
+      <w:start w:val="1"/>
+      <w:numFmt w:val="bullet"/>
+      <w:lvlText w:val=""/>
+      <w:lvlJc w:val="left"/>
+      <w:pPr>
+        <w:tabs>
+          <w:tab w:val="num" w:pos="2880"/>
+        </w:tabs>
+        <w:ind w:left="2880" w:hanging="360"/>
+      </w:pPr>
+      <w:rPr>
+        <w:rFonts w:ascii="Wingdings" w:hAnsi="Wingdings" w:hint="default"/>
+        <w:sz w:val="20"/>
+      </w:rPr>
+    </w:lvl>
+    <w:lvl w:ilvl="4" w:tentative="1">
+      <w:start w:val="1"/>
+      <w:numFmt w:val="bullet"/>
+      <w:lvlText w:val=""/>
+      <w:lvlJc w:val="left"/>
+      <w:pPr>
+        <w:tabs>
+          <w:tab w:val="num" w:pos="3600"/>
+        </w:tabs>
+        <w:ind w:left="3600" w:hanging="360"/>
+      </w:pPr>
+      <w:rPr>
+        <w:rFonts w:ascii="Wingdings" w:hAnsi="Wingdings" w:hint="default"/>
+        <w:sz w:val="20"/>
+      </w:rPr>
+    </w:lvl>
+    <w:lvl w:ilvl="5" w:tentative="1">
+      <w:start w:val="1"/>
+      <w:numFmt w:val="bullet"/>
+      <w:lvlText w:val=""/>
+      <w:lvlJc w:val="left"/>
+      <w:pPr>
+        <w:tabs>
+          <w:tab w:val="num" w:pos="4320"/>
+        </w:tabs>
+        <w:ind w:left="4320" w:hanging="360"/>
+      </w:pPr>
+      <w:rPr>
+        <w:rFonts w:ascii="Wingdings" w:hAnsi="Wingdings" w:hint="default"/>
+        <w:sz w:val="20"/>
+      </w:rPr>
+    </w:lvl>
+    <w:lvl w:ilvl="6" w:tentative="1">
+      <w:start w:val="1"/>
+      <w:numFmt w:val="bullet"/>
+      <w:lvlText w:val=""/>
+      <w:lvlJc w:val="left"/>
+      <w:pPr>
+        <w:tabs>
+          <w:tab w:val="num" w:pos="5040"/>
+        </w:tabs>
+        <w:ind w:left="5040" w:hanging="360"/>
+      </w:pPr>
+      <w:rPr>
+        <w:rFonts w:ascii="Wingdings" w:hAnsi="Wingdings" w:hint="default"/>
+        <w:sz w:val="20"/>
+      </w:rPr>
+    </w:lvl>
+    <w:lvl w:ilvl="7" w:tentative="1">
+      <w:start w:val="1"/>
+      <w:numFmt w:val="bullet"/>
+      <w:lvlText w:val=""/>
+      <w:lvlJc w:val="left"/>
+      <w:pPr>
+        <w:tabs>
+          <w:tab w:val="num" w:pos="5760"/>
+        </w:tabs>
+        <w:ind w:left="5760" w:hanging="360"/>
+      </w:pPr>
+      <w:rPr>
+        <w:rFonts w:ascii="Wingdings" w:hAnsi="Wingdings" w:hint="default"/>
+        <w:sz w:val="20"/>
+      </w:rPr>
+    </w:lvl>
+    <w:lvl w:ilvl="8" w:tentative="1">
+      <w:start w:val="1"/>
+      <w:numFmt w:val="bullet"/>
+      <w:lvlText w:val=""/>
+      <w:lvlJc w:val="left"/>
+      <w:pPr>
+        <w:tabs>
+          <w:tab w:val="num" w:pos="6480"/>
+        </w:tabs>
+        <w:ind w:left="6480" w:hanging="360"/>
+      </w:pPr>
+      <w:rPr>
+        <w:rFonts w:ascii="Wingdings" w:hAnsi="Wingdings" w:hint="default"/>
+        <w:sz w:val="20"/>
+      </w:rPr>
+    </w:lvl>
+  </w:abstractNum>
+  <w:abstractNum w:abstractNumId="18" w15:restartNumberingAfterBreak="0">
     <w:nsid w:val="412A19E8"/>
     <w:multiLevelType w:val="multilevel"/>
     <w:tmpl w:val="08EC8DF4"/>
@@ -12079,7 +15391,7 @@
       </w:rPr>
     </w:lvl>
   </w:abstractNum>
-  <w:abstractNum w:abstractNumId="18" w15:restartNumberingAfterBreak="0">
+  <w:abstractNum w:abstractNumId="19" w15:restartNumberingAfterBreak="0">
     <w:nsid w:val="41CB3933"/>
     <w:multiLevelType w:val="multilevel"/>
     <w:tmpl w:val="2B6E8270"/>
@@ -12192,7 +15504,7 @@
       </w:pPr>
     </w:lvl>
   </w:abstractNum>
-  <w:abstractNum w:abstractNumId="19" w15:restartNumberingAfterBreak="0">
+  <w:abstractNum w:abstractNumId="20" w15:restartNumberingAfterBreak="0">
     <w:nsid w:val="435C74D2"/>
     <w:multiLevelType w:val="multilevel"/>
     <w:tmpl w:val="D5E8A486"/>
@@ -12341,7 +15653,7 @@
       </w:rPr>
     </w:lvl>
   </w:abstractNum>
-  <w:abstractNum w:abstractNumId="20" w15:restartNumberingAfterBreak="0">
+  <w:abstractNum w:abstractNumId="21" w15:restartNumberingAfterBreak="0">
     <w:nsid w:val="44176407"/>
     <w:multiLevelType w:val="multilevel"/>
     <w:tmpl w:val="4EA69498"/>
@@ -12490,7 +15802,7 @@
       </w:rPr>
     </w:lvl>
   </w:abstractNum>
-  <w:abstractNum w:abstractNumId="21" w15:restartNumberingAfterBreak="0">
+  <w:abstractNum w:abstractNumId="22" w15:restartNumberingAfterBreak="0">
     <w:nsid w:val="496B532B"/>
     <w:multiLevelType w:val="multilevel"/>
     <w:tmpl w:val="AF9EAD66"/>
@@ -12605,25 +15917,25 @@
       </w:rPr>
     </w:lvl>
   </w:abstractNum>
-  <w:abstractNum w:abstractNumId="22" w15:restartNumberingAfterBreak="0">
+  <w:abstractNum w:abstractNumId="23" w15:restartNumberingAfterBreak="0">
     <w:nsid w:val="5AA65017"/>
     <w:multiLevelType w:val="multilevel"/>
     <w:tmpl w:val="24F07EF8"/>
     <w:numStyleLink w:val="ListBulletList"/>
   </w:abstractNum>
-  <w:abstractNum w:abstractNumId="23" w15:restartNumberingAfterBreak="0">
+  <w:abstractNum w:abstractNumId="24" w15:restartNumberingAfterBreak="0">
     <w:nsid w:val="5C836163"/>
     <w:multiLevelType w:val="multilevel"/>
     <w:tmpl w:val="3E32516E"/>
     <w:numStyleLink w:val="HeadingList"/>
   </w:abstractNum>
-  <w:abstractNum w:abstractNumId="24" w15:restartNumberingAfterBreak="0">
+  <w:abstractNum w:abstractNumId="25" w15:restartNumberingAfterBreak="0">
     <w:nsid w:val="5D997B83"/>
     <w:multiLevelType w:val="multilevel"/>
     <w:tmpl w:val="BF164CCA"/>
     <w:numStyleLink w:val="ListNumericList"/>
   </w:abstractNum>
-  <w:abstractNum w:abstractNumId="25" w15:restartNumberingAfterBreak="0">
+  <w:abstractNum w:abstractNumId="26" w15:restartNumberingAfterBreak="0">
     <w:nsid w:val="7C9A047A"/>
     <w:multiLevelType w:val="multilevel"/>
     <w:tmpl w:val="E52EB0C2"/>
@@ -12776,7 +16088,7 @@
     <w:abstractNumId w:val="5"/>
   </w:num>
   <w:num w:numId="2" w16cid:durableId="2057389717">
-    <w:abstractNumId w:val="21"/>
+    <w:abstractNumId w:val="22"/>
   </w:num>
   <w:num w:numId="3" w16cid:durableId="294067122">
     <w:abstractNumId w:val="12"/>
@@ -12791,19 +16103,19 @@
     <w:abstractNumId w:val="7"/>
   </w:num>
   <w:num w:numId="7" w16cid:durableId="374233006">
-    <w:abstractNumId w:val="22"/>
+    <w:abstractNumId w:val="23"/>
   </w:num>
   <w:num w:numId="8" w16cid:durableId="1492260572">
     <w:abstractNumId w:val="2"/>
   </w:num>
   <w:num w:numId="9" w16cid:durableId="420757382">
+    <w:abstractNumId w:val="25"/>
+  </w:num>
+  <w:num w:numId="10" w16cid:durableId="1985087059">
     <w:abstractNumId w:val="24"/>
   </w:num>
-  <w:num w:numId="10" w16cid:durableId="1985087059">
-    <w:abstractNumId w:val="23"/>
-  </w:num>
   <w:num w:numId="11" w16cid:durableId="1899516203">
-    <w:abstractNumId w:val="17"/>
+    <w:abstractNumId w:val="18"/>
   </w:num>
   <w:num w:numId="12" w16cid:durableId="497892863">
     <w:abstractNumId w:val="8"/>
@@ -12821,10 +16133,10 @@
     <w:abstractNumId w:val="1"/>
   </w:num>
   <w:num w:numId="17" w16cid:durableId="1186751753">
-    <w:abstractNumId w:val="25"/>
+    <w:abstractNumId w:val="26"/>
   </w:num>
   <w:num w:numId="18" w16cid:durableId="2066483547">
-    <w:abstractNumId w:val="20"/>
+    <w:abstractNumId w:val="21"/>
   </w:num>
   <w:num w:numId="19" w16cid:durableId="565799263">
     <w:abstractNumId w:val="10"/>
@@ -12836,19 +16148,22 @@
     <w:abstractNumId w:val="4"/>
   </w:num>
   <w:num w:numId="22" w16cid:durableId="375814331">
-    <w:abstractNumId w:val="19"/>
+    <w:abstractNumId w:val="20"/>
   </w:num>
   <w:num w:numId="23" w16cid:durableId="1846824321">
     <w:abstractNumId w:val="14"/>
   </w:num>
   <w:num w:numId="24" w16cid:durableId="964699495">
-    <w:abstractNumId w:val="18"/>
+    <w:abstractNumId w:val="19"/>
   </w:num>
   <w:num w:numId="25" w16cid:durableId="1212159431">
     <w:abstractNumId w:val="6"/>
   </w:num>
   <w:num w:numId="26" w16cid:durableId="180507951">
     <w:abstractNumId w:val="0"/>
+  </w:num>
+  <w:num w:numId="27" w16cid:durableId="1970158403">
+    <w:abstractNumId w:val="17"/>
   </w:num>
   <w:numIdMacAtCleanup w:val="26"/>
 </w:numbering>
@@ -15055,6 +18370,86 @@
       </w:tcPr>
     </w:tblStylePr>
   </w:style>
+  <w:style w:type="table" w:styleId="EinfacheTabelle2">
+    <w:name w:val="Plain Table 2"/>
+    <w:basedOn w:val="NormaleTabelle"/>
+    <w:uiPriority w:val="42"/>
+    <w:rsid w:val="007152FF"/>
+    <w:pPr>
+      <w:spacing w:after="0" w:line="240" w:lineRule="auto"/>
+    </w:pPr>
+    <w:tblPr>
+      <w:tblStyleRowBandSize w:val="1"/>
+      <w:tblStyleColBandSize w:val="1"/>
+      <w:tblBorders>
+        <w:top w:val="single" w:sz="4" w:space="0" w:color="7F7F7F" w:themeColor="text1" w:themeTint="80"/>
+        <w:bottom w:val="single" w:sz="4" w:space="0" w:color="7F7F7F" w:themeColor="text1" w:themeTint="80"/>
+      </w:tblBorders>
+    </w:tblPr>
+    <w:tblStylePr w:type="firstRow">
+      <w:rPr>
+        <w:b/>
+        <w:bCs/>
+      </w:rPr>
+      <w:tblPr/>
+      <w:tcPr>
+        <w:tcBorders>
+          <w:bottom w:val="single" w:sz="4" w:space="0" w:color="7F7F7F" w:themeColor="text1" w:themeTint="80"/>
+        </w:tcBorders>
+      </w:tcPr>
+    </w:tblStylePr>
+    <w:tblStylePr w:type="lastRow">
+      <w:rPr>
+        <w:b/>
+        <w:bCs/>
+      </w:rPr>
+      <w:tblPr/>
+      <w:tcPr>
+        <w:tcBorders>
+          <w:top w:val="single" w:sz="4" w:space="0" w:color="7F7F7F" w:themeColor="text1" w:themeTint="80"/>
+        </w:tcBorders>
+      </w:tcPr>
+    </w:tblStylePr>
+    <w:tblStylePr w:type="firstCol">
+      <w:rPr>
+        <w:b/>
+        <w:bCs/>
+      </w:rPr>
+    </w:tblStylePr>
+    <w:tblStylePr w:type="lastCol">
+      <w:rPr>
+        <w:b/>
+        <w:bCs/>
+      </w:rPr>
+    </w:tblStylePr>
+    <w:tblStylePr w:type="band1Vert">
+      <w:tblPr/>
+      <w:tcPr>
+        <w:tcBorders>
+          <w:left w:val="single" w:sz="4" w:space="0" w:color="7F7F7F" w:themeColor="text1" w:themeTint="80"/>
+          <w:right w:val="single" w:sz="4" w:space="0" w:color="7F7F7F" w:themeColor="text1" w:themeTint="80"/>
+        </w:tcBorders>
+      </w:tcPr>
+    </w:tblStylePr>
+    <w:tblStylePr w:type="band2Vert">
+      <w:tblPr/>
+      <w:tcPr>
+        <w:tcBorders>
+          <w:left w:val="single" w:sz="4" w:space="0" w:color="7F7F7F" w:themeColor="text1" w:themeTint="80"/>
+          <w:right w:val="single" w:sz="4" w:space="0" w:color="7F7F7F" w:themeColor="text1" w:themeTint="80"/>
+        </w:tcBorders>
+      </w:tcPr>
+    </w:tblStylePr>
+    <w:tblStylePr w:type="band1Horz">
+      <w:tblPr/>
+      <w:tcPr>
+        <w:tcBorders>
+          <w:top w:val="single" w:sz="4" w:space="0" w:color="7F7F7F" w:themeColor="text1" w:themeTint="80"/>
+          <w:bottom w:val="single" w:sz="4" w:space="0" w:color="7F7F7F" w:themeColor="text1" w:themeTint="80"/>
+        </w:tcBorders>
+      </w:tcPr>
+    </w:tblStylePr>
+  </w:style>
 </w:styles>
 </file>
 
@@ -15284,6 +18679,10 @@
 </file>
 
 <file path=customXml/item1.xml><?xml version="1.0" encoding="utf-8"?>
+<PrimeDocsBasicPart xmlns:xsi="http://www.w3.org/2001/XMLSchema-instance" xmlns:xsd="http://www.w3.org/2001/XMLSchema" xmlns="https://schemas.primesoft-group.com/primedocs/BasicPart" templateId="d6d03aed-fec7-4ea3-a9b9-0e389148e37f" colorThemeId="PrimeSoft" profile="03376b57-7b56-47bf-a0fd-339e345aa46a" lcid="1031"/>
+</file>
+
+<file path=customXml/item2.xml><?xml version="1.0" encoding="utf-8"?>
 <PrimeDocsFieldPart xmlns:xsi="http://www.w3.org/2001/XMLSchema-instance" xmlns:xsd="http://www.w3.org/2001/XMLSchema" xmlns="https://schemas.primesoft-group.com/primedocs/FieldPart">
   <Content xmlns="">
     <Fields>
@@ -15325,11 +18724,16 @@
 </PrimeDocsFieldPart>
 </file>
 
-<file path=customXml/item2.xml><?xml version="1.0" encoding="utf-8"?>
-<PrimeDocsBasicPart xmlns:xsi="http://www.w3.org/2001/XMLSchema-instance" xmlns:xsd="http://www.w3.org/2001/XMLSchema" xmlns="https://schemas.primesoft-group.com/primedocs/BasicPart" templateId="d6d03aed-fec7-4ea3-a9b9-0e389148e37f" colorThemeId="PrimeSoft" profile="03376b57-7b56-47bf-a0fd-339e345aa46a" lcid="1031"/>
+<file path=customXml/itemProps1.xml><?xml version="1.0" encoding="utf-8"?>
+<ds:datastoreItem xmlns:ds="http://schemas.openxmlformats.org/officeDocument/2006/customXml" ds:itemID="{0AE06CE5-F55F-4A83-BC48-5094B6786BDC}">
+  <ds:schemaRefs>
+    <ds:schemaRef ds:uri="http://www.w3.org/2001/XMLSchema"/>
+    <ds:schemaRef ds:uri="https://schemas.primesoft-group.com/primedocs/BasicPart"/>
+  </ds:schemaRefs>
+</ds:datastoreItem>
 </file>
 
-<file path=customXml/itemProps1.xml><?xml version="1.0" encoding="utf-8"?>
+<file path=customXml/itemProps2.xml><?xml version="1.0" encoding="utf-8"?>
 <ds:datastoreItem xmlns:ds="http://schemas.openxmlformats.org/officeDocument/2006/customXml" ds:itemID="{175507DB-4871-44B9-97A9-3B41E5957664}">
   <ds:schemaRefs>
     <ds:schemaRef ds:uri="http://www.w3.org/2001/XMLSchema"/>
@@ -15337,13 +18741,4 @@
     <ds:schemaRef ds:uri=""/>
   </ds:schemaRefs>
 </ds:datastoreItem>
-</file>
-
-<file path=customXml/itemProps2.xml><?xml version="1.0" encoding="utf-8"?>
-<ds:datastoreItem xmlns:ds="http://schemas.openxmlformats.org/officeDocument/2006/customXml" ds:itemID="{0AE06CE5-F55F-4A83-BC48-5094B6786BDC}">
-  <ds:schemaRefs>
-    <ds:schemaRef ds:uri="http://www.w3.org/2001/XMLSchema"/>
-    <ds:schemaRef ds:uri="https://schemas.primesoft-group.com/primedocs/BasicPart"/>
-  </ds:schemaRefs>
-</ds:datastoreItem>
 </file>